--- a/Documentation.docx
+++ b/Documentation.docx
@@ -9,327 +9,2815 @@
           <w:bCs/>
         </w:rPr>
       </w:pPr>
-    </w:p>
-    <w:p>
-      <w:pPr>
-        <w:rPr>
-          <w:b/>
-          <w:bCs/>
-        </w:rPr>
-      </w:pPr>
-      <w:r>
-        <w:rPr>
-          <w:b/>
-          <w:bCs/>
-        </w:rPr>
-        <w:t>Assignment 1 → EC2 Auto Start/Stop (Core AWS skill)</w:t>
-      </w:r>
-    </w:p>
-    <w:p>
-      <w:pPr>
-        <w:rPr>
-          <w:b/>
-          <w:bCs/>
-        </w:rPr>
-      </w:pPr>
-      <w:r>
-        <w:rPr>
-          <w:b/>
-          <w:bCs/>
-        </w:rPr>
-        <w:t>Assignment 2 → S3 Cleanup (Lifecycle automation)</w:t>
-      </w:r>
-    </w:p>
-    <w:p>
-      <w:pPr>
-        <w:rPr>
-          <w:b/>
-          <w:bCs/>
-        </w:rPr>
-      </w:pPr>
-      <w:r>
-        <w:rPr>
-          <w:b/>
-          <w:bCs/>
-        </w:rPr>
-        <w:t>Assignment 3 → Detect Unencrypted Buckets (Security use case)</w:t>
-      </w:r>
-    </w:p>
-    <w:p>
-      <w:pPr>
-        <w:rPr>
-          <w:b/>
-          <w:bCs/>
-        </w:rPr>
-      </w:pPr>
-      <w:r>
-        <w:rPr>
-          <w:b/>
-          <w:bCs/>
-        </w:rPr>
-        <w:t>Assignment 4 → EBS Snapshot + Cleanup (Backup automation)</w:t>
-      </w:r>
-    </w:p>
-    <w:p>
-      <w:pPr>
-        <w:rPr>
-          <w:b/>
-          <w:bCs/>
-        </w:rPr>
-      </w:pPr>
-    </w:p>
-    <w:p>
-      <w:pPr>
-        <w:rPr>
-          <w:b/>
-          <w:bCs/>
-        </w:rPr>
-      </w:pPr>
-      <w:r>
-        <w:rPr>
-          <w:b/>
-          <w:bCs/>
-        </w:rPr>
-        <w:t xml:space="preserve">Compute + Storage + Security + Backup </w:t>
-      </w:r>
-      <w:proofErr w:type="gramStart"/>
-      <w:r>
-        <w:rPr>
-          <w:b/>
-          <w:bCs/>
-        </w:rPr>
-        <w:t>( All</w:t>
-      </w:r>
-      <w:proofErr w:type="gramEnd"/>
-      <w:r>
-        <w:rPr>
-          <w:b/>
-          <w:bCs/>
-        </w:rPr>
-        <w:t xml:space="preserve"> </w:t>
-      </w:r>
-      <w:proofErr w:type="gramStart"/>
-      <w:r>
-        <w:rPr>
-          <w:b/>
-          <w:bCs/>
-        </w:rPr>
-        <w:t>included )</w:t>
-      </w:r>
-      <w:proofErr w:type="gramEnd"/>
-    </w:p>
-    <w:p>
-      <w:pPr>
-        <w:rPr>
-          <w:b/>
-          <w:bCs/>
-        </w:rPr>
-      </w:pPr>
-    </w:p>
-    <w:p>
-      <w:pPr>
-        <w:rPr>
-          <w:b/>
-          <w:bCs/>
-        </w:rPr>
-      </w:pPr>
-      <w:r>
-        <w:rPr>
-          <w:b/>
-          <w:bCs/>
-        </w:rPr>
-        <w:t>************************************************************</w:t>
-      </w:r>
-    </w:p>
-    <w:p>
-      <w:pPr>
-        <w:rPr>
-          <w:b/>
-          <w:bCs/>
-        </w:rPr>
-      </w:pPr>
-    </w:p>
-    <w:p>
-      <w:pPr>
-        <w:rPr>
-          <w:b/>
-          <w:bCs/>
-        </w:rPr>
-      </w:pPr>
-      <w:r>
-        <w:rPr>
-          <w:b/>
-          <w:bCs/>
-        </w:rPr>
-        <w:t>Assignment 1 → EC2 Auto Start/Stop (Core AWS skill)</w:t>
-      </w:r>
-    </w:p>
-    <w:p>
-      <w:pPr>
-        <w:rPr>
-          <w:b/>
-          <w:bCs/>
-        </w:rPr>
-      </w:pPr>
-      <w:r>
-        <w:rPr>
-          <w:b/>
-          <w:bCs/>
-        </w:rPr>
-        <w:t>----------------------------------------------------</w:t>
-      </w:r>
-      <w:r>
-        <w:rPr>
-          <w:b/>
-          <w:bCs/>
-        </w:rPr>
-        <w:t>--------------------</w:t>
-      </w:r>
-    </w:p>
-    <w:p>
-      <w:pPr>
-        <w:rPr>
-          <w:b/>
-          <w:bCs/>
-        </w:rPr>
-      </w:pPr>
-    </w:p>
-    <w:p>
-      <w:pPr>
-        <w:rPr>
-          <w:b/>
-          <w:bCs/>
-        </w:rPr>
-      </w:pPr>
-      <w:r>
-        <w:rPr>
-          <w:b/>
-          <w:bCs/>
-        </w:rPr>
-        <w:t>Steps:</w:t>
+      <w:r>
+        <w:rPr>
+          <w:b/>
+          <w:bCs/>
+          <w:highlight w:val="yellow"/>
+        </w:rPr>
+        <w:t>Assignment 1 → EC2 Auto Start/Stop</w:t>
+      </w:r>
+    </w:p>
+    <w:p>
+      <w:pPr>
+        <w:rPr>
+          <w:b/>
+          <w:bCs/>
+        </w:rPr>
+      </w:pPr>
+    </w:p>
+    <w:p>
+      <w:pPr>
+        <w:rPr>
+          <w:b/>
+          <w:bCs/>
+        </w:rPr>
+      </w:pPr>
+      <w:r>
+        <w:rPr>
+          <w:b/>
+          <w:bCs/>
+        </w:rPr>
+        <w:t>Step 1: Create EC2 Instances</w:t>
       </w:r>
     </w:p>
     <w:p>
       <w:pPr>
         <w:numPr>
           <w:ilvl w:val="0"/>
-          <w:numId w:val="1"/>
+          <w:numId w:val="2"/>
         </w:numPr>
       </w:pPr>
       <w:r>
-        <w:t xml:space="preserve">Created 2 EC2 instances </w:t>
+        <w:t xml:space="preserve">Go to AWS Console → </w:t>
+      </w:r>
+      <w:r>
+        <w:rPr>
+          <w:b/>
+          <w:bCs/>
+        </w:rPr>
+        <w:t>EC2</w:t>
+      </w:r>
+      <w:r>
+        <w:t xml:space="preserve"> </w:t>
       </w:r>
     </w:p>
     <w:p>
       <w:pPr>
         <w:numPr>
           <w:ilvl w:val="0"/>
-          <w:numId w:val="1"/>
+          <w:numId w:val="2"/>
         </w:numPr>
       </w:pPr>
       <w:r>
-        <w:t xml:space="preserve">Added tags: </w:t>
-      </w:r>
-    </w:p>
-    <w:p>
-      <w:pPr>
-        <w:numPr>
-          <w:ilvl w:val="1"/>
-          <w:numId w:val="1"/>
-        </w:numPr>
-      </w:pPr>
-      <w:r>
-        <w:t xml:space="preserve">Action=Auto-Stop </w:t>
-      </w:r>
-    </w:p>
-    <w:p>
-      <w:pPr>
-        <w:numPr>
-          <w:ilvl w:val="1"/>
-          <w:numId w:val="1"/>
-        </w:numPr>
-      </w:pPr>
-      <w:r>
-        <w:t xml:space="preserve">Action=Auto-Start </w:t>
+        <w:t xml:space="preserve">Click </w:t>
+      </w:r>
+      <w:r>
+        <w:rPr>
+          <w:b/>
+          <w:bCs/>
+        </w:rPr>
+        <w:t>Launch Instance</w:t>
+      </w:r>
+      <w:r>
+        <w:t xml:space="preserve"> </w:t>
+      </w:r>
+    </w:p>
+    <w:p>
+      <w:pPr>
+        <w:rPr>
+          <w:b/>
+          <w:bCs/>
+        </w:rPr>
+      </w:pPr>
+      <w:r>
+        <w:rPr>
+          <w:b/>
+          <w:bCs/>
+        </w:rPr>
+        <w:t>Instance 1:</w:t>
       </w:r>
     </w:p>
     <w:p>
       <w:pPr>
         <w:numPr>
           <w:ilvl w:val="0"/>
-          <w:numId w:val="1"/>
+          <w:numId w:val="3"/>
         </w:numPr>
       </w:pPr>
       <w:r>
-        <w:t xml:space="preserve">Created IAM role with: </w:t>
-      </w:r>
-    </w:p>
-    <w:p>
-      <w:pPr>
-        <w:numPr>
-          <w:ilvl w:val="1"/>
-          <w:numId w:val="1"/>
-        </w:numPr>
-      </w:pPr>
-      <w:r>
-        <w:t xml:space="preserve">AmazonEC2FullAccess </w:t>
+        <w:t xml:space="preserve">Name: auto-stop-instance </w:t>
       </w:r>
     </w:p>
     <w:p>
       <w:pPr>
         <w:numPr>
           <w:ilvl w:val="0"/>
-          <w:numId w:val="1"/>
+          <w:numId w:val="3"/>
         </w:numPr>
       </w:pPr>
       <w:r>
-        <w:t xml:space="preserve">Created Lambda function (Python 3.x) </w:t>
+        <w:t>Instance type: t</w:t>
+      </w:r>
+      <w:proofErr w:type="gramStart"/>
+      <w:r>
+        <w:t>2.micro</w:t>
+      </w:r>
+      <w:proofErr w:type="gramEnd"/>
+      <w:r>
+        <w:t xml:space="preserve"> </w:t>
       </w:r>
     </w:p>
     <w:p>
       <w:pPr>
         <w:numPr>
           <w:ilvl w:val="0"/>
-          <w:numId w:val="1"/>
+          <w:numId w:val="3"/>
         </w:numPr>
       </w:pPr>
       <w:r>
-        <w:t xml:space="preserve">Attached IAM role </w:t>
+        <w:t xml:space="preserve">Click </w:t>
+      </w:r>
+      <w:r>
+        <w:rPr>
+          <w:b/>
+          <w:bCs/>
+        </w:rPr>
+        <w:t>Launch</w:t>
+      </w:r>
+      <w:r>
+        <w:t xml:space="preserve"> </w:t>
+      </w:r>
+    </w:p>
+    <w:p>
+      <w:pPr>
+        <w:rPr>
+          <w:b/>
+          <w:bCs/>
+        </w:rPr>
+      </w:pPr>
+      <w:r>
+        <w:rPr>
+          <w:b/>
+          <w:bCs/>
+        </w:rPr>
+        <w:t>Instance 2:</w:t>
       </w:r>
     </w:p>
     <w:p>
       <w:pPr>
         <w:numPr>
           <w:ilvl w:val="0"/>
-          <w:numId w:val="1"/>
+          <w:numId w:val="4"/>
         </w:numPr>
       </w:pPr>
       <w:r>
-        <w:t xml:space="preserve">Deployed code </w:t>
+        <w:t xml:space="preserve">Name: auto-start-instance </w:t>
       </w:r>
     </w:p>
     <w:p>
       <w:pPr>
         <w:numPr>
           <w:ilvl w:val="0"/>
-          <w:numId w:val="1"/>
+          <w:numId w:val="4"/>
         </w:numPr>
       </w:pPr>
       <w:r>
-        <w:t xml:space="preserve">Manually triggered Lambda </w:t>
+        <w:t>Instance type: t</w:t>
+      </w:r>
+      <w:proofErr w:type="gramStart"/>
+      <w:r>
+        <w:t>2.micro</w:t>
+      </w:r>
+      <w:proofErr w:type="gramEnd"/>
+      <w:r>
+        <w:t xml:space="preserve"> </w:t>
       </w:r>
     </w:p>
     <w:p>
       <w:pPr>
         <w:numPr>
           <w:ilvl w:val="0"/>
-          <w:numId w:val="1"/>
+          <w:numId w:val="4"/>
         </w:numPr>
       </w:pPr>
       <w:r>
-        <w:t>Verified instance state changes</w:t>
-      </w:r>
-    </w:p>
+        <w:t xml:space="preserve">Click </w:t>
+      </w:r>
+      <w:r>
+        <w:rPr>
+          <w:b/>
+          <w:bCs/>
+        </w:rPr>
+        <w:t>Launch</w:t>
+      </w:r>
+    </w:p>
+    <w:p/>
+    <w:p>
+      <w:r>
+        <w:drawing>
+          <wp:inline distT="0" distB="0" distL="0" distR="0" wp14:anchorId="4B2275EC" wp14:editId="0412CBE9">
+            <wp:extent cx="5086611" cy="2381372"/>
+            <wp:effectExtent l="0" t="0" r="0" b="0"/>
+            <wp:docPr id="2144014162" name="Picture 1"/>
+            <wp:cNvGraphicFramePr>
+              <a:graphicFrameLocks xmlns:a="http://schemas.openxmlformats.org/drawingml/2006/main" noChangeAspect="1"/>
+            </wp:cNvGraphicFramePr>
+            <a:graphic xmlns:a="http://schemas.openxmlformats.org/drawingml/2006/main">
+              <a:graphicData uri="http://schemas.openxmlformats.org/drawingml/2006/picture">
+                <pic:pic xmlns:pic="http://schemas.openxmlformats.org/drawingml/2006/picture">
+                  <pic:nvPicPr>
+                    <pic:cNvPr id="2144014162" name=""/>
+                    <pic:cNvPicPr/>
+                  </pic:nvPicPr>
+                  <pic:blipFill>
+                    <a:blip r:embed="rId5"/>
+                    <a:stretch>
+                      <a:fillRect/>
+                    </a:stretch>
+                  </pic:blipFill>
+                  <pic:spPr>
+                    <a:xfrm>
+                      <a:off x="0" y="0"/>
+                      <a:ext cx="5086611" cy="2381372"/>
+                    </a:xfrm>
+                    <a:prstGeom prst="rect">
+                      <a:avLst/>
+                    </a:prstGeom>
+                  </pic:spPr>
+                </pic:pic>
+              </a:graphicData>
+            </a:graphic>
+          </wp:inline>
+        </w:drawing>
+      </w:r>
+    </w:p>
+    <w:p/>
+    <w:p>
+      <w:pPr>
+        <w:rPr>
+          <w:b/>
+          <w:bCs/>
+        </w:rPr>
+      </w:pPr>
+      <w:r>
+        <w:rPr>
+          <w:b/>
+          <w:bCs/>
+        </w:rPr>
+        <w:t>Step 2: Add Tags</w:t>
+      </w:r>
+    </w:p>
+    <w:p>
+      <w:pPr>
+        <w:numPr>
+          <w:ilvl w:val="0"/>
+          <w:numId w:val="5"/>
+        </w:numPr>
+      </w:pPr>
+      <w:r>
+        <w:t xml:space="preserve">Go to </w:t>
+      </w:r>
+      <w:r>
+        <w:rPr>
+          <w:b/>
+          <w:bCs/>
+        </w:rPr>
+        <w:t>Instances</w:t>
+      </w:r>
+      <w:r>
+        <w:t xml:space="preserve"> </w:t>
+      </w:r>
+    </w:p>
+    <w:p>
+      <w:pPr>
+        <w:numPr>
+          <w:ilvl w:val="0"/>
+          <w:numId w:val="5"/>
+        </w:numPr>
+      </w:pPr>
+      <w:r>
+        <w:t xml:space="preserve">Select first instance → Click </w:t>
+      </w:r>
+      <w:r>
+        <w:rPr>
+          <w:b/>
+          <w:bCs/>
+        </w:rPr>
+        <w:t>Tags tab</w:t>
+      </w:r>
+      <w:r>
+        <w:t xml:space="preserve"> </w:t>
+      </w:r>
+    </w:p>
+    <w:p>
+      <w:pPr>
+        <w:numPr>
+          <w:ilvl w:val="0"/>
+          <w:numId w:val="5"/>
+        </w:numPr>
+      </w:pPr>
+      <w:r>
+        <w:t xml:space="preserve">Click </w:t>
+      </w:r>
+      <w:r>
+        <w:rPr>
+          <w:b/>
+          <w:bCs/>
+        </w:rPr>
+        <w:t>Manage tags</w:t>
+      </w:r>
+    </w:p>
+    <w:p>
+      <w:r>
+        <w:t>Key: Action</w:t>
+      </w:r>
+    </w:p>
+    <w:p>
+      <w:r>
+        <w:lastRenderedPageBreak/>
+        <w:t>Value: Auto-Stop</w:t>
+      </w:r>
+    </w:p>
+    <w:p/>
+    <w:p>
+      <w:r>
+        <w:drawing>
+          <wp:inline distT="0" distB="0" distL="0" distR="0" wp14:anchorId="60254FB5" wp14:editId="126FB716">
+            <wp:extent cx="5731510" cy="1633855"/>
+            <wp:effectExtent l="0" t="0" r="2540" b="4445"/>
+            <wp:docPr id="479926061" name="Picture 1"/>
+            <wp:cNvGraphicFramePr>
+              <a:graphicFrameLocks xmlns:a="http://schemas.openxmlformats.org/drawingml/2006/main" noChangeAspect="1"/>
+            </wp:cNvGraphicFramePr>
+            <a:graphic xmlns:a="http://schemas.openxmlformats.org/drawingml/2006/main">
+              <a:graphicData uri="http://schemas.openxmlformats.org/drawingml/2006/picture">
+                <pic:pic xmlns:pic="http://schemas.openxmlformats.org/drawingml/2006/picture">
+                  <pic:nvPicPr>
+                    <pic:cNvPr id="479926061" name=""/>
+                    <pic:cNvPicPr/>
+                  </pic:nvPicPr>
+                  <pic:blipFill>
+                    <a:blip r:embed="rId6"/>
+                    <a:stretch>
+                      <a:fillRect/>
+                    </a:stretch>
+                  </pic:blipFill>
+                  <pic:spPr>
+                    <a:xfrm>
+                      <a:off x="0" y="0"/>
+                      <a:ext cx="5731510" cy="1633855"/>
+                    </a:xfrm>
+                    <a:prstGeom prst="rect">
+                      <a:avLst/>
+                    </a:prstGeom>
+                  </pic:spPr>
+                </pic:pic>
+              </a:graphicData>
+            </a:graphic>
+          </wp:inline>
+        </w:drawing>
+      </w:r>
+    </w:p>
+    <w:p/>
+    <w:p>
+      <w:r>
+        <w:t>Repeat for second instance:</w:t>
+      </w:r>
+    </w:p>
+    <w:p>
+      <w:r>
+        <w:t>Key: Action</w:t>
+      </w:r>
+    </w:p>
+    <w:p>
+      <w:r>
+        <w:t>Value: Auto-Start</w:t>
+      </w:r>
+    </w:p>
+    <w:p/>
+    <w:p>
+      <w:pPr>
+        <w:rPr>
+          <w:b/>
+          <w:bCs/>
+        </w:rPr>
+      </w:pPr>
+      <w:r>
+        <w:rPr>
+          <w:b/>
+          <w:bCs/>
+        </w:rPr>
+        <w:t>Step 3: Create IAM Role for Lambda</w:t>
+      </w:r>
+    </w:p>
+    <w:p>
+      <w:pPr>
+        <w:numPr>
+          <w:ilvl w:val="0"/>
+          <w:numId w:val="6"/>
+        </w:numPr>
+      </w:pPr>
+      <w:r>
+        <w:t xml:space="preserve">Go to </w:t>
+      </w:r>
+      <w:r>
+        <w:rPr>
+          <w:b/>
+          <w:bCs/>
+        </w:rPr>
+        <w:t>IAM → Roles</w:t>
+      </w:r>
+      <w:r>
+        <w:t xml:space="preserve"> </w:t>
+      </w:r>
+    </w:p>
+    <w:p>
+      <w:pPr>
+        <w:numPr>
+          <w:ilvl w:val="0"/>
+          <w:numId w:val="6"/>
+        </w:numPr>
+      </w:pPr>
+      <w:r>
+        <w:t xml:space="preserve">Click </w:t>
+      </w:r>
+      <w:r>
+        <w:rPr>
+          <w:b/>
+          <w:bCs/>
+        </w:rPr>
+        <w:t>Create role</w:t>
+      </w:r>
+      <w:r>
+        <w:t xml:space="preserve"> </w:t>
+      </w:r>
+    </w:p>
+    <w:p>
+      <w:pPr>
+        <w:rPr>
+          <w:b/>
+          <w:bCs/>
+        </w:rPr>
+      </w:pPr>
+      <w:r>
+        <w:rPr>
+          <w:b/>
+          <w:bCs/>
+        </w:rPr>
+        <w:t>Select:</w:t>
+      </w:r>
+    </w:p>
+    <w:p>
+      <w:pPr>
+        <w:numPr>
+          <w:ilvl w:val="0"/>
+          <w:numId w:val="7"/>
+        </w:numPr>
+      </w:pPr>
+      <w:r>
+        <w:t xml:space="preserve">Trusted entity → </w:t>
+      </w:r>
+      <w:r>
+        <w:rPr>
+          <w:b/>
+          <w:bCs/>
+        </w:rPr>
+        <w:t>AWS service</w:t>
+      </w:r>
+      <w:r>
+        <w:t xml:space="preserve"> </w:t>
+      </w:r>
+    </w:p>
+    <w:p>
+      <w:pPr>
+        <w:numPr>
+          <w:ilvl w:val="0"/>
+          <w:numId w:val="7"/>
+        </w:numPr>
+      </w:pPr>
+      <w:r>
+        <w:t xml:space="preserve">Use case → </w:t>
+      </w:r>
+      <w:r>
+        <w:rPr>
+          <w:b/>
+          <w:bCs/>
+        </w:rPr>
+        <w:t>Lambda</w:t>
+      </w:r>
+      <w:r>
+        <w:t xml:space="preserve"> </w:t>
+      </w:r>
+    </w:p>
+    <w:p>
+      <w:r>
+        <w:t xml:space="preserve">Click </w:t>
+      </w:r>
+      <w:r>
+        <w:rPr>
+          <w:b/>
+          <w:bCs/>
+        </w:rPr>
+        <w:t>Next</w:t>
+      </w:r>
+    </w:p>
+    <w:p>
+      <w:pPr>
+        <w:rPr>
+          <w:b/>
+          <w:bCs/>
+        </w:rPr>
+      </w:pPr>
+      <w:r>
+        <w:rPr>
+          <w:b/>
+          <w:bCs/>
+        </w:rPr>
+        <w:t>Attach policy:</w:t>
+      </w:r>
+    </w:p>
+    <w:p>
+      <w:pPr>
+        <w:numPr>
+          <w:ilvl w:val="0"/>
+          <w:numId w:val="8"/>
+        </w:numPr>
+      </w:pPr>
+      <w:r>
+        <w:t xml:space="preserve">Select: AmazonEC2FullAccess </w:t>
+      </w:r>
+    </w:p>
+    <w:p>
+      <w:r>
+        <w:t>Click:</w:t>
+      </w:r>
+    </w:p>
+    <w:p>
+      <w:pPr>
+        <w:numPr>
+          <w:ilvl w:val="0"/>
+          <w:numId w:val="9"/>
+        </w:numPr>
+      </w:pPr>
+      <w:r>
+        <w:t>Next → Name role: lambda-ec2-role → Create</w:t>
+      </w:r>
+    </w:p>
+    <w:p/>
+    <w:p>
+      <w:r>
+        <w:lastRenderedPageBreak/>
+        <w:drawing>
+          <wp:inline distT="0" distB="0" distL="0" distR="0" wp14:anchorId="62CF82C8" wp14:editId="4DD930E9">
+            <wp:extent cx="5731510" cy="2823845"/>
+            <wp:effectExtent l="0" t="0" r="2540" b="0"/>
+            <wp:docPr id="892420249" name="Picture 1"/>
+            <wp:cNvGraphicFramePr>
+              <a:graphicFrameLocks xmlns:a="http://schemas.openxmlformats.org/drawingml/2006/main" noChangeAspect="1"/>
+            </wp:cNvGraphicFramePr>
+            <a:graphic xmlns:a="http://schemas.openxmlformats.org/drawingml/2006/main">
+              <a:graphicData uri="http://schemas.openxmlformats.org/drawingml/2006/picture">
+                <pic:pic xmlns:pic="http://schemas.openxmlformats.org/drawingml/2006/picture">
+                  <pic:nvPicPr>
+                    <pic:cNvPr id="892420249" name=""/>
+                    <pic:cNvPicPr/>
+                  </pic:nvPicPr>
+                  <pic:blipFill>
+                    <a:blip r:embed="rId7"/>
+                    <a:stretch>
+                      <a:fillRect/>
+                    </a:stretch>
+                  </pic:blipFill>
+                  <pic:spPr>
+                    <a:xfrm>
+                      <a:off x="0" y="0"/>
+                      <a:ext cx="5731510" cy="2823845"/>
+                    </a:xfrm>
+                    <a:prstGeom prst="rect">
+                      <a:avLst/>
+                    </a:prstGeom>
+                  </pic:spPr>
+                </pic:pic>
+              </a:graphicData>
+            </a:graphic>
+          </wp:inline>
+        </w:drawing>
+      </w:r>
+    </w:p>
+    <w:p/>
+    <w:p>
+      <w:pPr>
+        <w:rPr>
+          <w:b/>
+          <w:bCs/>
+        </w:rPr>
+      </w:pPr>
+      <w:r>
+        <w:rPr>
+          <w:b/>
+          <w:bCs/>
+        </w:rPr>
+        <w:t>Step 4: Create Lambda Function</w:t>
+      </w:r>
+    </w:p>
+    <w:p>
+      <w:pPr>
+        <w:numPr>
+          <w:ilvl w:val="0"/>
+          <w:numId w:val="10"/>
+        </w:numPr>
+      </w:pPr>
+      <w:r>
+        <w:t xml:space="preserve">Go to </w:t>
+      </w:r>
+      <w:r>
+        <w:rPr>
+          <w:b/>
+          <w:bCs/>
+        </w:rPr>
+        <w:t>AWS Lambda</w:t>
+      </w:r>
+      <w:r>
+        <w:t xml:space="preserve"> </w:t>
+      </w:r>
+    </w:p>
+    <w:p>
+      <w:pPr>
+        <w:numPr>
+          <w:ilvl w:val="0"/>
+          <w:numId w:val="10"/>
+        </w:numPr>
+      </w:pPr>
+      <w:r>
+        <w:t xml:space="preserve">Click </w:t>
+      </w:r>
+      <w:r>
+        <w:rPr>
+          <w:b/>
+          <w:bCs/>
+        </w:rPr>
+        <w:t>Create function</w:t>
+      </w:r>
+      <w:r>
+        <w:t xml:space="preserve"> </w:t>
+      </w:r>
+    </w:p>
+    <w:p>
+      <w:pPr>
+        <w:rPr>
+          <w:b/>
+          <w:bCs/>
+        </w:rPr>
+      </w:pPr>
+      <w:r>
+        <w:rPr>
+          <w:b/>
+          <w:bCs/>
+        </w:rPr>
+        <w:t>Fill:</w:t>
+      </w:r>
+    </w:p>
+    <w:p>
+      <w:pPr>
+        <w:numPr>
+          <w:ilvl w:val="0"/>
+          <w:numId w:val="11"/>
+        </w:numPr>
+      </w:pPr>
+      <w:r>
+        <w:t xml:space="preserve">Function name: ec2-auto-manager </w:t>
+      </w:r>
+    </w:p>
+    <w:p>
+      <w:pPr>
+        <w:numPr>
+          <w:ilvl w:val="0"/>
+          <w:numId w:val="11"/>
+        </w:numPr>
+      </w:pPr>
+      <w:r>
+        <w:t xml:space="preserve">Runtime: Python 3.x </w:t>
+      </w:r>
+    </w:p>
+    <w:p>
+      <w:pPr>
+        <w:numPr>
+          <w:ilvl w:val="0"/>
+          <w:numId w:val="11"/>
+        </w:numPr>
+      </w:pPr>
+      <w:r>
+        <w:t xml:space="preserve">Execution role: Use existing role → lambda-ec2-role </w:t>
+      </w:r>
+    </w:p>
+    <w:p>
+      <w:pPr>
+        <w:rPr>
+          <w:b/>
+          <w:bCs/>
+        </w:rPr>
+      </w:pPr>
+      <w:r>
+        <w:t xml:space="preserve">Click </w:t>
+      </w:r>
+      <w:r>
+        <w:rPr>
+          <w:b/>
+          <w:bCs/>
+        </w:rPr>
+        <w:t>Create function</w:t>
+      </w:r>
+    </w:p>
+    <w:p>
+      <w:pPr>
+        <w:rPr>
+          <w:b/>
+          <w:bCs/>
+        </w:rPr>
+      </w:pPr>
+    </w:p>
+    <w:p>
+      <w:pPr>
+        <w:rPr>
+          <w:b/>
+          <w:bCs/>
+        </w:rPr>
+      </w:pPr>
+      <w:r>
+        <w:rPr>
+          <w:b/>
+          <w:bCs/>
+        </w:rPr>
+        <w:t xml:space="preserve">Step 4: </w:t>
+      </w:r>
+      <w:r>
+        <w:rPr>
+          <w:b/>
+          <w:bCs/>
+        </w:rPr>
+        <w:t xml:space="preserve">Add </w:t>
+      </w:r>
+      <w:r>
+        <w:rPr>
+          <w:b/>
+          <w:bCs/>
+        </w:rPr>
+        <w:t>Code</w:t>
+      </w:r>
+    </w:p>
+    <w:p>
+      <w:pPr>
+        <w:rPr>
+          <w:b/>
+          <w:bCs/>
+        </w:rPr>
+      </w:pPr>
+    </w:p>
+    <w:p>
+      <w:pPr>
+        <w:rPr>
+          <w:b/>
+          <w:bCs/>
+        </w:rPr>
+      </w:pPr>
+    </w:p>
+    <w:p>
+      <w:r>
+        <w:lastRenderedPageBreak/>
+        <w:drawing>
+          <wp:inline distT="0" distB="0" distL="0" distR="0" wp14:anchorId="203636F5" wp14:editId="5AE72673">
+            <wp:extent cx="5302523" cy="3378374"/>
+            <wp:effectExtent l="0" t="0" r="0" b="0"/>
+            <wp:docPr id="139770849" name="Picture 1"/>
+            <wp:cNvGraphicFramePr>
+              <a:graphicFrameLocks xmlns:a="http://schemas.openxmlformats.org/drawingml/2006/main" noChangeAspect="1"/>
+            </wp:cNvGraphicFramePr>
+            <a:graphic xmlns:a="http://schemas.openxmlformats.org/drawingml/2006/main">
+              <a:graphicData uri="http://schemas.openxmlformats.org/drawingml/2006/picture">
+                <pic:pic xmlns:pic="http://schemas.openxmlformats.org/drawingml/2006/picture">
+                  <pic:nvPicPr>
+                    <pic:cNvPr id="139770849" name=""/>
+                    <pic:cNvPicPr/>
+                  </pic:nvPicPr>
+                  <pic:blipFill>
+                    <a:blip r:embed="rId8"/>
+                    <a:stretch>
+                      <a:fillRect/>
+                    </a:stretch>
+                  </pic:blipFill>
+                  <pic:spPr>
+                    <a:xfrm>
+                      <a:off x="0" y="0"/>
+                      <a:ext cx="5302523" cy="3378374"/>
+                    </a:xfrm>
+                    <a:prstGeom prst="rect">
+                      <a:avLst/>
+                    </a:prstGeom>
+                  </pic:spPr>
+                </pic:pic>
+              </a:graphicData>
+            </a:graphic>
+          </wp:inline>
+        </w:drawing>
+      </w:r>
+    </w:p>
+    <w:p/>
+    <w:p>
+      <w:r>
+        <w:drawing>
+          <wp:inline distT="0" distB="0" distL="0" distR="0" wp14:anchorId="70BAF49F" wp14:editId="4F4778B6">
+            <wp:extent cx="5731510" cy="3069590"/>
+            <wp:effectExtent l="0" t="0" r="2540" b="0"/>
+            <wp:docPr id="1922239224" name="Picture 1"/>
+            <wp:cNvGraphicFramePr>
+              <a:graphicFrameLocks xmlns:a="http://schemas.openxmlformats.org/drawingml/2006/main" noChangeAspect="1"/>
+            </wp:cNvGraphicFramePr>
+            <a:graphic xmlns:a="http://schemas.openxmlformats.org/drawingml/2006/main">
+              <a:graphicData uri="http://schemas.openxmlformats.org/drawingml/2006/picture">
+                <pic:pic xmlns:pic="http://schemas.openxmlformats.org/drawingml/2006/picture">
+                  <pic:nvPicPr>
+                    <pic:cNvPr id="1922239224" name=""/>
+                    <pic:cNvPicPr/>
+                  </pic:nvPicPr>
+                  <pic:blipFill>
+                    <a:blip r:embed="rId9"/>
+                    <a:stretch>
+                      <a:fillRect/>
+                    </a:stretch>
+                  </pic:blipFill>
+                  <pic:spPr>
+                    <a:xfrm>
+                      <a:off x="0" y="0"/>
+                      <a:ext cx="5731510" cy="3069590"/>
+                    </a:xfrm>
+                    <a:prstGeom prst="rect">
+                      <a:avLst/>
+                    </a:prstGeom>
+                  </pic:spPr>
+                </pic:pic>
+              </a:graphicData>
+            </a:graphic>
+          </wp:inline>
+        </w:drawing>
+      </w:r>
+    </w:p>
+    <w:p/>
+    <w:p>
+      <w:r>
+        <w:lastRenderedPageBreak/>
+        <w:drawing>
+          <wp:inline distT="0" distB="0" distL="0" distR="0" wp14:anchorId="03EECF30" wp14:editId="7B8F1B95">
+            <wp:extent cx="4388076" cy="3397425"/>
+            <wp:effectExtent l="0" t="0" r="0" b="0"/>
+            <wp:docPr id="1307416240" name="Picture 1"/>
+            <wp:cNvGraphicFramePr>
+              <a:graphicFrameLocks xmlns:a="http://schemas.openxmlformats.org/drawingml/2006/main" noChangeAspect="1"/>
+            </wp:cNvGraphicFramePr>
+            <a:graphic xmlns:a="http://schemas.openxmlformats.org/drawingml/2006/main">
+              <a:graphicData uri="http://schemas.openxmlformats.org/drawingml/2006/picture">
+                <pic:pic xmlns:pic="http://schemas.openxmlformats.org/drawingml/2006/picture">
+                  <pic:nvPicPr>
+                    <pic:cNvPr id="1307416240" name=""/>
+                    <pic:cNvPicPr/>
+                  </pic:nvPicPr>
+                  <pic:blipFill>
+                    <a:blip r:embed="rId10"/>
+                    <a:stretch>
+                      <a:fillRect/>
+                    </a:stretch>
+                  </pic:blipFill>
+                  <pic:spPr>
+                    <a:xfrm>
+                      <a:off x="0" y="0"/>
+                      <a:ext cx="4388076" cy="3397425"/>
+                    </a:xfrm>
+                    <a:prstGeom prst="rect">
+                      <a:avLst/>
+                    </a:prstGeom>
+                  </pic:spPr>
+                </pic:pic>
+              </a:graphicData>
+            </a:graphic>
+          </wp:inline>
+        </w:drawing>
+      </w:r>
+    </w:p>
+    <w:p/>
+    <w:p>
+      <w:r>
+        <w:drawing>
+          <wp:inline distT="0" distB="0" distL="0" distR="0" wp14:anchorId="3C221758" wp14:editId="02E65A52">
+            <wp:extent cx="5092962" cy="3587934"/>
+            <wp:effectExtent l="0" t="0" r="0" b="0"/>
+            <wp:docPr id="1039437270" name="Picture 1"/>
+            <wp:cNvGraphicFramePr>
+              <a:graphicFrameLocks xmlns:a="http://schemas.openxmlformats.org/drawingml/2006/main" noChangeAspect="1"/>
+            </wp:cNvGraphicFramePr>
+            <a:graphic xmlns:a="http://schemas.openxmlformats.org/drawingml/2006/main">
+              <a:graphicData uri="http://schemas.openxmlformats.org/drawingml/2006/picture">
+                <pic:pic xmlns:pic="http://schemas.openxmlformats.org/drawingml/2006/picture">
+                  <pic:nvPicPr>
+                    <pic:cNvPr id="1039437270" name=""/>
+                    <pic:cNvPicPr/>
+                  </pic:nvPicPr>
+                  <pic:blipFill>
+                    <a:blip r:embed="rId11"/>
+                    <a:stretch>
+                      <a:fillRect/>
+                    </a:stretch>
+                  </pic:blipFill>
+                  <pic:spPr>
+                    <a:xfrm>
+                      <a:off x="0" y="0"/>
+                      <a:ext cx="5092962" cy="3587934"/>
+                    </a:xfrm>
+                    <a:prstGeom prst="rect">
+                      <a:avLst/>
+                    </a:prstGeom>
+                  </pic:spPr>
+                </pic:pic>
+              </a:graphicData>
+            </a:graphic>
+          </wp:inline>
+        </w:drawing>
+      </w:r>
+    </w:p>
+    <w:p/>
+    <w:p>
+      <w:pPr>
+        <w:rPr>
+          <w:b/>
+          <w:bCs/>
+        </w:rPr>
+      </w:pPr>
+      <w:r>
+        <w:rPr>
+          <w:b/>
+          <w:bCs/>
+        </w:rPr>
+        <w:t>Step 6: Test Lambda</w:t>
+      </w:r>
+    </w:p>
+    <w:p>
+      <w:pPr>
+        <w:numPr>
+          <w:ilvl w:val="0"/>
+          <w:numId w:val="12"/>
+        </w:numPr>
+      </w:pPr>
+      <w:r>
+        <w:t xml:space="preserve">Click </w:t>
+      </w:r>
+      <w:r>
+        <w:rPr>
+          <w:b/>
+          <w:bCs/>
+        </w:rPr>
+        <w:t>Test</w:t>
+      </w:r>
+      <w:r>
+        <w:t xml:space="preserve"> </w:t>
+      </w:r>
+    </w:p>
+    <w:p>
+      <w:pPr>
+        <w:numPr>
+          <w:ilvl w:val="0"/>
+          <w:numId w:val="12"/>
+        </w:numPr>
+      </w:pPr>
+      <w:r>
+        <w:t xml:space="preserve">Create test event → Name: test </w:t>
+      </w:r>
+    </w:p>
+    <w:p>
+      <w:pPr>
+        <w:numPr>
+          <w:ilvl w:val="0"/>
+          <w:numId w:val="12"/>
+        </w:numPr>
+      </w:pPr>
+      <w:r>
+        <w:lastRenderedPageBreak/>
+        <w:t xml:space="preserve">Click </w:t>
+      </w:r>
+      <w:r>
+        <w:rPr>
+          <w:b/>
+          <w:bCs/>
+        </w:rPr>
+        <w:t>Test</w:t>
+      </w:r>
+    </w:p>
+    <w:p/>
+    <w:p>
+      <w:r>
+        <w:drawing>
+          <wp:inline distT="0" distB="0" distL="0" distR="0" wp14:anchorId="5A23BCFA" wp14:editId="28159DB6">
+            <wp:extent cx="3695890" cy="2629035"/>
+            <wp:effectExtent l="0" t="0" r="0" b="0"/>
+            <wp:docPr id="392948607" name="Picture 1"/>
+            <wp:cNvGraphicFramePr>
+              <a:graphicFrameLocks xmlns:a="http://schemas.openxmlformats.org/drawingml/2006/main" noChangeAspect="1"/>
+            </wp:cNvGraphicFramePr>
+            <a:graphic xmlns:a="http://schemas.openxmlformats.org/drawingml/2006/main">
+              <a:graphicData uri="http://schemas.openxmlformats.org/drawingml/2006/picture">
+                <pic:pic xmlns:pic="http://schemas.openxmlformats.org/drawingml/2006/picture">
+                  <pic:nvPicPr>
+                    <pic:cNvPr id="392948607" name=""/>
+                    <pic:cNvPicPr/>
+                  </pic:nvPicPr>
+                  <pic:blipFill>
+                    <a:blip r:embed="rId12"/>
+                    <a:stretch>
+                      <a:fillRect/>
+                    </a:stretch>
+                  </pic:blipFill>
+                  <pic:spPr>
+                    <a:xfrm>
+                      <a:off x="0" y="0"/>
+                      <a:ext cx="3695890" cy="2629035"/>
+                    </a:xfrm>
+                    <a:prstGeom prst="rect">
+                      <a:avLst/>
+                    </a:prstGeom>
+                  </pic:spPr>
+                </pic:pic>
+              </a:graphicData>
+            </a:graphic>
+          </wp:inline>
+        </w:drawing>
+      </w:r>
+    </w:p>
+    <w:p/>
+    <w:p>
+      <w:r>
+        <w:drawing>
+          <wp:inline distT="0" distB="0" distL="0" distR="0" wp14:anchorId="60502642" wp14:editId="7DD89554">
+            <wp:extent cx="4553184" cy="3676839"/>
+            <wp:effectExtent l="0" t="0" r="0" b="0"/>
+            <wp:docPr id="1732726704" name="Picture 1"/>
+            <wp:cNvGraphicFramePr>
+              <a:graphicFrameLocks xmlns:a="http://schemas.openxmlformats.org/drawingml/2006/main" noChangeAspect="1"/>
+            </wp:cNvGraphicFramePr>
+            <a:graphic xmlns:a="http://schemas.openxmlformats.org/drawingml/2006/main">
+              <a:graphicData uri="http://schemas.openxmlformats.org/drawingml/2006/picture">
+                <pic:pic xmlns:pic="http://schemas.openxmlformats.org/drawingml/2006/picture">
+                  <pic:nvPicPr>
+                    <pic:cNvPr id="1732726704" name=""/>
+                    <pic:cNvPicPr/>
+                  </pic:nvPicPr>
+                  <pic:blipFill>
+                    <a:blip r:embed="rId13"/>
+                    <a:stretch>
+                      <a:fillRect/>
+                    </a:stretch>
+                  </pic:blipFill>
+                  <pic:spPr>
+                    <a:xfrm>
+                      <a:off x="0" y="0"/>
+                      <a:ext cx="4553184" cy="3676839"/>
+                    </a:xfrm>
+                    <a:prstGeom prst="rect">
+                      <a:avLst/>
+                    </a:prstGeom>
+                  </pic:spPr>
+                </pic:pic>
+              </a:graphicData>
+            </a:graphic>
+          </wp:inline>
+        </w:drawing>
+      </w:r>
+    </w:p>
+    <w:p/>
+    <w:p/>
+    <w:p>
+      <w:r>
+        <w:lastRenderedPageBreak/>
+        <w:drawing>
+          <wp:inline distT="0" distB="0" distL="0" distR="0" wp14:anchorId="78E5B22C" wp14:editId="1EF1292A">
+            <wp:extent cx="5353325" cy="2997354"/>
+            <wp:effectExtent l="0" t="0" r="0" b="0"/>
+            <wp:docPr id="1088203187" name="Picture 1"/>
+            <wp:cNvGraphicFramePr>
+              <a:graphicFrameLocks xmlns:a="http://schemas.openxmlformats.org/drawingml/2006/main" noChangeAspect="1"/>
+            </wp:cNvGraphicFramePr>
+            <a:graphic xmlns:a="http://schemas.openxmlformats.org/drawingml/2006/main">
+              <a:graphicData uri="http://schemas.openxmlformats.org/drawingml/2006/picture">
+                <pic:pic xmlns:pic="http://schemas.openxmlformats.org/drawingml/2006/picture">
+                  <pic:nvPicPr>
+                    <pic:cNvPr id="1088203187" name=""/>
+                    <pic:cNvPicPr/>
+                  </pic:nvPicPr>
+                  <pic:blipFill>
+                    <a:blip r:embed="rId14"/>
+                    <a:stretch>
+                      <a:fillRect/>
+                    </a:stretch>
+                  </pic:blipFill>
+                  <pic:spPr>
+                    <a:xfrm>
+                      <a:off x="0" y="0"/>
+                      <a:ext cx="5353325" cy="2997354"/>
+                    </a:xfrm>
+                    <a:prstGeom prst="rect">
+                      <a:avLst/>
+                    </a:prstGeom>
+                  </pic:spPr>
+                </pic:pic>
+              </a:graphicData>
+            </a:graphic>
+          </wp:inline>
+        </w:drawing>
+      </w:r>
+    </w:p>
+    <w:p/>
+    <w:p>
+      <w:r>
+        <w:drawing>
+          <wp:inline distT="0" distB="0" distL="0" distR="0" wp14:anchorId="24C4E862" wp14:editId="3113ACF4">
+            <wp:extent cx="5245370" cy="1505027"/>
+            <wp:effectExtent l="0" t="0" r="0" b="0"/>
+            <wp:docPr id="1163760521" name="Picture 1"/>
+            <wp:cNvGraphicFramePr>
+              <a:graphicFrameLocks xmlns:a="http://schemas.openxmlformats.org/drawingml/2006/main" noChangeAspect="1"/>
+            </wp:cNvGraphicFramePr>
+            <a:graphic xmlns:a="http://schemas.openxmlformats.org/drawingml/2006/main">
+              <a:graphicData uri="http://schemas.openxmlformats.org/drawingml/2006/picture">
+                <pic:pic xmlns:pic="http://schemas.openxmlformats.org/drawingml/2006/picture">
+                  <pic:nvPicPr>
+                    <pic:cNvPr id="1163760521" name=""/>
+                    <pic:cNvPicPr/>
+                  </pic:nvPicPr>
+                  <pic:blipFill>
+                    <a:blip r:embed="rId15"/>
+                    <a:stretch>
+                      <a:fillRect/>
+                    </a:stretch>
+                  </pic:blipFill>
+                  <pic:spPr>
+                    <a:xfrm>
+                      <a:off x="0" y="0"/>
+                      <a:ext cx="5245370" cy="1505027"/>
+                    </a:xfrm>
+                    <a:prstGeom prst="rect">
+                      <a:avLst/>
+                    </a:prstGeom>
+                  </pic:spPr>
+                </pic:pic>
+              </a:graphicData>
+            </a:graphic>
+          </wp:inline>
+        </w:drawing>
+      </w:r>
+    </w:p>
+    <w:p/>
+    <w:p/>
+    <w:p>
+      <w:pPr>
+        <w:rPr>
+          <w:b/>
+          <w:bCs/>
+        </w:rPr>
+      </w:pPr>
+      <w:r>
+        <w:rPr>
+          <w:b/>
+          <w:bCs/>
+          <w:highlight w:val="yellow"/>
+        </w:rPr>
+        <w:t>Assignment 2 (S3 Cleanup)</w:t>
+      </w:r>
+    </w:p>
+    <w:p>
+      <w:r>
+        <w:pict w14:anchorId="37891E1F">
+          <v:rect id="_x0000_i1025" style="width:0;height:1.5pt" o:hralign="center" o:hrstd="t" o:hr="t" fillcolor="#a0a0a0" stroked="f"/>
+        </w:pict>
+      </w:r>
+    </w:p>
+    <w:p>
+      <w:pPr>
+        <w:rPr>
+          <w:b/>
+          <w:bCs/>
+        </w:rPr>
+      </w:pPr>
+      <w:r>
+        <w:rPr>
+          <w:b/>
+          <w:bCs/>
+        </w:rPr>
+        <w:t>Step 1: Create S3 Bucket</w:t>
+      </w:r>
+    </w:p>
+    <w:p>
+      <w:pPr>
+        <w:numPr>
+          <w:ilvl w:val="0"/>
+          <w:numId w:val="13"/>
+        </w:numPr>
+      </w:pPr>
+      <w:r>
+        <w:t xml:space="preserve">Go to </w:t>
+      </w:r>
+      <w:r>
+        <w:rPr>
+          <w:b/>
+          <w:bCs/>
+        </w:rPr>
+        <w:t>S3</w:t>
+      </w:r>
+      <w:r>
+        <w:t xml:space="preserve"> </w:t>
+      </w:r>
+    </w:p>
+    <w:p>
+      <w:pPr>
+        <w:numPr>
+          <w:ilvl w:val="0"/>
+          <w:numId w:val="13"/>
+        </w:numPr>
+      </w:pPr>
+      <w:r>
+        <w:t xml:space="preserve">Click </w:t>
+      </w:r>
+      <w:r>
+        <w:rPr>
+          <w:b/>
+          <w:bCs/>
+        </w:rPr>
+        <w:t>Create bucket</w:t>
+      </w:r>
+      <w:r>
+        <w:t xml:space="preserve"> </w:t>
+      </w:r>
+    </w:p>
+    <w:p>
+      <w:pPr>
+        <w:numPr>
+          <w:ilvl w:val="0"/>
+          <w:numId w:val="14"/>
+        </w:numPr>
+      </w:pPr>
+      <w:r>
+        <w:t xml:space="preserve">Name: my-cleanup-bucket-123 </w:t>
+      </w:r>
+    </w:p>
+    <w:p>
+      <w:pPr>
+        <w:numPr>
+          <w:ilvl w:val="0"/>
+          <w:numId w:val="14"/>
+        </w:numPr>
+      </w:pPr>
+      <w:r>
+        <w:t xml:space="preserve">Keep defaults → Create </w:t>
+      </w:r>
+    </w:p>
+    <w:p>
+      <w:r>
+        <w:pict w14:anchorId="22556148">
+          <v:rect id="_x0000_i1026" style="width:0;height:1.5pt" o:hralign="center" o:hrstd="t" o:hr="t" fillcolor="#a0a0a0" stroked="f"/>
+        </w:pict>
+      </w:r>
+    </w:p>
+    <w:p>
+      <w:pPr>
+        <w:rPr>
+          <w:b/>
+          <w:bCs/>
+        </w:rPr>
+      </w:pPr>
+      <w:r>
+        <w:rPr>
+          <w:b/>
+          <w:bCs/>
+        </w:rPr>
+        <w:t>Step 2: Upload Files</w:t>
+      </w:r>
+    </w:p>
+    <w:p>
+      <w:pPr>
+        <w:numPr>
+          <w:ilvl w:val="0"/>
+          <w:numId w:val="15"/>
+        </w:numPr>
+      </w:pPr>
+      <w:r>
+        <w:t xml:space="preserve">Open bucket </w:t>
+      </w:r>
+    </w:p>
+    <w:p>
+      <w:pPr>
+        <w:numPr>
+          <w:ilvl w:val="0"/>
+          <w:numId w:val="15"/>
+        </w:numPr>
+      </w:pPr>
+      <w:r>
+        <w:lastRenderedPageBreak/>
+        <w:t xml:space="preserve">Click </w:t>
+      </w:r>
+      <w:r>
+        <w:rPr>
+          <w:b/>
+          <w:bCs/>
+        </w:rPr>
+        <w:t>Upload</w:t>
+      </w:r>
+      <w:r>
+        <w:t xml:space="preserve"> </w:t>
+      </w:r>
+    </w:p>
+    <w:p>
+      <w:pPr>
+        <w:numPr>
+          <w:ilvl w:val="0"/>
+          <w:numId w:val="15"/>
+        </w:numPr>
+      </w:pPr>
+      <w:r>
+        <w:t>Upload some files</w:t>
+      </w:r>
+    </w:p>
+    <w:p/>
+    <w:p/>
+    <w:p>
+      <w:r>
+        <w:drawing>
+          <wp:inline distT="0" distB="0" distL="0" distR="0" wp14:anchorId="5ADECCB4" wp14:editId="305FFAD8">
+            <wp:extent cx="4724643" cy="2971953"/>
+            <wp:effectExtent l="0" t="0" r="0" b="0"/>
+            <wp:docPr id="998161227" name="Picture 1"/>
+            <wp:cNvGraphicFramePr>
+              <a:graphicFrameLocks xmlns:a="http://schemas.openxmlformats.org/drawingml/2006/main" noChangeAspect="1"/>
+            </wp:cNvGraphicFramePr>
+            <a:graphic xmlns:a="http://schemas.openxmlformats.org/drawingml/2006/main">
+              <a:graphicData uri="http://schemas.openxmlformats.org/drawingml/2006/picture">
+                <pic:pic xmlns:pic="http://schemas.openxmlformats.org/drawingml/2006/picture">
+                  <pic:nvPicPr>
+                    <pic:cNvPr id="998161227" name=""/>
+                    <pic:cNvPicPr/>
+                  </pic:nvPicPr>
+                  <pic:blipFill>
+                    <a:blip r:embed="rId16"/>
+                    <a:stretch>
+                      <a:fillRect/>
+                    </a:stretch>
+                  </pic:blipFill>
+                  <pic:spPr>
+                    <a:xfrm>
+                      <a:off x="0" y="0"/>
+                      <a:ext cx="4724643" cy="2971953"/>
+                    </a:xfrm>
+                    <a:prstGeom prst="rect">
+                      <a:avLst/>
+                    </a:prstGeom>
+                  </pic:spPr>
+                </pic:pic>
+              </a:graphicData>
+            </a:graphic>
+          </wp:inline>
+        </w:drawing>
+      </w:r>
+    </w:p>
+    <w:p/>
+    <w:p>
+      <w:r>
+        <w:drawing>
+          <wp:inline distT="0" distB="0" distL="0" distR="0" wp14:anchorId="6D27080F" wp14:editId="0D6D0E41">
+            <wp:extent cx="4953255" cy="2959252"/>
+            <wp:effectExtent l="0" t="0" r="0" b="0"/>
+            <wp:docPr id="2007462495" name="Picture 1"/>
+            <wp:cNvGraphicFramePr>
+              <a:graphicFrameLocks xmlns:a="http://schemas.openxmlformats.org/drawingml/2006/main" noChangeAspect="1"/>
+            </wp:cNvGraphicFramePr>
+            <a:graphic xmlns:a="http://schemas.openxmlformats.org/drawingml/2006/main">
+              <a:graphicData uri="http://schemas.openxmlformats.org/drawingml/2006/picture">
+                <pic:pic xmlns:pic="http://schemas.openxmlformats.org/drawingml/2006/picture">
+                  <pic:nvPicPr>
+                    <pic:cNvPr id="2007462495" name=""/>
+                    <pic:cNvPicPr/>
+                  </pic:nvPicPr>
+                  <pic:blipFill>
+                    <a:blip r:embed="rId17"/>
+                    <a:stretch>
+                      <a:fillRect/>
+                    </a:stretch>
+                  </pic:blipFill>
+                  <pic:spPr>
+                    <a:xfrm>
+                      <a:off x="0" y="0"/>
+                      <a:ext cx="4953255" cy="2959252"/>
+                    </a:xfrm>
+                    <a:prstGeom prst="rect">
+                      <a:avLst/>
+                    </a:prstGeom>
+                  </pic:spPr>
+                </pic:pic>
+              </a:graphicData>
+            </a:graphic>
+          </wp:inline>
+        </w:drawing>
+      </w:r>
+    </w:p>
+    <w:p/>
+    <w:p>
+      <w:pPr>
+        <w:rPr>
+          <w:b/>
+          <w:bCs/>
+        </w:rPr>
+      </w:pPr>
+      <w:r>
+        <w:rPr>
+          <w:b/>
+          <w:bCs/>
+        </w:rPr>
+        <w:t>Step 3: IAM Role</w:t>
+      </w:r>
+    </w:p>
+    <w:p>
+      <w:r>
+        <w:t>Create new role:</w:t>
+      </w:r>
+    </w:p>
+    <w:p>
+      <w:pPr>
+        <w:numPr>
+          <w:ilvl w:val="0"/>
+          <w:numId w:val="16"/>
+        </w:numPr>
+      </w:pPr>
+      <w:r>
+        <w:lastRenderedPageBreak/>
+        <w:t xml:space="preserve">Service: Lambda </w:t>
+      </w:r>
+    </w:p>
+    <w:p>
+      <w:pPr>
+        <w:numPr>
+          <w:ilvl w:val="0"/>
+          <w:numId w:val="16"/>
+        </w:numPr>
+      </w:pPr>
+      <w:r>
+        <w:t xml:space="preserve">Policy: AmazonS3FullAccess </w:t>
+      </w:r>
+    </w:p>
+    <w:p>
+      <w:pPr>
+        <w:numPr>
+          <w:ilvl w:val="0"/>
+          <w:numId w:val="16"/>
+        </w:numPr>
+      </w:pPr>
+      <w:r>
+        <w:t xml:space="preserve">Name: lambda-s3-role </w:t>
+      </w:r>
+    </w:p>
+    <w:p/>
+    <w:p>
+      <w:r>
+        <w:drawing>
+          <wp:inline distT="0" distB="0" distL="0" distR="0" wp14:anchorId="2BC88F2F" wp14:editId="4829C10F">
+            <wp:extent cx="5092962" cy="2819545"/>
+            <wp:effectExtent l="0" t="0" r="0" b="0"/>
+            <wp:docPr id="1380747500" name="Picture 1"/>
+            <wp:cNvGraphicFramePr>
+              <a:graphicFrameLocks xmlns:a="http://schemas.openxmlformats.org/drawingml/2006/main" noChangeAspect="1"/>
+            </wp:cNvGraphicFramePr>
+            <a:graphic xmlns:a="http://schemas.openxmlformats.org/drawingml/2006/main">
+              <a:graphicData uri="http://schemas.openxmlformats.org/drawingml/2006/picture">
+                <pic:pic xmlns:pic="http://schemas.openxmlformats.org/drawingml/2006/picture">
+                  <pic:nvPicPr>
+                    <pic:cNvPr id="1380747500" name=""/>
+                    <pic:cNvPicPr/>
+                  </pic:nvPicPr>
+                  <pic:blipFill>
+                    <a:blip r:embed="rId18"/>
+                    <a:stretch>
+                      <a:fillRect/>
+                    </a:stretch>
+                  </pic:blipFill>
+                  <pic:spPr>
+                    <a:xfrm>
+                      <a:off x="0" y="0"/>
+                      <a:ext cx="5092962" cy="2819545"/>
+                    </a:xfrm>
+                    <a:prstGeom prst="rect">
+                      <a:avLst/>
+                    </a:prstGeom>
+                  </pic:spPr>
+                </pic:pic>
+              </a:graphicData>
+            </a:graphic>
+          </wp:inline>
+        </w:drawing>
+      </w:r>
+    </w:p>
+    <w:p>
+      <w:r>
+        <w:pict w14:anchorId="4081CEB7">
+          <v:rect id="_x0000_i1027" style="width:0;height:1.5pt" o:hralign="center" o:hrstd="t" o:hr="t" fillcolor="#a0a0a0" stroked="f"/>
+        </w:pict>
+      </w:r>
+    </w:p>
+    <w:p>
+      <w:pPr>
+        <w:rPr>
+          <w:b/>
+          <w:bCs/>
+        </w:rPr>
+      </w:pPr>
+      <w:r>
+        <w:rPr>
+          <w:b/>
+          <w:bCs/>
+        </w:rPr>
+        <w:t>Step 4: Create Lambda</w:t>
+      </w:r>
+    </w:p>
+    <w:p>
+      <w:pPr>
+        <w:numPr>
+          <w:ilvl w:val="0"/>
+          <w:numId w:val="17"/>
+        </w:numPr>
+      </w:pPr>
+      <w:r>
+        <w:t xml:space="preserve">Name: s3-cleanup </w:t>
+      </w:r>
+    </w:p>
+    <w:p>
+      <w:pPr>
+        <w:numPr>
+          <w:ilvl w:val="0"/>
+          <w:numId w:val="17"/>
+        </w:numPr>
+      </w:pPr>
+      <w:r>
+        <w:t xml:space="preserve">Runtime: Python </w:t>
+      </w:r>
+    </w:p>
+    <w:p>
+      <w:pPr>
+        <w:numPr>
+          <w:ilvl w:val="0"/>
+          <w:numId w:val="17"/>
+        </w:numPr>
+      </w:pPr>
+      <w:r>
+        <w:t>Role: lambda-s3-role</w:t>
+      </w:r>
+    </w:p>
+    <w:p>
+      <w:r>
+        <w:drawing>
+          <wp:inline distT="0" distB="0" distL="0" distR="0" wp14:anchorId="04E04521" wp14:editId="2AC8ACF3">
+            <wp:extent cx="5731510" cy="2880995"/>
+            <wp:effectExtent l="0" t="0" r="2540" b="0"/>
+            <wp:docPr id="976886740" name="Picture 1"/>
+            <wp:cNvGraphicFramePr>
+              <a:graphicFrameLocks xmlns:a="http://schemas.openxmlformats.org/drawingml/2006/main" noChangeAspect="1"/>
+            </wp:cNvGraphicFramePr>
+            <a:graphic xmlns:a="http://schemas.openxmlformats.org/drawingml/2006/main">
+              <a:graphicData uri="http://schemas.openxmlformats.org/drawingml/2006/picture">
+                <pic:pic xmlns:pic="http://schemas.openxmlformats.org/drawingml/2006/picture">
+                  <pic:nvPicPr>
+                    <pic:cNvPr id="976886740" name=""/>
+                    <pic:cNvPicPr/>
+                  </pic:nvPicPr>
+                  <pic:blipFill>
+                    <a:blip r:embed="rId19"/>
+                    <a:stretch>
+                      <a:fillRect/>
+                    </a:stretch>
+                  </pic:blipFill>
+                  <pic:spPr>
+                    <a:xfrm>
+                      <a:off x="0" y="0"/>
+                      <a:ext cx="5731510" cy="2880995"/>
+                    </a:xfrm>
+                    <a:prstGeom prst="rect">
+                      <a:avLst/>
+                    </a:prstGeom>
+                  </pic:spPr>
+                </pic:pic>
+              </a:graphicData>
+            </a:graphic>
+          </wp:inline>
+        </w:drawing>
+      </w:r>
+    </w:p>
+    <w:p/>
+    <w:p>
+      <w:r>
+        <w:t xml:space="preserve">Add the code </w:t>
+      </w:r>
+    </w:p>
+    <w:p>
+      <w:pPr>
+        <w:rPr>
+          <w:b/>
+          <w:bCs/>
+        </w:rPr>
+      </w:pPr>
+      <w:r>
+        <w:t xml:space="preserve">Click </w:t>
+      </w:r>
+      <w:r>
+        <w:rPr>
+          <w:b/>
+          <w:bCs/>
+        </w:rPr>
+        <w:t>Deploy</w:t>
+      </w:r>
+    </w:p>
+    <w:p>
+      <w:pPr>
+        <w:rPr>
+          <w:b/>
+          <w:bCs/>
+        </w:rPr>
+      </w:pPr>
+    </w:p>
+    <w:p>
+      <w:pPr>
+        <w:rPr>
+          <w:b/>
+          <w:bCs/>
+        </w:rPr>
+      </w:pPr>
+      <w:r>
+        <w:rPr>
+          <w:b/>
+          <w:bCs/>
+        </w:rPr>
+        <w:t>Step 6: Test</w:t>
+      </w:r>
+    </w:p>
+    <w:p>
+      <w:r>
+        <w:t xml:space="preserve">Click </w:t>
+      </w:r>
+      <w:r>
+        <w:rPr>
+          <w:b/>
+          <w:bCs/>
+        </w:rPr>
+        <w:t>Test</w:t>
+      </w:r>
+    </w:p>
+    <w:p>
+      <w:r>
+        <w:t>Check bucket → old files removed</w:t>
+      </w:r>
+    </w:p>
+    <w:p/>
+    <w:p/>
+    <w:p>
+      <w:r>
+        <w:drawing>
+          <wp:inline distT="0" distB="0" distL="0" distR="0" wp14:anchorId="6F9FB553" wp14:editId="5CFC2331">
+            <wp:extent cx="4496031" cy="3467278"/>
+            <wp:effectExtent l="0" t="0" r="0" b="0"/>
+            <wp:docPr id="836841663" name="Picture 1"/>
+            <wp:cNvGraphicFramePr>
+              <a:graphicFrameLocks xmlns:a="http://schemas.openxmlformats.org/drawingml/2006/main" noChangeAspect="1"/>
+            </wp:cNvGraphicFramePr>
+            <a:graphic xmlns:a="http://schemas.openxmlformats.org/drawingml/2006/main">
+              <a:graphicData uri="http://schemas.openxmlformats.org/drawingml/2006/picture">
+                <pic:pic xmlns:pic="http://schemas.openxmlformats.org/drawingml/2006/picture">
+                  <pic:nvPicPr>
+                    <pic:cNvPr id="836841663" name=""/>
+                    <pic:cNvPicPr/>
+                  </pic:nvPicPr>
+                  <pic:blipFill>
+                    <a:blip r:embed="rId20"/>
+                    <a:stretch>
+                      <a:fillRect/>
+                    </a:stretch>
+                  </pic:blipFill>
+                  <pic:spPr>
+                    <a:xfrm>
+                      <a:off x="0" y="0"/>
+                      <a:ext cx="4496031" cy="3467278"/>
+                    </a:xfrm>
+                    <a:prstGeom prst="rect">
+                      <a:avLst/>
+                    </a:prstGeom>
+                  </pic:spPr>
+                </pic:pic>
+              </a:graphicData>
+            </a:graphic>
+          </wp:inline>
+        </w:drawing>
+      </w:r>
+    </w:p>
+    <w:p/>
+    <w:p/>
+    <w:p/>
+    <w:p/>
+    <w:p/>
+    <w:p>
+      <w:r>
+        <w:lastRenderedPageBreak/>
+        <w:drawing>
+          <wp:inline distT="0" distB="0" distL="0" distR="0" wp14:anchorId="4FDEFA52" wp14:editId="38360EBB">
+            <wp:extent cx="3835597" cy="3740342"/>
+            <wp:effectExtent l="0" t="0" r="0" b="0"/>
+            <wp:docPr id="1033301388" name="Picture 1"/>
+            <wp:cNvGraphicFramePr>
+              <a:graphicFrameLocks xmlns:a="http://schemas.openxmlformats.org/drawingml/2006/main" noChangeAspect="1"/>
+            </wp:cNvGraphicFramePr>
+            <a:graphic xmlns:a="http://schemas.openxmlformats.org/drawingml/2006/main">
+              <a:graphicData uri="http://schemas.openxmlformats.org/drawingml/2006/picture">
+                <pic:pic xmlns:pic="http://schemas.openxmlformats.org/drawingml/2006/picture">
+                  <pic:nvPicPr>
+                    <pic:cNvPr id="1033301388" name=""/>
+                    <pic:cNvPicPr/>
+                  </pic:nvPicPr>
+                  <pic:blipFill>
+                    <a:blip r:embed="rId21"/>
+                    <a:stretch>
+                      <a:fillRect/>
+                    </a:stretch>
+                  </pic:blipFill>
+                  <pic:spPr>
+                    <a:xfrm>
+                      <a:off x="0" y="0"/>
+                      <a:ext cx="3835597" cy="3740342"/>
+                    </a:xfrm>
+                    <a:prstGeom prst="rect">
+                      <a:avLst/>
+                    </a:prstGeom>
+                  </pic:spPr>
+                </pic:pic>
+              </a:graphicData>
+            </a:graphic>
+          </wp:inline>
+        </w:drawing>
+      </w:r>
+    </w:p>
+    <w:p/>
+    <w:p>
+      <w:r>
+        <w:drawing>
+          <wp:inline distT="0" distB="0" distL="0" distR="0" wp14:anchorId="0CDFE7D7" wp14:editId="04CDD6A9">
+            <wp:extent cx="5731510" cy="2667000"/>
+            <wp:effectExtent l="0" t="0" r="2540" b="0"/>
+            <wp:docPr id="1098750367" name="Picture 1"/>
+            <wp:cNvGraphicFramePr>
+              <a:graphicFrameLocks xmlns:a="http://schemas.openxmlformats.org/drawingml/2006/main" noChangeAspect="1"/>
+            </wp:cNvGraphicFramePr>
+            <a:graphic xmlns:a="http://schemas.openxmlformats.org/drawingml/2006/main">
+              <a:graphicData uri="http://schemas.openxmlformats.org/drawingml/2006/picture">
+                <pic:pic xmlns:pic="http://schemas.openxmlformats.org/drawingml/2006/picture">
+                  <pic:nvPicPr>
+                    <pic:cNvPr id="1098750367" name=""/>
+                    <pic:cNvPicPr/>
+                  </pic:nvPicPr>
+                  <pic:blipFill>
+                    <a:blip r:embed="rId22"/>
+                    <a:stretch>
+                      <a:fillRect/>
+                    </a:stretch>
+                  </pic:blipFill>
+                  <pic:spPr>
+                    <a:xfrm>
+                      <a:off x="0" y="0"/>
+                      <a:ext cx="5731510" cy="2667000"/>
+                    </a:xfrm>
+                    <a:prstGeom prst="rect">
+                      <a:avLst/>
+                    </a:prstGeom>
+                  </pic:spPr>
+                </pic:pic>
+              </a:graphicData>
+            </a:graphic>
+          </wp:inline>
+        </w:drawing>
+      </w:r>
+    </w:p>
+    <w:p/>
+    <w:p>
+      <w:r>
+        <w:drawing>
+          <wp:inline distT="0" distB="0" distL="0" distR="0" wp14:anchorId="67B0C3AB" wp14:editId="034F72C2">
+            <wp:extent cx="5731510" cy="1183005"/>
+            <wp:effectExtent l="0" t="0" r="2540" b="0"/>
+            <wp:docPr id="954803625" name="Picture 1"/>
+            <wp:cNvGraphicFramePr>
+              <a:graphicFrameLocks xmlns:a="http://schemas.openxmlformats.org/drawingml/2006/main" noChangeAspect="1"/>
+            </wp:cNvGraphicFramePr>
+            <a:graphic xmlns:a="http://schemas.openxmlformats.org/drawingml/2006/main">
+              <a:graphicData uri="http://schemas.openxmlformats.org/drawingml/2006/picture">
+                <pic:pic xmlns:pic="http://schemas.openxmlformats.org/drawingml/2006/picture">
+                  <pic:nvPicPr>
+                    <pic:cNvPr id="954803625" name=""/>
+                    <pic:cNvPicPr/>
+                  </pic:nvPicPr>
+                  <pic:blipFill>
+                    <a:blip r:embed="rId23"/>
+                    <a:stretch>
+                      <a:fillRect/>
+                    </a:stretch>
+                  </pic:blipFill>
+                  <pic:spPr>
+                    <a:xfrm>
+                      <a:off x="0" y="0"/>
+                      <a:ext cx="5731510" cy="1183005"/>
+                    </a:xfrm>
+                    <a:prstGeom prst="rect">
+                      <a:avLst/>
+                    </a:prstGeom>
+                  </pic:spPr>
+                </pic:pic>
+              </a:graphicData>
+            </a:graphic>
+          </wp:inline>
+        </w:drawing>
+      </w:r>
+    </w:p>
+    <w:p/>
+    <w:p/>
+    <w:p/>
+    <w:p>
+      <w:r>
+        <w:drawing>
+          <wp:inline distT="0" distB="0" distL="0" distR="0" wp14:anchorId="19F224B7" wp14:editId="797748B6">
+            <wp:extent cx="5607338" cy="3568883"/>
+            <wp:effectExtent l="0" t="0" r="0" b="0"/>
+            <wp:docPr id="905086700" name="Picture 1"/>
+            <wp:cNvGraphicFramePr>
+              <a:graphicFrameLocks xmlns:a="http://schemas.openxmlformats.org/drawingml/2006/main" noChangeAspect="1"/>
+            </wp:cNvGraphicFramePr>
+            <a:graphic xmlns:a="http://schemas.openxmlformats.org/drawingml/2006/main">
+              <a:graphicData uri="http://schemas.openxmlformats.org/drawingml/2006/picture">
+                <pic:pic xmlns:pic="http://schemas.openxmlformats.org/drawingml/2006/picture">
+                  <pic:nvPicPr>
+                    <pic:cNvPr id="905086700" name=""/>
+                    <pic:cNvPicPr/>
+                  </pic:nvPicPr>
+                  <pic:blipFill>
+                    <a:blip r:embed="rId24"/>
+                    <a:stretch>
+                      <a:fillRect/>
+                    </a:stretch>
+                  </pic:blipFill>
+                  <pic:spPr>
+                    <a:xfrm>
+                      <a:off x="0" y="0"/>
+                      <a:ext cx="5607338" cy="3568883"/>
+                    </a:xfrm>
+                    <a:prstGeom prst="rect">
+                      <a:avLst/>
+                    </a:prstGeom>
+                  </pic:spPr>
+                </pic:pic>
+              </a:graphicData>
+            </a:graphic>
+          </wp:inline>
+        </w:drawing>
+      </w:r>
+    </w:p>
+    <w:p/>
+    <w:p>
+      <w:pPr>
+        <w:rPr>
+          <w:b/>
+          <w:bCs/>
+        </w:rPr>
+      </w:pPr>
+      <w:r>
+        <w:rPr>
+          <w:b/>
+          <w:bCs/>
+          <w:highlight w:val="yellow"/>
+        </w:rPr>
+        <w:t>Assignment 3 (Unencrypted Buckets)</w:t>
+      </w:r>
+    </w:p>
+    <w:p>
+      <w:r>
+        <w:pict w14:anchorId="4EE407DD">
+          <v:rect id="_x0000_i1028" style="width:0;height:1.5pt" o:hralign="center" o:hrstd="t" o:hr="t" fillcolor="#a0a0a0" stroked="f"/>
+        </w:pict>
+      </w:r>
+    </w:p>
+    <w:p>
+      <w:pPr>
+        <w:rPr>
+          <w:b/>
+          <w:bCs/>
+        </w:rPr>
+      </w:pPr>
+      <w:r>
+        <w:rPr>
+          <w:b/>
+          <w:bCs/>
+        </w:rPr>
+        <w:t>Step 1: Create Buckets</w:t>
+      </w:r>
+    </w:p>
+    <w:p>
+      <w:r>
+        <w:t>Create:</w:t>
+      </w:r>
+    </w:p>
+    <w:p>
+      <w:pPr>
+        <w:numPr>
+          <w:ilvl w:val="0"/>
+          <w:numId w:val="18"/>
+        </w:numPr>
+      </w:pPr>
+      <w:r>
+        <w:t xml:space="preserve">1 with encryption </w:t>
+      </w:r>
+    </w:p>
+    <w:p>
+      <w:pPr>
+        <w:numPr>
+          <w:ilvl w:val="0"/>
+          <w:numId w:val="18"/>
+        </w:numPr>
+      </w:pPr>
+      <w:r>
+        <w:t xml:space="preserve">1 without encryption </w:t>
+      </w:r>
+    </w:p>
+    <w:p>
+      <w:pPr>
+        <w:rPr>
+          <w:rFonts w:ascii="Segoe UI Emoji" w:hAnsi="Segoe UI Emoji" w:cs="Segoe UI Emoji"/>
+        </w:rPr>
+      </w:pPr>
+      <w:r>
+        <w:rPr>
+          <w:rFonts w:ascii="Segoe UI Emoji" w:hAnsi="Segoe UI Emoji" w:cs="Segoe UI Emoji"/>
+        </w:rPr>
+        <w:lastRenderedPageBreak/>
+        <w:drawing>
+          <wp:inline distT="0" distB="0" distL="0" distR="0" wp14:anchorId="702D62DA" wp14:editId="18364566">
+            <wp:extent cx="4883401" cy="3029106"/>
+            <wp:effectExtent l="0" t="0" r="0" b="0"/>
+            <wp:docPr id="595947605" name="Picture 1"/>
+            <wp:cNvGraphicFramePr>
+              <a:graphicFrameLocks xmlns:a="http://schemas.openxmlformats.org/drawingml/2006/main" noChangeAspect="1"/>
+            </wp:cNvGraphicFramePr>
+            <a:graphic xmlns:a="http://schemas.openxmlformats.org/drawingml/2006/main">
+              <a:graphicData uri="http://schemas.openxmlformats.org/drawingml/2006/picture">
+                <pic:pic xmlns:pic="http://schemas.openxmlformats.org/drawingml/2006/picture">
+                  <pic:nvPicPr>
+                    <pic:cNvPr id="595947605" name=""/>
+                    <pic:cNvPicPr/>
+                  </pic:nvPicPr>
+                  <pic:blipFill>
+                    <a:blip r:embed="rId25"/>
+                    <a:stretch>
+                      <a:fillRect/>
+                    </a:stretch>
+                  </pic:blipFill>
+                  <pic:spPr>
+                    <a:xfrm>
+                      <a:off x="0" y="0"/>
+                      <a:ext cx="4883401" cy="3029106"/>
+                    </a:xfrm>
+                    <a:prstGeom prst="rect">
+                      <a:avLst/>
+                    </a:prstGeom>
+                  </pic:spPr>
+                </pic:pic>
+              </a:graphicData>
+            </a:graphic>
+          </wp:inline>
+        </w:drawing>
+      </w:r>
+    </w:p>
+    <w:p>
+      <w:pPr>
+        <w:rPr>
+          <w:rFonts w:ascii="Segoe UI Emoji" w:hAnsi="Segoe UI Emoji" w:cs="Segoe UI Emoji"/>
+        </w:rPr>
+      </w:pPr>
+    </w:p>
+    <w:p>
+      <w:pPr>
+        <w:rPr>
+          <w:rFonts w:ascii="Segoe UI Emoji" w:hAnsi="Segoe UI Emoji" w:cs="Segoe UI Emoji"/>
+        </w:rPr>
+      </w:pPr>
+      <w:r>
+        <w:rPr>
+          <w:rFonts w:ascii="Segoe UI Emoji" w:hAnsi="Segoe UI Emoji" w:cs="Segoe UI Emoji"/>
+        </w:rPr>
+        <w:drawing>
+          <wp:inline distT="0" distB="0" distL="0" distR="0" wp14:anchorId="75112BCC" wp14:editId="2ECA37D5">
+            <wp:extent cx="4362674" cy="3276768"/>
+            <wp:effectExtent l="0" t="0" r="0" b="0"/>
+            <wp:docPr id="1247803767" name="Picture 1"/>
+            <wp:cNvGraphicFramePr>
+              <a:graphicFrameLocks xmlns:a="http://schemas.openxmlformats.org/drawingml/2006/main" noChangeAspect="1"/>
+            </wp:cNvGraphicFramePr>
+            <a:graphic xmlns:a="http://schemas.openxmlformats.org/drawingml/2006/main">
+              <a:graphicData uri="http://schemas.openxmlformats.org/drawingml/2006/picture">
+                <pic:pic xmlns:pic="http://schemas.openxmlformats.org/drawingml/2006/picture">
+                  <pic:nvPicPr>
+                    <pic:cNvPr id="1247803767" name=""/>
+                    <pic:cNvPicPr/>
+                  </pic:nvPicPr>
+                  <pic:blipFill>
+                    <a:blip r:embed="rId26"/>
+                    <a:stretch>
+                      <a:fillRect/>
+                    </a:stretch>
+                  </pic:blipFill>
+                  <pic:spPr>
+                    <a:xfrm>
+                      <a:off x="0" y="0"/>
+                      <a:ext cx="4362674" cy="3276768"/>
+                    </a:xfrm>
+                    <a:prstGeom prst="rect">
+                      <a:avLst/>
+                    </a:prstGeom>
+                  </pic:spPr>
+                </pic:pic>
+              </a:graphicData>
+            </a:graphic>
+          </wp:inline>
+        </w:drawing>
+      </w:r>
+    </w:p>
+    <w:p>
+      <w:pPr>
+        <w:rPr>
+          <w:rFonts w:ascii="Segoe UI Emoji" w:hAnsi="Segoe UI Emoji" w:cs="Segoe UI Emoji"/>
+        </w:rPr>
+      </w:pPr>
+    </w:p>
+    <w:p>
+      <w:pPr>
+        <w:rPr>
+          <w:rFonts w:ascii="Segoe UI Emoji" w:hAnsi="Segoe UI Emoji" w:cs="Segoe UI Emoji"/>
+        </w:rPr>
+      </w:pPr>
+    </w:p>
+    <w:p>
+      <w:pPr>
+        <w:rPr>
+          <w:rFonts w:ascii="Segoe UI Emoji" w:hAnsi="Segoe UI Emoji" w:cs="Segoe UI Emoji"/>
+        </w:rPr>
+      </w:pPr>
+    </w:p>
+    <w:p>
+      <w:pPr>
+        <w:rPr>
+          <w:rFonts w:ascii="Segoe UI Emoji" w:hAnsi="Segoe UI Emoji" w:cs="Segoe UI Emoji"/>
+        </w:rPr>
+      </w:pPr>
+    </w:p>
+    <w:p>
+      <w:r>
+        <w:pict w14:anchorId="1D0E8AC5">
+          <v:rect id="_x0000_i1029" style="width:0;height:1.5pt" o:hralign="center" o:hrstd="t" o:hr="t" fillcolor="#a0a0a0" stroked="f"/>
+        </w:pict>
+      </w:r>
+    </w:p>
+    <w:p>
+      <w:pPr>
+        <w:rPr>
+          <w:b/>
+          <w:bCs/>
+        </w:rPr>
+      </w:pPr>
+      <w:r>
+        <w:rPr>
+          <w:b/>
+          <w:bCs/>
+        </w:rPr>
+        <w:t xml:space="preserve"> Step 2: IAM Role</w:t>
+      </w:r>
+    </w:p>
+    <w:p>
+      <w:pPr>
+        <w:numPr>
+          <w:ilvl w:val="0"/>
+          <w:numId w:val="19"/>
+        </w:numPr>
+      </w:pPr>
+      <w:r>
+        <w:lastRenderedPageBreak/>
+        <w:t xml:space="preserve">Policy: AmazonS3ReadOnlyAccess </w:t>
+      </w:r>
+    </w:p>
+    <w:p>
+      <w:pPr>
+        <w:numPr>
+          <w:ilvl w:val="0"/>
+          <w:numId w:val="19"/>
+        </w:numPr>
+      </w:pPr>
+      <w:r>
+        <w:t xml:space="preserve">Name: lambda-s3-read-role </w:t>
+      </w:r>
+    </w:p>
+    <w:p>
+      <w:pPr>
+        <w:ind w:left="720"/>
+      </w:pPr>
+    </w:p>
+    <w:p>
+      <w:pPr>
+        <w:ind w:left="720"/>
+      </w:pPr>
+      <w:r>
+        <w:drawing>
+          <wp:inline distT="0" distB="0" distL="0" distR="0" wp14:anchorId="1ECCB0A3" wp14:editId="2DA110EB">
+            <wp:extent cx="5731510" cy="2862580"/>
+            <wp:effectExtent l="0" t="0" r="2540" b="0"/>
+            <wp:docPr id="312390046" name="Picture 1"/>
+            <wp:cNvGraphicFramePr>
+              <a:graphicFrameLocks xmlns:a="http://schemas.openxmlformats.org/drawingml/2006/main" noChangeAspect="1"/>
+            </wp:cNvGraphicFramePr>
+            <a:graphic xmlns:a="http://schemas.openxmlformats.org/drawingml/2006/main">
+              <a:graphicData uri="http://schemas.openxmlformats.org/drawingml/2006/picture">
+                <pic:pic xmlns:pic="http://schemas.openxmlformats.org/drawingml/2006/picture">
+                  <pic:nvPicPr>
+                    <pic:cNvPr id="312390046" name=""/>
+                    <pic:cNvPicPr/>
+                  </pic:nvPicPr>
+                  <pic:blipFill>
+                    <a:blip r:embed="rId27"/>
+                    <a:stretch>
+                      <a:fillRect/>
+                    </a:stretch>
+                  </pic:blipFill>
+                  <pic:spPr>
+                    <a:xfrm>
+                      <a:off x="0" y="0"/>
+                      <a:ext cx="5731510" cy="2862580"/>
+                    </a:xfrm>
+                    <a:prstGeom prst="rect">
+                      <a:avLst/>
+                    </a:prstGeom>
+                  </pic:spPr>
+                </pic:pic>
+              </a:graphicData>
+            </a:graphic>
+          </wp:inline>
+        </w:drawing>
+      </w:r>
+      <w:r>
+        <w:t xml:space="preserve"> </w:t>
+      </w:r>
+      <w:r>
+        <w:pict w14:anchorId="51EE671B">
+          <v:rect id="_x0000_i1030" style="width:0;height:1.5pt" o:hralign="center" o:hrstd="t" o:hr="t" fillcolor="#a0a0a0" stroked="f"/>
+        </w:pict>
+      </w:r>
+    </w:p>
+    <w:p>
+      <w:pPr>
+        <w:rPr>
+          <w:b/>
+          <w:bCs/>
+        </w:rPr>
+      </w:pPr>
+      <w:r>
+        <w:rPr>
+          <w:b/>
+          <w:bCs/>
+        </w:rPr>
+        <w:t>Step 3: Lambda</w:t>
+      </w:r>
+    </w:p>
+    <w:p>
+      <w:pPr>
+        <w:numPr>
+          <w:ilvl w:val="0"/>
+          <w:numId w:val="20"/>
+        </w:numPr>
+      </w:pPr>
+      <w:r>
+        <w:t>Name: s3-encryption-check</w:t>
+      </w:r>
+    </w:p>
+    <w:p>
+      <w:pPr>
+        <w:rPr>
+          <w:b/>
+          <w:bCs/>
+        </w:rPr>
+      </w:pPr>
+      <w:r>
+        <w:rPr>
+          <w:b/>
+          <w:bCs/>
+        </w:rPr>
+        <w:t>Step 4: Code</w:t>
+      </w:r>
+    </w:p>
+    <w:p/>
+    <w:p>
+      <w:pPr>
+        <w:rPr>
+          <w:b/>
+          <w:bCs/>
+        </w:rPr>
+      </w:pPr>
+      <w:r>
+        <w:rPr>
+          <w:b/>
+          <w:bCs/>
+        </w:rPr>
+        <w:t>S</w:t>
+      </w:r>
+      <w:r>
+        <w:rPr>
+          <w:b/>
+          <w:bCs/>
+        </w:rPr>
+        <w:t>tep 5: Test</w:t>
+      </w:r>
+    </w:p>
+    <w:p>
+      <w:pPr>
+        <w:numPr>
+          <w:ilvl w:val="0"/>
+          <w:numId w:val="21"/>
+        </w:numPr>
+      </w:pPr>
+      <w:r>
+        <w:t xml:space="preserve">Click </w:t>
+      </w:r>
+      <w:r>
+        <w:rPr>
+          <w:b/>
+          <w:bCs/>
+        </w:rPr>
+        <w:t>Test</w:t>
+      </w:r>
+      <w:r>
+        <w:t xml:space="preserve"> </w:t>
+      </w:r>
+    </w:p>
+    <w:p/>
+    <w:p>
+      <w:r>
+        <w:lastRenderedPageBreak/>
+        <w:drawing>
+          <wp:inline distT="0" distB="0" distL="0" distR="0" wp14:anchorId="1712C796" wp14:editId="467F9285">
+            <wp:extent cx="4419827" cy="3435527"/>
+            <wp:effectExtent l="0" t="0" r="0" b="0"/>
+            <wp:docPr id="1186255476" name="Picture 1"/>
+            <wp:cNvGraphicFramePr>
+              <a:graphicFrameLocks xmlns:a="http://schemas.openxmlformats.org/drawingml/2006/main" noChangeAspect="1"/>
+            </wp:cNvGraphicFramePr>
+            <a:graphic xmlns:a="http://schemas.openxmlformats.org/drawingml/2006/main">
+              <a:graphicData uri="http://schemas.openxmlformats.org/drawingml/2006/picture">
+                <pic:pic xmlns:pic="http://schemas.openxmlformats.org/drawingml/2006/picture">
+                  <pic:nvPicPr>
+                    <pic:cNvPr id="1186255476" name=""/>
+                    <pic:cNvPicPr/>
+                  </pic:nvPicPr>
+                  <pic:blipFill>
+                    <a:blip r:embed="rId28"/>
+                    <a:stretch>
+                      <a:fillRect/>
+                    </a:stretch>
+                  </pic:blipFill>
+                  <pic:spPr>
+                    <a:xfrm>
+                      <a:off x="0" y="0"/>
+                      <a:ext cx="4419827" cy="3435527"/>
+                    </a:xfrm>
+                    <a:prstGeom prst="rect">
+                      <a:avLst/>
+                    </a:prstGeom>
+                  </pic:spPr>
+                </pic:pic>
+              </a:graphicData>
+            </a:graphic>
+          </wp:inline>
+        </w:drawing>
+      </w:r>
+    </w:p>
+    <w:p/>
+    <w:p/>
+    <w:p>
+      <w:pPr>
+        <w:rPr>
+          <w:b/>
+          <w:bCs/>
+        </w:rPr>
+      </w:pPr>
+      <w:r>
+        <w:rPr>
+          <w:b/>
+          <w:bCs/>
+          <w:highlight w:val="yellow"/>
+        </w:rPr>
+        <w:t>Assignment 4 (EBS Snapshot)</w:t>
+      </w:r>
+    </w:p>
+    <w:p>
+      <w:r>
+        <w:pict w14:anchorId="41F651D9">
+          <v:rect id="_x0000_i1031" style="width:0;height:1.5pt" o:hralign="center" o:hrstd="t" o:hr="t" fillcolor="#a0a0a0" stroked="f"/>
+        </w:pict>
+      </w:r>
+    </w:p>
+    <w:p>
+      <w:pPr>
+        <w:rPr>
+          <w:b/>
+          <w:bCs/>
+        </w:rPr>
+      </w:pPr>
+      <w:r>
+        <w:rPr>
+          <w:rFonts w:ascii="Segoe UI Emoji" w:hAnsi="Segoe UI Emoji" w:cs="Segoe UI Emoji"/>
+          <w:b/>
+          <w:bCs/>
+        </w:rPr>
+        <w:t>S</w:t>
+      </w:r>
+      <w:r>
+        <w:rPr>
+          <w:b/>
+          <w:bCs/>
+        </w:rPr>
+        <w:t>tep 1: Find Volume ID</w:t>
+      </w:r>
+    </w:p>
+    <w:p>
+      <w:pPr>
+        <w:numPr>
+          <w:ilvl w:val="0"/>
+          <w:numId w:val="22"/>
+        </w:numPr>
+      </w:pPr>
+      <w:r>
+        <w:t xml:space="preserve">Go to EC2 → </w:t>
+      </w:r>
+      <w:r>
+        <w:rPr>
+          <w:b/>
+          <w:bCs/>
+        </w:rPr>
+        <w:t>Volumes</w:t>
+      </w:r>
+      <w:r>
+        <w:t xml:space="preserve"> </w:t>
+      </w:r>
+    </w:p>
+    <w:p>
+      <w:pPr>
+        <w:numPr>
+          <w:ilvl w:val="0"/>
+          <w:numId w:val="22"/>
+        </w:numPr>
+      </w:pPr>
+      <w:r>
+        <w:t xml:space="preserve">Copy volume ID </w:t>
+      </w:r>
+    </w:p>
+    <w:p>
+      <w:r>
+        <w:drawing>
+          <wp:inline distT="0" distB="0" distL="0" distR="0" wp14:anchorId="2724C7AB" wp14:editId="490CAC4F">
+            <wp:extent cx="5731510" cy="2862580"/>
+            <wp:effectExtent l="0" t="0" r="2540" b="0"/>
+            <wp:docPr id="1465755058" name="Picture 1"/>
+            <wp:cNvGraphicFramePr>
+              <a:graphicFrameLocks xmlns:a="http://schemas.openxmlformats.org/drawingml/2006/main" noChangeAspect="1"/>
+            </wp:cNvGraphicFramePr>
+            <a:graphic xmlns:a="http://schemas.openxmlformats.org/drawingml/2006/main">
+              <a:graphicData uri="http://schemas.openxmlformats.org/drawingml/2006/picture">
+                <pic:pic xmlns:pic="http://schemas.openxmlformats.org/drawingml/2006/picture">
+                  <pic:nvPicPr>
+                    <pic:cNvPr id="1465755058" name=""/>
+                    <pic:cNvPicPr/>
+                  </pic:nvPicPr>
+                  <pic:blipFill>
+                    <a:blip r:embed="rId29"/>
+                    <a:stretch>
+                      <a:fillRect/>
+                    </a:stretch>
+                  </pic:blipFill>
+                  <pic:spPr>
+                    <a:xfrm>
+                      <a:off x="0" y="0"/>
+                      <a:ext cx="5731510" cy="2862580"/>
+                    </a:xfrm>
+                    <a:prstGeom prst="rect">
+                      <a:avLst/>
+                    </a:prstGeom>
+                  </pic:spPr>
+                </pic:pic>
+              </a:graphicData>
+            </a:graphic>
+          </wp:inline>
+        </w:drawing>
+      </w:r>
+    </w:p>
+    <w:p>
+      <w:r>
+        <w:lastRenderedPageBreak/>
+        <w:pict w14:anchorId="21AEBFE9">
+          <v:rect id="_x0000_i1032" style="width:0;height:1.5pt" o:hralign="center" o:hrstd="t" o:hr="t" fillcolor="#a0a0a0" stroked="f"/>
+        </w:pict>
+      </w:r>
+    </w:p>
+    <w:p>
+      <w:pPr>
+        <w:rPr>
+          <w:b/>
+          <w:bCs/>
+        </w:rPr>
+      </w:pPr>
+      <w:r>
+        <w:rPr>
+          <w:b/>
+          <w:bCs/>
+        </w:rPr>
+        <w:t>Step 2: IAM Role</w:t>
+      </w:r>
+    </w:p>
+    <w:p>
+      <w:pPr>
+        <w:numPr>
+          <w:ilvl w:val="0"/>
+          <w:numId w:val="23"/>
+        </w:numPr>
+      </w:pPr>
+      <w:r>
+        <w:t xml:space="preserve">Policy: AmazonEC2FullAccess </w:t>
+      </w:r>
+    </w:p>
+    <w:p>
+      <w:pPr>
+        <w:numPr>
+          <w:ilvl w:val="0"/>
+          <w:numId w:val="23"/>
+        </w:numPr>
+      </w:pPr>
+      <w:r>
+        <w:t>Name: lambda-e</w:t>
+      </w:r>
+      <w:r>
+        <w:t>c2</w:t>
+      </w:r>
+      <w:r>
+        <w:t xml:space="preserve">-role </w:t>
+      </w:r>
+    </w:p>
+    <w:p>
+      <w:r>
+        <w:drawing>
+          <wp:inline distT="0" distB="0" distL="0" distR="0" wp14:anchorId="063B2D97" wp14:editId="2750B9FF">
+            <wp:extent cx="4934204" cy="3530781"/>
+            <wp:effectExtent l="0" t="0" r="0" b="0"/>
+            <wp:docPr id="2094455146" name="Picture 1"/>
+            <wp:cNvGraphicFramePr>
+              <a:graphicFrameLocks xmlns:a="http://schemas.openxmlformats.org/drawingml/2006/main" noChangeAspect="1"/>
+            </wp:cNvGraphicFramePr>
+            <a:graphic xmlns:a="http://schemas.openxmlformats.org/drawingml/2006/main">
+              <a:graphicData uri="http://schemas.openxmlformats.org/drawingml/2006/picture">
+                <pic:pic xmlns:pic="http://schemas.openxmlformats.org/drawingml/2006/picture">
+                  <pic:nvPicPr>
+                    <pic:cNvPr id="2094455146" name=""/>
+                    <pic:cNvPicPr/>
+                  </pic:nvPicPr>
+                  <pic:blipFill>
+                    <a:blip r:embed="rId30"/>
+                    <a:stretch>
+                      <a:fillRect/>
+                    </a:stretch>
+                  </pic:blipFill>
+                  <pic:spPr>
+                    <a:xfrm>
+                      <a:off x="0" y="0"/>
+                      <a:ext cx="4934204" cy="3530781"/>
+                    </a:xfrm>
+                    <a:prstGeom prst="rect">
+                      <a:avLst/>
+                    </a:prstGeom>
+                  </pic:spPr>
+                </pic:pic>
+              </a:graphicData>
+            </a:graphic>
+          </wp:inline>
+        </w:drawing>
+      </w:r>
+    </w:p>
+    <w:p>
+      <w:r>
+        <w:pict w14:anchorId="48050B76">
+          <v:rect id="_x0000_i1033" style="width:0;height:1.5pt" o:hralign="center" o:hrstd="t" o:hr="t" fillcolor="#a0a0a0" stroked="f"/>
+        </w:pict>
+      </w:r>
+    </w:p>
+    <w:p>
+      <w:pPr>
+        <w:rPr>
+          <w:b/>
+          <w:bCs/>
+        </w:rPr>
+      </w:pPr>
+      <w:r>
+        <w:rPr>
+          <w:b/>
+          <w:bCs/>
+        </w:rPr>
+        <w:t>Step 3: Lambda</w:t>
+      </w:r>
+    </w:p>
+    <w:p>
+      <w:pPr>
+        <w:numPr>
+          <w:ilvl w:val="0"/>
+          <w:numId w:val="24"/>
+        </w:numPr>
+      </w:pPr>
+      <w:r>
+        <w:t xml:space="preserve">Name: </w:t>
+      </w:r>
+      <w:proofErr w:type="spellStart"/>
+      <w:r>
+        <w:t>ebs</w:t>
+      </w:r>
+      <w:proofErr w:type="spellEnd"/>
+      <w:r>
+        <w:t xml:space="preserve">-backup </w:t>
+      </w:r>
+    </w:p>
+    <w:p>
+      <w:r>
+        <w:lastRenderedPageBreak/>
+        <w:drawing>
+          <wp:inline distT="0" distB="0" distL="0" distR="0" wp14:anchorId="5EFC31B1" wp14:editId="0C0B4D23">
+            <wp:extent cx="5169166" cy="3486329"/>
+            <wp:effectExtent l="0" t="0" r="0" b="0"/>
+            <wp:docPr id="10424980" name="Picture 1"/>
+            <wp:cNvGraphicFramePr>
+              <a:graphicFrameLocks xmlns:a="http://schemas.openxmlformats.org/drawingml/2006/main" noChangeAspect="1"/>
+            </wp:cNvGraphicFramePr>
+            <a:graphic xmlns:a="http://schemas.openxmlformats.org/drawingml/2006/main">
+              <a:graphicData uri="http://schemas.openxmlformats.org/drawingml/2006/picture">
+                <pic:pic xmlns:pic="http://schemas.openxmlformats.org/drawingml/2006/picture">
+                  <pic:nvPicPr>
+                    <pic:cNvPr id="10424980" name=""/>
+                    <pic:cNvPicPr/>
+                  </pic:nvPicPr>
+                  <pic:blipFill>
+                    <a:blip r:embed="rId31"/>
+                    <a:stretch>
+                      <a:fillRect/>
+                    </a:stretch>
+                  </pic:blipFill>
+                  <pic:spPr>
+                    <a:xfrm>
+                      <a:off x="0" y="0"/>
+                      <a:ext cx="5169166" cy="3486329"/>
+                    </a:xfrm>
+                    <a:prstGeom prst="rect">
+                      <a:avLst/>
+                    </a:prstGeom>
+                  </pic:spPr>
+                </pic:pic>
+              </a:graphicData>
+            </a:graphic>
+          </wp:inline>
+        </w:drawing>
+      </w:r>
+    </w:p>
+    <w:p>
+      <w:r>
+        <w:pict w14:anchorId="04958217">
+          <v:rect id="_x0000_i1034" style="width:0;height:1.5pt" o:hralign="center" o:hrstd="t" o:hr="t" fillcolor="#a0a0a0" stroked="f"/>
+        </w:pict>
+      </w:r>
+    </w:p>
+    <w:p>
+      <w:pPr>
+        <w:rPr>
+          <w:b/>
+          <w:bCs/>
+        </w:rPr>
+      </w:pPr>
+      <w:r>
+        <w:rPr>
+          <w:b/>
+          <w:bCs/>
+        </w:rPr>
+        <w:t>Step 4: Code</w:t>
+      </w:r>
+    </w:p>
+    <w:p>
+      <w:pPr>
+        <w:rPr>
+          <w:b/>
+          <w:bCs/>
+        </w:rPr>
+      </w:pPr>
+      <w:r>
+        <w:rPr>
+          <w:b/>
+          <w:bCs/>
+        </w:rPr>
+        <w:drawing>
+          <wp:inline distT="0" distB="0" distL="0" distR="0" wp14:anchorId="289AF888" wp14:editId="5C3D3174">
+            <wp:extent cx="5493032" cy="3492679"/>
+            <wp:effectExtent l="0" t="0" r="0" b="0"/>
+            <wp:docPr id="302160494" name="Picture 1"/>
+            <wp:cNvGraphicFramePr>
+              <a:graphicFrameLocks xmlns:a="http://schemas.openxmlformats.org/drawingml/2006/main" noChangeAspect="1"/>
+            </wp:cNvGraphicFramePr>
+            <a:graphic xmlns:a="http://schemas.openxmlformats.org/drawingml/2006/main">
+              <a:graphicData uri="http://schemas.openxmlformats.org/drawingml/2006/picture">
+                <pic:pic xmlns:pic="http://schemas.openxmlformats.org/drawingml/2006/picture">
+                  <pic:nvPicPr>
+                    <pic:cNvPr id="302160494" name=""/>
+                    <pic:cNvPicPr/>
+                  </pic:nvPicPr>
+                  <pic:blipFill>
+                    <a:blip r:embed="rId32"/>
+                    <a:stretch>
+                      <a:fillRect/>
+                    </a:stretch>
+                  </pic:blipFill>
+                  <pic:spPr>
+                    <a:xfrm>
+                      <a:off x="0" y="0"/>
+                      <a:ext cx="5493032" cy="3492679"/>
+                    </a:xfrm>
+                    <a:prstGeom prst="rect">
+                      <a:avLst/>
+                    </a:prstGeom>
+                  </pic:spPr>
+                </pic:pic>
+              </a:graphicData>
+            </a:graphic>
+          </wp:inline>
+        </w:drawing>
+      </w:r>
+    </w:p>
+    <w:p>
+      <w:pPr>
+        <w:rPr>
+          <w:b/>
+          <w:bCs/>
+        </w:rPr>
+      </w:pPr>
+    </w:p>
+    <w:p>
+      <w:pPr>
+        <w:rPr>
+          <w:b/>
+          <w:bCs/>
+        </w:rPr>
+      </w:pPr>
+      <w:r>
+        <w:rPr>
+          <w:b/>
+          <w:bCs/>
+        </w:rPr>
+        <w:t>Click deploy</w:t>
+      </w:r>
+    </w:p>
+    <w:p>
+      <w:pPr>
+        <w:rPr>
+          <w:b/>
+          <w:bCs/>
+        </w:rPr>
+      </w:pPr>
+    </w:p>
+    <w:p>
+      <w:pPr>
+        <w:rPr>
+          <w:b/>
+          <w:bCs/>
+        </w:rPr>
+      </w:pPr>
+      <w:r>
+        <w:rPr>
+          <w:b/>
+          <w:bCs/>
+        </w:rPr>
+        <w:lastRenderedPageBreak/>
+        <w:t>Step 5: Test</w:t>
+      </w:r>
+    </w:p>
+    <w:p>
+      <w:pPr>
+        <w:numPr>
+          <w:ilvl w:val="0"/>
+          <w:numId w:val="25"/>
+        </w:numPr>
+        <w:rPr>
+          <w:b/>
+          <w:bCs/>
+        </w:rPr>
+      </w:pPr>
+      <w:r>
+        <w:rPr>
+          <w:b/>
+          <w:bCs/>
+        </w:rPr>
+        <w:t xml:space="preserve">Run Lambda </w:t>
+      </w:r>
+    </w:p>
+    <w:p>
+      <w:pPr>
+        <w:numPr>
+          <w:ilvl w:val="0"/>
+          <w:numId w:val="25"/>
+        </w:numPr>
+        <w:rPr>
+          <w:b/>
+          <w:bCs/>
+        </w:rPr>
+      </w:pPr>
+      <w:r>
+        <w:rPr>
+          <w:b/>
+          <w:bCs/>
+        </w:rPr>
+        <w:t>Go to EC2 → Snapshots</w:t>
+      </w:r>
+    </w:p>
+    <w:p>
+      <w:pPr>
+        <w:rPr>
+          <w:b/>
+          <w:bCs/>
+        </w:rPr>
+      </w:pPr>
+      <w:r>
+        <w:rPr>
+          <w:b/>
+          <w:bCs/>
+        </w:rPr>
+        <w:drawing>
+          <wp:inline distT="0" distB="0" distL="0" distR="0" wp14:anchorId="329F03E3" wp14:editId="1964DFA7">
+            <wp:extent cx="5731510" cy="2094865"/>
+            <wp:effectExtent l="0" t="0" r="2540" b="635"/>
+            <wp:docPr id="10468199" name="Picture 1"/>
+            <wp:cNvGraphicFramePr>
+              <a:graphicFrameLocks xmlns:a="http://schemas.openxmlformats.org/drawingml/2006/main" noChangeAspect="1"/>
+            </wp:cNvGraphicFramePr>
+            <a:graphic xmlns:a="http://schemas.openxmlformats.org/drawingml/2006/main">
+              <a:graphicData uri="http://schemas.openxmlformats.org/drawingml/2006/picture">
+                <pic:pic xmlns:pic="http://schemas.openxmlformats.org/drawingml/2006/picture">
+                  <pic:nvPicPr>
+                    <pic:cNvPr id="10468199" name=""/>
+                    <pic:cNvPicPr/>
+                  </pic:nvPicPr>
+                  <pic:blipFill>
+                    <a:blip r:embed="rId33"/>
+                    <a:stretch>
+                      <a:fillRect/>
+                    </a:stretch>
+                  </pic:blipFill>
+                  <pic:spPr>
+                    <a:xfrm>
+                      <a:off x="0" y="0"/>
+                      <a:ext cx="5731510" cy="2094865"/>
+                    </a:xfrm>
+                    <a:prstGeom prst="rect">
+                      <a:avLst/>
+                    </a:prstGeom>
+                  </pic:spPr>
+                </pic:pic>
+              </a:graphicData>
+            </a:graphic>
+          </wp:inline>
+        </w:drawing>
+      </w:r>
+    </w:p>
+    <w:p>
+      <w:pPr>
+        <w:rPr>
+          <w:b/>
+          <w:bCs/>
+        </w:rPr>
+      </w:pPr>
+    </w:p>
+    <w:p>
+      <w:pPr>
+        <w:rPr>
+          <w:b/>
+          <w:bCs/>
+        </w:rPr>
+      </w:pPr>
+    </w:p>
+    <w:p/>
     <w:p/>
     <w:sectPr>
       <w:pgSz w:w="11906" w:h="16838"/>
@@ -344,6 +2832,2770 @@
 <file path=word/numbering.xml><?xml version="1.0" encoding="utf-8"?>
 <w:numbering xmlns:wpc="http://schemas.microsoft.com/office/word/2010/wordprocessingCanvas" xmlns:cx="http://schemas.microsoft.com/office/drawing/2014/chartex" xmlns:cx1="http://schemas.microsoft.com/office/drawing/2015/9/8/chartex" xmlns:cx2="http://schemas.microsoft.com/office/drawing/2015/10/21/chartex" xmlns:cx3="http://schemas.microsoft.com/office/drawing/2016/5/9/chartex" xmlns:cx4="http://schemas.microsoft.com/office/drawing/2016/5/10/chartex" xmlns:cx5="http://schemas.microsoft.com/office/drawing/2016/5/11/chartex" xmlns:cx6="http://schemas.microsoft.com/office/drawing/2016/5/12/chartex" xmlns:cx7="http://schemas.microsoft.com/office/drawing/2016/5/13/chartex" xmlns:cx8="http://schemas.microsoft.com/office/drawing/2016/5/14/chartex" xmlns:mc="http://schemas.openxmlformats.org/markup-compatibility/2006" xmlns:aink="http://schemas.microsoft.com/office/drawing/2016/ink" xmlns:am3d="http://schemas.microsoft.com/office/drawing/2017/model3d" xmlns:o="urn:schemas-microsoft-com:office:office" xmlns:oel="http://schemas.microsoft.com/office/2019/extlst" xmlns:r="http://schemas.openxmlformats.org/officeDocument/2006/relationships" xmlns:m="http://schemas.openxmlformats.org/officeDocument/2006/math" xmlns:v="urn:schemas-microsoft-com:vml" xmlns:wp14="http://schemas.microsoft.com/office/word/2010/wordprocessingDrawing" xmlns:wp="http://schemas.openxmlformats.org/drawingml/2006/wordprocessingDrawing" xmlns:w10="urn:schemas-microsoft-com:office:word" xmlns:w="http://schemas.openxmlformats.org/wordprocessingml/2006/main" xmlns:w14="http://schemas.microsoft.com/office/word/2010/wordml" xmlns:w15="http://schemas.microsoft.com/office/word/2012/wordml" xmlns:w16cex="http://schemas.microsoft.com/office/word/2018/wordml/cex" xmlns:w16cid="http://schemas.microsoft.com/office/word/2016/wordml/cid" xmlns:w16="http://schemas.microsoft.com/office/word/2018/wordml" xmlns:w16du="http://schemas.microsoft.com/office/word/2023/wordml/word16du" xmlns:w16sdtdh="http://schemas.microsoft.com/office/word/2020/wordml/sdtdatahash" xmlns:w16sdtfl="http://schemas.microsoft.com/office/word/2024/wordml/sdtformatlock" xmlns:w16se="http://schemas.microsoft.com/office/word/2015/wordml/symex" xmlns:wpg="http://schemas.microsoft.com/office/word/2010/wordprocessingGroup" xmlns:wpi="http://schemas.microsoft.com/office/word/2010/wordprocessingInk" xmlns:wne="http://schemas.microsoft.com/office/word/2006/wordml" xmlns:wps="http://schemas.microsoft.com/office/word/2010/wordprocessingShape" mc:Ignorable="w14 w15 w16se w16cid w16 w16cex w16sdtdh w16sdtfl w16du wp14">
   <w:abstractNum w:abstractNumId="0" w15:restartNumberingAfterBreak="0">
+    <w:nsid w:val="004A5688"/>
+    <w:multiLevelType w:val="multilevel"/>
+    <w:tmpl w:val="BAE2EE36"/>
+    <w:lvl w:ilvl="0">
+      <w:start w:val="1"/>
+      <w:numFmt w:val="bullet"/>
+      <w:lvlText w:val=""/>
+      <w:lvlJc w:val="left"/>
+      <w:pPr>
+        <w:tabs>
+          <w:tab w:val="num" w:pos="720"/>
+        </w:tabs>
+        <w:ind w:left="720" w:hanging="360"/>
+      </w:pPr>
+      <w:rPr>
+        <w:rFonts w:ascii="Symbol" w:hAnsi="Symbol" w:hint="default"/>
+        <w:sz w:val="20"/>
+      </w:rPr>
+    </w:lvl>
+    <w:lvl w:ilvl="1" w:tentative="1">
+      <w:start w:val="1"/>
+      <w:numFmt w:val="bullet"/>
+      <w:lvlText w:val="o"/>
+      <w:lvlJc w:val="left"/>
+      <w:pPr>
+        <w:tabs>
+          <w:tab w:val="num" w:pos="1440"/>
+        </w:tabs>
+        <w:ind w:left="1440" w:hanging="360"/>
+      </w:pPr>
+      <w:rPr>
+        <w:rFonts w:ascii="Courier New" w:hAnsi="Courier New" w:hint="default"/>
+        <w:sz w:val="20"/>
+      </w:rPr>
+    </w:lvl>
+    <w:lvl w:ilvl="2" w:tentative="1">
+      <w:start w:val="1"/>
+      <w:numFmt w:val="bullet"/>
+      <w:lvlText w:val=""/>
+      <w:lvlJc w:val="left"/>
+      <w:pPr>
+        <w:tabs>
+          <w:tab w:val="num" w:pos="2160"/>
+        </w:tabs>
+        <w:ind w:left="2160" w:hanging="360"/>
+      </w:pPr>
+      <w:rPr>
+        <w:rFonts w:ascii="Wingdings" w:hAnsi="Wingdings" w:hint="default"/>
+        <w:sz w:val="20"/>
+      </w:rPr>
+    </w:lvl>
+    <w:lvl w:ilvl="3" w:tentative="1">
+      <w:start w:val="1"/>
+      <w:numFmt w:val="bullet"/>
+      <w:lvlText w:val=""/>
+      <w:lvlJc w:val="left"/>
+      <w:pPr>
+        <w:tabs>
+          <w:tab w:val="num" w:pos="2880"/>
+        </w:tabs>
+        <w:ind w:left="2880" w:hanging="360"/>
+      </w:pPr>
+      <w:rPr>
+        <w:rFonts w:ascii="Wingdings" w:hAnsi="Wingdings" w:hint="default"/>
+        <w:sz w:val="20"/>
+      </w:rPr>
+    </w:lvl>
+    <w:lvl w:ilvl="4" w:tentative="1">
+      <w:start w:val="1"/>
+      <w:numFmt w:val="bullet"/>
+      <w:lvlText w:val=""/>
+      <w:lvlJc w:val="left"/>
+      <w:pPr>
+        <w:tabs>
+          <w:tab w:val="num" w:pos="3600"/>
+        </w:tabs>
+        <w:ind w:left="3600" w:hanging="360"/>
+      </w:pPr>
+      <w:rPr>
+        <w:rFonts w:ascii="Wingdings" w:hAnsi="Wingdings" w:hint="default"/>
+        <w:sz w:val="20"/>
+      </w:rPr>
+    </w:lvl>
+    <w:lvl w:ilvl="5" w:tentative="1">
+      <w:start w:val="1"/>
+      <w:numFmt w:val="bullet"/>
+      <w:lvlText w:val=""/>
+      <w:lvlJc w:val="left"/>
+      <w:pPr>
+        <w:tabs>
+          <w:tab w:val="num" w:pos="4320"/>
+        </w:tabs>
+        <w:ind w:left="4320" w:hanging="360"/>
+      </w:pPr>
+      <w:rPr>
+        <w:rFonts w:ascii="Wingdings" w:hAnsi="Wingdings" w:hint="default"/>
+        <w:sz w:val="20"/>
+      </w:rPr>
+    </w:lvl>
+    <w:lvl w:ilvl="6" w:tentative="1">
+      <w:start w:val="1"/>
+      <w:numFmt w:val="bullet"/>
+      <w:lvlText w:val=""/>
+      <w:lvlJc w:val="left"/>
+      <w:pPr>
+        <w:tabs>
+          <w:tab w:val="num" w:pos="5040"/>
+        </w:tabs>
+        <w:ind w:left="5040" w:hanging="360"/>
+      </w:pPr>
+      <w:rPr>
+        <w:rFonts w:ascii="Wingdings" w:hAnsi="Wingdings" w:hint="default"/>
+        <w:sz w:val="20"/>
+      </w:rPr>
+    </w:lvl>
+    <w:lvl w:ilvl="7" w:tentative="1">
+      <w:start w:val="1"/>
+      <w:numFmt w:val="bullet"/>
+      <w:lvlText w:val=""/>
+      <w:lvlJc w:val="left"/>
+      <w:pPr>
+        <w:tabs>
+          <w:tab w:val="num" w:pos="5760"/>
+        </w:tabs>
+        <w:ind w:left="5760" w:hanging="360"/>
+      </w:pPr>
+      <w:rPr>
+        <w:rFonts w:ascii="Wingdings" w:hAnsi="Wingdings" w:hint="default"/>
+        <w:sz w:val="20"/>
+      </w:rPr>
+    </w:lvl>
+    <w:lvl w:ilvl="8" w:tentative="1">
+      <w:start w:val="1"/>
+      <w:numFmt w:val="bullet"/>
+      <w:lvlText w:val=""/>
+      <w:lvlJc w:val="left"/>
+      <w:pPr>
+        <w:tabs>
+          <w:tab w:val="num" w:pos="6480"/>
+        </w:tabs>
+        <w:ind w:left="6480" w:hanging="360"/>
+      </w:pPr>
+      <w:rPr>
+        <w:rFonts w:ascii="Wingdings" w:hAnsi="Wingdings" w:hint="default"/>
+        <w:sz w:val="20"/>
+      </w:rPr>
+    </w:lvl>
+  </w:abstractNum>
+  <w:abstractNum w:abstractNumId="1" w15:restartNumberingAfterBreak="0">
+    <w:nsid w:val="07C07ED7"/>
+    <w:multiLevelType w:val="multilevel"/>
+    <w:tmpl w:val="9202CCCC"/>
+    <w:lvl w:ilvl="0">
+      <w:start w:val="1"/>
+      <w:numFmt w:val="bullet"/>
+      <w:lvlText w:val=""/>
+      <w:lvlJc w:val="left"/>
+      <w:pPr>
+        <w:tabs>
+          <w:tab w:val="num" w:pos="720"/>
+        </w:tabs>
+        <w:ind w:left="720" w:hanging="360"/>
+      </w:pPr>
+      <w:rPr>
+        <w:rFonts w:ascii="Symbol" w:hAnsi="Symbol" w:hint="default"/>
+        <w:sz w:val="20"/>
+      </w:rPr>
+    </w:lvl>
+    <w:lvl w:ilvl="1" w:tentative="1">
+      <w:start w:val="1"/>
+      <w:numFmt w:val="bullet"/>
+      <w:lvlText w:val="o"/>
+      <w:lvlJc w:val="left"/>
+      <w:pPr>
+        <w:tabs>
+          <w:tab w:val="num" w:pos="1440"/>
+        </w:tabs>
+        <w:ind w:left="1440" w:hanging="360"/>
+      </w:pPr>
+      <w:rPr>
+        <w:rFonts w:ascii="Courier New" w:hAnsi="Courier New" w:hint="default"/>
+        <w:sz w:val="20"/>
+      </w:rPr>
+    </w:lvl>
+    <w:lvl w:ilvl="2" w:tentative="1">
+      <w:start w:val="1"/>
+      <w:numFmt w:val="bullet"/>
+      <w:lvlText w:val=""/>
+      <w:lvlJc w:val="left"/>
+      <w:pPr>
+        <w:tabs>
+          <w:tab w:val="num" w:pos="2160"/>
+        </w:tabs>
+        <w:ind w:left="2160" w:hanging="360"/>
+      </w:pPr>
+      <w:rPr>
+        <w:rFonts w:ascii="Wingdings" w:hAnsi="Wingdings" w:hint="default"/>
+        <w:sz w:val="20"/>
+      </w:rPr>
+    </w:lvl>
+    <w:lvl w:ilvl="3" w:tentative="1">
+      <w:start w:val="1"/>
+      <w:numFmt w:val="bullet"/>
+      <w:lvlText w:val=""/>
+      <w:lvlJc w:val="left"/>
+      <w:pPr>
+        <w:tabs>
+          <w:tab w:val="num" w:pos="2880"/>
+        </w:tabs>
+        <w:ind w:left="2880" w:hanging="360"/>
+      </w:pPr>
+      <w:rPr>
+        <w:rFonts w:ascii="Wingdings" w:hAnsi="Wingdings" w:hint="default"/>
+        <w:sz w:val="20"/>
+      </w:rPr>
+    </w:lvl>
+    <w:lvl w:ilvl="4" w:tentative="1">
+      <w:start w:val="1"/>
+      <w:numFmt w:val="bullet"/>
+      <w:lvlText w:val=""/>
+      <w:lvlJc w:val="left"/>
+      <w:pPr>
+        <w:tabs>
+          <w:tab w:val="num" w:pos="3600"/>
+        </w:tabs>
+        <w:ind w:left="3600" w:hanging="360"/>
+      </w:pPr>
+      <w:rPr>
+        <w:rFonts w:ascii="Wingdings" w:hAnsi="Wingdings" w:hint="default"/>
+        <w:sz w:val="20"/>
+      </w:rPr>
+    </w:lvl>
+    <w:lvl w:ilvl="5" w:tentative="1">
+      <w:start w:val="1"/>
+      <w:numFmt w:val="bullet"/>
+      <w:lvlText w:val=""/>
+      <w:lvlJc w:val="left"/>
+      <w:pPr>
+        <w:tabs>
+          <w:tab w:val="num" w:pos="4320"/>
+        </w:tabs>
+        <w:ind w:left="4320" w:hanging="360"/>
+      </w:pPr>
+      <w:rPr>
+        <w:rFonts w:ascii="Wingdings" w:hAnsi="Wingdings" w:hint="default"/>
+        <w:sz w:val="20"/>
+      </w:rPr>
+    </w:lvl>
+    <w:lvl w:ilvl="6" w:tentative="1">
+      <w:start w:val="1"/>
+      <w:numFmt w:val="bullet"/>
+      <w:lvlText w:val=""/>
+      <w:lvlJc w:val="left"/>
+      <w:pPr>
+        <w:tabs>
+          <w:tab w:val="num" w:pos="5040"/>
+        </w:tabs>
+        <w:ind w:left="5040" w:hanging="360"/>
+      </w:pPr>
+      <w:rPr>
+        <w:rFonts w:ascii="Wingdings" w:hAnsi="Wingdings" w:hint="default"/>
+        <w:sz w:val="20"/>
+      </w:rPr>
+    </w:lvl>
+    <w:lvl w:ilvl="7" w:tentative="1">
+      <w:start w:val="1"/>
+      <w:numFmt w:val="bullet"/>
+      <w:lvlText w:val=""/>
+      <w:lvlJc w:val="left"/>
+      <w:pPr>
+        <w:tabs>
+          <w:tab w:val="num" w:pos="5760"/>
+        </w:tabs>
+        <w:ind w:left="5760" w:hanging="360"/>
+      </w:pPr>
+      <w:rPr>
+        <w:rFonts w:ascii="Wingdings" w:hAnsi="Wingdings" w:hint="default"/>
+        <w:sz w:val="20"/>
+      </w:rPr>
+    </w:lvl>
+    <w:lvl w:ilvl="8" w:tentative="1">
+      <w:start w:val="1"/>
+      <w:numFmt w:val="bullet"/>
+      <w:lvlText w:val=""/>
+      <w:lvlJc w:val="left"/>
+      <w:pPr>
+        <w:tabs>
+          <w:tab w:val="num" w:pos="6480"/>
+        </w:tabs>
+        <w:ind w:left="6480" w:hanging="360"/>
+      </w:pPr>
+      <w:rPr>
+        <w:rFonts w:ascii="Wingdings" w:hAnsi="Wingdings" w:hint="default"/>
+        <w:sz w:val="20"/>
+      </w:rPr>
+    </w:lvl>
+  </w:abstractNum>
+  <w:abstractNum w:abstractNumId="2" w15:restartNumberingAfterBreak="0">
+    <w:nsid w:val="0E1A32CC"/>
+    <w:multiLevelType w:val="multilevel"/>
+    <w:tmpl w:val="DAC8A5EC"/>
+    <w:lvl w:ilvl="0">
+      <w:start w:val="1"/>
+      <w:numFmt w:val="decimal"/>
+      <w:lvlText w:val="%1."/>
+      <w:lvlJc w:val="left"/>
+      <w:pPr>
+        <w:tabs>
+          <w:tab w:val="num" w:pos="720"/>
+        </w:tabs>
+        <w:ind w:left="720" w:hanging="360"/>
+      </w:pPr>
+    </w:lvl>
+    <w:lvl w:ilvl="1" w:tentative="1">
+      <w:start w:val="1"/>
+      <w:numFmt w:val="decimal"/>
+      <w:lvlText w:val="%2."/>
+      <w:lvlJc w:val="left"/>
+      <w:pPr>
+        <w:tabs>
+          <w:tab w:val="num" w:pos="1440"/>
+        </w:tabs>
+        <w:ind w:left="1440" w:hanging="360"/>
+      </w:pPr>
+    </w:lvl>
+    <w:lvl w:ilvl="2" w:tentative="1">
+      <w:start w:val="1"/>
+      <w:numFmt w:val="decimal"/>
+      <w:lvlText w:val="%3."/>
+      <w:lvlJc w:val="left"/>
+      <w:pPr>
+        <w:tabs>
+          <w:tab w:val="num" w:pos="2160"/>
+        </w:tabs>
+        <w:ind w:left="2160" w:hanging="360"/>
+      </w:pPr>
+    </w:lvl>
+    <w:lvl w:ilvl="3" w:tentative="1">
+      <w:start w:val="1"/>
+      <w:numFmt w:val="decimal"/>
+      <w:lvlText w:val="%4."/>
+      <w:lvlJc w:val="left"/>
+      <w:pPr>
+        <w:tabs>
+          <w:tab w:val="num" w:pos="2880"/>
+        </w:tabs>
+        <w:ind w:left="2880" w:hanging="360"/>
+      </w:pPr>
+    </w:lvl>
+    <w:lvl w:ilvl="4" w:tentative="1">
+      <w:start w:val="1"/>
+      <w:numFmt w:val="decimal"/>
+      <w:lvlText w:val="%5."/>
+      <w:lvlJc w:val="left"/>
+      <w:pPr>
+        <w:tabs>
+          <w:tab w:val="num" w:pos="3600"/>
+        </w:tabs>
+        <w:ind w:left="3600" w:hanging="360"/>
+      </w:pPr>
+    </w:lvl>
+    <w:lvl w:ilvl="5" w:tentative="1">
+      <w:start w:val="1"/>
+      <w:numFmt w:val="decimal"/>
+      <w:lvlText w:val="%6."/>
+      <w:lvlJc w:val="left"/>
+      <w:pPr>
+        <w:tabs>
+          <w:tab w:val="num" w:pos="4320"/>
+        </w:tabs>
+        <w:ind w:left="4320" w:hanging="360"/>
+      </w:pPr>
+    </w:lvl>
+    <w:lvl w:ilvl="6" w:tentative="1">
+      <w:start w:val="1"/>
+      <w:numFmt w:val="decimal"/>
+      <w:lvlText w:val="%7."/>
+      <w:lvlJc w:val="left"/>
+      <w:pPr>
+        <w:tabs>
+          <w:tab w:val="num" w:pos="5040"/>
+        </w:tabs>
+        <w:ind w:left="5040" w:hanging="360"/>
+      </w:pPr>
+    </w:lvl>
+    <w:lvl w:ilvl="7" w:tentative="1">
+      <w:start w:val="1"/>
+      <w:numFmt w:val="decimal"/>
+      <w:lvlText w:val="%8."/>
+      <w:lvlJc w:val="left"/>
+      <w:pPr>
+        <w:tabs>
+          <w:tab w:val="num" w:pos="5760"/>
+        </w:tabs>
+        <w:ind w:left="5760" w:hanging="360"/>
+      </w:pPr>
+    </w:lvl>
+    <w:lvl w:ilvl="8" w:tentative="1">
+      <w:start w:val="1"/>
+      <w:numFmt w:val="decimal"/>
+      <w:lvlText w:val="%9."/>
+      <w:lvlJc w:val="left"/>
+      <w:pPr>
+        <w:tabs>
+          <w:tab w:val="num" w:pos="6480"/>
+        </w:tabs>
+        <w:ind w:left="6480" w:hanging="360"/>
+      </w:pPr>
+    </w:lvl>
+  </w:abstractNum>
+  <w:abstractNum w:abstractNumId="3" w15:restartNumberingAfterBreak="0">
+    <w:nsid w:val="11324C8F"/>
+    <w:multiLevelType w:val="multilevel"/>
+    <w:tmpl w:val="8F2C2DAA"/>
+    <w:lvl w:ilvl="0">
+      <w:start w:val="1"/>
+      <w:numFmt w:val="bullet"/>
+      <w:lvlText w:val=""/>
+      <w:lvlJc w:val="left"/>
+      <w:pPr>
+        <w:tabs>
+          <w:tab w:val="num" w:pos="720"/>
+        </w:tabs>
+        <w:ind w:left="720" w:hanging="360"/>
+      </w:pPr>
+      <w:rPr>
+        <w:rFonts w:ascii="Symbol" w:hAnsi="Symbol" w:hint="default"/>
+        <w:sz w:val="20"/>
+      </w:rPr>
+    </w:lvl>
+    <w:lvl w:ilvl="1" w:tentative="1">
+      <w:start w:val="1"/>
+      <w:numFmt w:val="bullet"/>
+      <w:lvlText w:val="o"/>
+      <w:lvlJc w:val="left"/>
+      <w:pPr>
+        <w:tabs>
+          <w:tab w:val="num" w:pos="1440"/>
+        </w:tabs>
+        <w:ind w:left="1440" w:hanging="360"/>
+      </w:pPr>
+      <w:rPr>
+        <w:rFonts w:ascii="Courier New" w:hAnsi="Courier New" w:hint="default"/>
+        <w:sz w:val="20"/>
+      </w:rPr>
+    </w:lvl>
+    <w:lvl w:ilvl="2" w:tentative="1">
+      <w:start w:val="1"/>
+      <w:numFmt w:val="bullet"/>
+      <w:lvlText w:val=""/>
+      <w:lvlJc w:val="left"/>
+      <w:pPr>
+        <w:tabs>
+          <w:tab w:val="num" w:pos="2160"/>
+        </w:tabs>
+        <w:ind w:left="2160" w:hanging="360"/>
+      </w:pPr>
+      <w:rPr>
+        <w:rFonts w:ascii="Wingdings" w:hAnsi="Wingdings" w:hint="default"/>
+        <w:sz w:val="20"/>
+      </w:rPr>
+    </w:lvl>
+    <w:lvl w:ilvl="3" w:tentative="1">
+      <w:start w:val="1"/>
+      <w:numFmt w:val="bullet"/>
+      <w:lvlText w:val=""/>
+      <w:lvlJc w:val="left"/>
+      <w:pPr>
+        <w:tabs>
+          <w:tab w:val="num" w:pos="2880"/>
+        </w:tabs>
+        <w:ind w:left="2880" w:hanging="360"/>
+      </w:pPr>
+      <w:rPr>
+        <w:rFonts w:ascii="Wingdings" w:hAnsi="Wingdings" w:hint="default"/>
+        <w:sz w:val="20"/>
+      </w:rPr>
+    </w:lvl>
+    <w:lvl w:ilvl="4" w:tentative="1">
+      <w:start w:val="1"/>
+      <w:numFmt w:val="bullet"/>
+      <w:lvlText w:val=""/>
+      <w:lvlJc w:val="left"/>
+      <w:pPr>
+        <w:tabs>
+          <w:tab w:val="num" w:pos="3600"/>
+        </w:tabs>
+        <w:ind w:left="3600" w:hanging="360"/>
+      </w:pPr>
+      <w:rPr>
+        <w:rFonts w:ascii="Wingdings" w:hAnsi="Wingdings" w:hint="default"/>
+        <w:sz w:val="20"/>
+      </w:rPr>
+    </w:lvl>
+    <w:lvl w:ilvl="5" w:tentative="1">
+      <w:start w:val="1"/>
+      <w:numFmt w:val="bullet"/>
+      <w:lvlText w:val=""/>
+      <w:lvlJc w:val="left"/>
+      <w:pPr>
+        <w:tabs>
+          <w:tab w:val="num" w:pos="4320"/>
+        </w:tabs>
+        <w:ind w:left="4320" w:hanging="360"/>
+      </w:pPr>
+      <w:rPr>
+        <w:rFonts w:ascii="Wingdings" w:hAnsi="Wingdings" w:hint="default"/>
+        <w:sz w:val="20"/>
+      </w:rPr>
+    </w:lvl>
+    <w:lvl w:ilvl="6" w:tentative="1">
+      <w:start w:val="1"/>
+      <w:numFmt w:val="bullet"/>
+      <w:lvlText w:val=""/>
+      <w:lvlJc w:val="left"/>
+      <w:pPr>
+        <w:tabs>
+          <w:tab w:val="num" w:pos="5040"/>
+        </w:tabs>
+        <w:ind w:left="5040" w:hanging="360"/>
+      </w:pPr>
+      <w:rPr>
+        <w:rFonts w:ascii="Wingdings" w:hAnsi="Wingdings" w:hint="default"/>
+        <w:sz w:val="20"/>
+      </w:rPr>
+    </w:lvl>
+    <w:lvl w:ilvl="7" w:tentative="1">
+      <w:start w:val="1"/>
+      <w:numFmt w:val="bullet"/>
+      <w:lvlText w:val=""/>
+      <w:lvlJc w:val="left"/>
+      <w:pPr>
+        <w:tabs>
+          <w:tab w:val="num" w:pos="5760"/>
+        </w:tabs>
+        <w:ind w:left="5760" w:hanging="360"/>
+      </w:pPr>
+      <w:rPr>
+        <w:rFonts w:ascii="Wingdings" w:hAnsi="Wingdings" w:hint="default"/>
+        <w:sz w:val="20"/>
+      </w:rPr>
+    </w:lvl>
+    <w:lvl w:ilvl="8" w:tentative="1">
+      <w:start w:val="1"/>
+      <w:numFmt w:val="bullet"/>
+      <w:lvlText w:val=""/>
+      <w:lvlJc w:val="left"/>
+      <w:pPr>
+        <w:tabs>
+          <w:tab w:val="num" w:pos="6480"/>
+        </w:tabs>
+        <w:ind w:left="6480" w:hanging="360"/>
+      </w:pPr>
+      <w:rPr>
+        <w:rFonts w:ascii="Wingdings" w:hAnsi="Wingdings" w:hint="default"/>
+        <w:sz w:val="20"/>
+      </w:rPr>
+    </w:lvl>
+  </w:abstractNum>
+  <w:abstractNum w:abstractNumId="4" w15:restartNumberingAfterBreak="0">
+    <w:nsid w:val="11871E99"/>
+    <w:multiLevelType w:val="multilevel"/>
+    <w:tmpl w:val="0DF02280"/>
+    <w:lvl w:ilvl="0">
+      <w:start w:val="1"/>
+      <w:numFmt w:val="bullet"/>
+      <w:lvlText w:val=""/>
+      <w:lvlJc w:val="left"/>
+      <w:pPr>
+        <w:tabs>
+          <w:tab w:val="num" w:pos="720"/>
+        </w:tabs>
+        <w:ind w:left="720" w:hanging="360"/>
+      </w:pPr>
+      <w:rPr>
+        <w:rFonts w:ascii="Symbol" w:hAnsi="Symbol" w:hint="default"/>
+        <w:sz w:val="20"/>
+      </w:rPr>
+    </w:lvl>
+    <w:lvl w:ilvl="1" w:tentative="1">
+      <w:start w:val="1"/>
+      <w:numFmt w:val="bullet"/>
+      <w:lvlText w:val="o"/>
+      <w:lvlJc w:val="left"/>
+      <w:pPr>
+        <w:tabs>
+          <w:tab w:val="num" w:pos="1440"/>
+        </w:tabs>
+        <w:ind w:left="1440" w:hanging="360"/>
+      </w:pPr>
+      <w:rPr>
+        <w:rFonts w:ascii="Courier New" w:hAnsi="Courier New" w:hint="default"/>
+        <w:sz w:val="20"/>
+      </w:rPr>
+    </w:lvl>
+    <w:lvl w:ilvl="2" w:tentative="1">
+      <w:start w:val="1"/>
+      <w:numFmt w:val="bullet"/>
+      <w:lvlText w:val=""/>
+      <w:lvlJc w:val="left"/>
+      <w:pPr>
+        <w:tabs>
+          <w:tab w:val="num" w:pos="2160"/>
+        </w:tabs>
+        <w:ind w:left="2160" w:hanging="360"/>
+      </w:pPr>
+      <w:rPr>
+        <w:rFonts w:ascii="Wingdings" w:hAnsi="Wingdings" w:hint="default"/>
+        <w:sz w:val="20"/>
+      </w:rPr>
+    </w:lvl>
+    <w:lvl w:ilvl="3" w:tentative="1">
+      <w:start w:val="1"/>
+      <w:numFmt w:val="bullet"/>
+      <w:lvlText w:val=""/>
+      <w:lvlJc w:val="left"/>
+      <w:pPr>
+        <w:tabs>
+          <w:tab w:val="num" w:pos="2880"/>
+        </w:tabs>
+        <w:ind w:left="2880" w:hanging="360"/>
+      </w:pPr>
+      <w:rPr>
+        <w:rFonts w:ascii="Wingdings" w:hAnsi="Wingdings" w:hint="default"/>
+        <w:sz w:val="20"/>
+      </w:rPr>
+    </w:lvl>
+    <w:lvl w:ilvl="4" w:tentative="1">
+      <w:start w:val="1"/>
+      <w:numFmt w:val="bullet"/>
+      <w:lvlText w:val=""/>
+      <w:lvlJc w:val="left"/>
+      <w:pPr>
+        <w:tabs>
+          <w:tab w:val="num" w:pos="3600"/>
+        </w:tabs>
+        <w:ind w:left="3600" w:hanging="360"/>
+      </w:pPr>
+      <w:rPr>
+        <w:rFonts w:ascii="Wingdings" w:hAnsi="Wingdings" w:hint="default"/>
+        <w:sz w:val="20"/>
+      </w:rPr>
+    </w:lvl>
+    <w:lvl w:ilvl="5" w:tentative="1">
+      <w:start w:val="1"/>
+      <w:numFmt w:val="bullet"/>
+      <w:lvlText w:val=""/>
+      <w:lvlJc w:val="left"/>
+      <w:pPr>
+        <w:tabs>
+          <w:tab w:val="num" w:pos="4320"/>
+        </w:tabs>
+        <w:ind w:left="4320" w:hanging="360"/>
+      </w:pPr>
+      <w:rPr>
+        <w:rFonts w:ascii="Wingdings" w:hAnsi="Wingdings" w:hint="default"/>
+        <w:sz w:val="20"/>
+      </w:rPr>
+    </w:lvl>
+    <w:lvl w:ilvl="6" w:tentative="1">
+      <w:start w:val="1"/>
+      <w:numFmt w:val="bullet"/>
+      <w:lvlText w:val=""/>
+      <w:lvlJc w:val="left"/>
+      <w:pPr>
+        <w:tabs>
+          <w:tab w:val="num" w:pos="5040"/>
+        </w:tabs>
+        <w:ind w:left="5040" w:hanging="360"/>
+      </w:pPr>
+      <w:rPr>
+        <w:rFonts w:ascii="Wingdings" w:hAnsi="Wingdings" w:hint="default"/>
+        <w:sz w:val="20"/>
+      </w:rPr>
+    </w:lvl>
+    <w:lvl w:ilvl="7" w:tentative="1">
+      <w:start w:val="1"/>
+      <w:numFmt w:val="bullet"/>
+      <w:lvlText w:val=""/>
+      <w:lvlJc w:val="left"/>
+      <w:pPr>
+        <w:tabs>
+          <w:tab w:val="num" w:pos="5760"/>
+        </w:tabs>
+        <w:ind w:left="5760" w:hanging="360"/>
+      </w:pPr>
+      <w:rPr>
+        <w:rFonts w:ascii="Wingdings" w:hAnsi="Wingdings" w:hint="default"/>
+        <w:sz w:val="20"/>
+      </w:rPr>
+    </w:lvl>
+    <w:lvl w:ilvl="8" w:tentative="1">
+      <w:start w:val="1"/>
+      <w:numFmt w:val="bullet"/>
+      <w:lvlText w:val=""/>
+      <w:lvlJc w:val="left"/>
+      <w:pPr>
+        <w:tabs>
+          <w:tab w:val="num" w:pos="6480"/>
+        </w:tabs>
+        <w:ind w:left="6480" w:hanging="360"/>
+      </w:pPr>
+      <w:rPr>
+        <w:rFonts w:ascii="Wingdings" w:hAnsi="Wingdings" w:hint="default"/>
+        <w:sz w:val="20"/>
+      </w:rPr>
+    </w:lvl>
+  </w:abstractNum>
+  <w:abstractNum w:abstractNumId="5" w15:restartNumberingAfterBreak="0">
+    <w:nsid w:val="134E46C2"/>
+    <w:multiLevelType w:val="multilevel"/>
+    <w:tmpl w:val="7DBC3B30"/>
+    <w:lvl w:ilvl="0">
+      <w:start w:val="1"/>
+      <w:numFmt w:val="bullet"/>
+      <w:lvlText w:val=""/>
+      <w:lvlJc w:val="left"/>
+      <w:pPr>
+        <w:tabs>
+          <w:tab w:val="num" w:pos="720"/>
+        </w:tabs>
+        <w:ind w:left="720" w:hanging="360"/>
+      </w:pPr>
+      <w:rPr>
+        <w:rFonts w:ascii="Symbol" w:hAnsi="Symbol" w:hint="default"/>
+        <w:sz w:val="20"/>
+      </w:rPr>
+    </w:lvl>
+    <w:lvl w:ilvl="1" w:tentative="1">
+      <w:start w:val="1"/>
+      <w:numFmt w:val="bullet"/>
+      <w:lvlText w:val="o"/>
+      <w:lvlJc w:val="left"/>
+      <w:pPr>
+        <w:tabs>
+          <w:tab w:val="num" w:pos="1440"/>
+        </w:tabs>
+        <w:ind w:left="1440" w:hanging="360"/>
+      </w:pPr>
+      <w:rPr>
+        <w:rFonts w:ascii="Courier New" w:hAnsi="Courier New" w:hint="default"/>
+        <w:sz w:val="20"/>
+      </w:rPr>
+    </w:lvl>
+    <w:lvl w:ilvl="2" w:tentative="1">
+      <w:start w:val="1"/>
+      <w:numFmt w:val="bullet"/>
+      <w:lvlText w:val=""/>
+      <w:lvlJc w:val="left"/>
+      <w:pPr>
+        <w:tabs>
+          <w:tab w:val="num" w:pos="2160"/>
+        </w:tabs>
+        <w:ind w:left="2160" w:hanging="360"/>
+      </w:pPr>
+      <w:rPr>
+        <w:rFonts w:ascii="Wingdings" w:hAnsi="Wingdings" w:hint="default"/>
+        <w:sz w:val="20"/>
+      </w:rPr>
+    </w:lvl>
+    <w:lvl w:ilvl="3" w:tentative="1">
+      <w:start w:val="1"/>
+      <w:numFmt w:val="bullet"/>
+      <w:lvlText w:val=""/>
+      <w:lvlJc w:val="left"/>
+      <w:pPr>
+        <w:tabs>
+          <w:tab w:val="num" w:pos="2880"/>
+        </w:tabs>
+        <w:ind w:left="2880" w:hanging="360"/>
+      </w:pPr>
+      <w:rPr>
+        <w:rFonts w:ascii="Wingdings" w:hAnsi="Wingdings" w:hint="default"/>
+        <w:sz w:val="20"/>
+      </w:rPr>
+    </w:lvl>
+    <w:lvl w:ilvl="4" w:tentative="1">
+      <w:start w:val="1"/>
+      <w:numFmt w:val="bullet"/>
+      <w:lvlText w:val=""/>
+      <w:lvlJc w:val="left"/>
+      <w:pPr>
+        <w:tabs>
+          <w:tab w:val="num" w:pos="3600"/>
+        </w:tabs>
+        <w:ind w:left="3600" w:hanging="360"/>
+      </w:pPr>
+      <w:rPr>
+        <w:rFonts w:ascii="Wingdings" w:hAnsi="Wingdings" w:hint="default"/>
+        <w:sz w:val="20"/>
+      </w:rPr>
+    </w:lvl>
+    <w:lvl w:ilvl="5" w:tentative="1">
+      <w:start w:val="1"/>
+      <w:numFmt w:val="bullet"/>
+      <w:lvlText w:val=""/>
+      <w:lvlJc w:val="left"/>
+      <w:pPr>
+        <w:tabs>
+          <w:tab w:val="num" w:pos="4320"/>
+        </w:tabs>
+        <w:ind w:left="4320" w:hanging="360"/>
+      </w:pPr>
+      <w:rPr>
+        <w:rFonts w:ascii="Wingdings" w:hAnsi="Wingdings" w:hint="default"/>
+        <w:sz w:val="20"/>
+      </w:rPr>
+    </w:lvl>
+    <w:lvl w:ilvl="6" w:tentative="1">
+      <w:start w:val="1"/>
+      <w:numFmt w:val="bullet"/>
+      <w:lvlText w:val=""/>
+      <w:lvlJc w:val="left"/>
+      <w:pPr>
+        <w:tabs>
+          <w:tab w:val="num" w:pos="5040"/>
+        </w:tabs>
+        <w:ind w:left="5040" w:hanging="360"/>
+      </w:pPr>
+      <w:rPr>
+        <w:rFonts w:ascii="Wingdings" w:hAnsi="Wingdings" w:hint="default"/>
+        <w:sz w:val="20"/>
+      </w:rPr>
+    </w:lvl>
+    <w:lvl w:ilvl="7" w:tentative="1">
+      <w:start w:val="1"/>
+      <w:numFmt w:val="bullet"/>
+      <w:lvlText w:val=""/>
+      <w:lvlJc w:val="left"/>
+      <w:pPr>
+        <w:tabs>
+          <w:tab w:val="num" w:pos="5760"/>
+        </w:tabs>
+        <w:ind w:left="5760" w:hanging="360"/>
+      </w:pPr>
+      <w:rPr>
+        <w:rFonts w:ascii="Wingdings" w:hAnsi="Wingdings" w:hint="default"/>
+        <w:sz w:val="20"/>
+      </w:rPr>
+    </w:lvl>
+    <w:lvl w:ilvl="8" w:tentative="1">
+      <w:start w:val="1"/>
+      <w:numFmt w:val="bullet"/>
+      <w:lvlText w:val=""/>
+      <w:lvlJc w:val="left"/>
+      <w:pPr>
+        <w:tabs>
+          <w:tab w:val="num" w:pos="6480"/>
+        </w:tabs>
+        <w:ind w:left="6480" w:hanging="360"/>
+      </w:pPr>
+      <w:rPr>
+        <w:rFonts w:ascii="Wingdings" w:hAnsi="Wingdings" w:hint="default"/>
+        <w:sz w:val="20"/>
+      </w:rPr>
+    </w:lvl>
+  </w:abstractNum>
+  <w:abstractNum w:abstractNumId="6" w15:restartNumberingAfterBreak="0">
+    <w:nsid w:val="1967453C"/>
+    <w:multiLevelType w:val="multilevel"/>
+    <w:tmpl w:val="BED2F03E"/>
+    <w:lvl w:ilvl="0">
+      <w:start w:val="1"/>
+      <w:numFmt w:val="bullet"/>
+      <w:lvlText w:val=""/>
+      <w:lvlJc w:val="left"/>
+      <w:pPr>
+        <w:tabs>
+          <w:tab w:val="num" w:pos="720"/>
+        </w:tabs>
+        <w:ind w:left="720" w:hanging="360"/>
+      </w:pPr>
+      <w:rPr>
+        <w:rFonts w:ascii="Symbol" w:hAnsi="Symbol" w:hint="default"/>
+        <w:sz w:val="20"/>
+      </w:rPr>
+    </w:lvl>
+    <w:lvl w:ilvl="1" w:tentative="1">
+      <w:start w:val="1"/>
+      <w:numFmt w:val="bullet"/>
+      <w:lvlText w:val="o"/>
+      <w:lvlJc w:val="left"/>
+      <w:pPr>
+        <w:tabs>
+          <w:tab w:val="num" w:pos="1440"/>
+        </w:tabs>
+        <w:ind w:left="1440" w:hanging="360"/>
+      </w:pPr>
+      <w:rPr>
+        <w:rFonts w:ascii="Courier New" w:hAnsi="Courier New" w:hint="default"/>
+        <w:sz w:val="20"/>
+      </w:rPr>
+    </w:lvl>
+    <w:lvl w:ilvl="2" w:tentative="1">
+      <w:start w:val="1"/>
+      <w:numFmt w:val="bullet"/>
+      <w:lvlText w:val=""/>
+      <w:lvlJc w:val="left"/>
+      <w:pPr>
+        <w:tabs>
+          <w:tab w:val="num" w:pos="2160"/>
+        </w:tabs>
+        <w:ind w:left="2160" w:hanging="360"/>
+      </w:pPr>
+      <w:rPr>
+        <w:rFonts w:ascii="Wingdings" w:hAnsi="Wingdings" w:hint="default"/>
+        <w:sz w:val="20"/>
+      </w:rPr>
+    </w:lvl>
+    <w:lvl w:ilvl="3" w:tentative="1">
+      <w:start w:val="1"/>
+      <w:numFmt w:val="bullet"/>
+      <w:lvlText w:val=""/>
+      <w:lvlJc w:val="left"/>
+      <w:pPr>
+        <w:tabs>
+          <w:tab w:val="num" w:pos="2880"/>
+        </w:tabs>
+        <w:ind w:left="2880" w:hanging="360"/>
+      </w:pPr>
+      <w:rPr>
+        <w:rFonts w:ascii="Wingdings" w:hAnsi="Wingdings" w:hint="default"/>
+        <w:sz w:val="20"/>
+      </w:rPr>
+    </w:lvl>
+    <w:lvl w:ilvl="4" w:tentative="1">
+      <w:start w:val="1"/>
+      <w:numFmt w:val="bullet"/>
+      <w:lvlText w:val=""/>
+      <w:lvlJc w:val="left"/>
+      <w:pPr>
+        <w:tabs>
+          <w:tab w:val="num" w:pos="3600"/>
+        </w:tabs>
+        <w:ind w:left="3600" w:hanging="360"/>
+      </w:pPr>
+      <w:rPr>
+        <w:rFonts w:ascii="Wingdings" w:hAnsi="Wingdings" w:hint="default"/>
+        <w:sz w:val="20"/>
+      </w:rPr>
+    </w:lvl>
+    <w:lvl w:ilvl="5" w:tentative="1">
+      <w:start w:val="1"/>
+      <w:numFmt w:val="bullet"/>
+      <w:lvlText w:val=""/>
+      <w:lvlJc w:val="left"/>
+      <w:pPr>
+        <w:tabs>
+          <w:tab w:val="num" w:pos="4320"/>
+        </w:tabs>
+        <w:ind w:left="4320" w:hanging="360"/>
+      </w:pPr>
+      <w:rPr>
+        <w:rFonts w:ascii="Wingdings" w:hAnsi="Wingdings" w:hint="default"/>
+        <w:sz w:val="20"/>
+      </w:rPr>
+    </w:lvl>
+    <w:lvl w:ilvl="6" w:tentative="1">
+      <w:start w:val="1"/>
+      <w:numFmt w:val="bullet"/>
+      <w:lvlText w:val=""/>
+      <w:lvlJc w:val="left"/>
+      <w:pPr>
+        <w:tabs>
+          <w:tab w:val="num" w:pos="5040"/>
+        </w:tabs>
+        <w:ind w:left="5040" w:hanging="360"/>
+      </w:pPr>
+      <w:rPr>
+        <w:rFonts w:ascii="Wingdings" w:hAnsi="Wingdings" w:hint="default"/>
+        <w:sz w:val="20"/>
+      </w:rPr>
+    </w:lvl>
+    <w:lvl w:ilvl="7" w:tentative="1">
+      <w:start w:val="1"/>
+      <w:numFmt w:val="bullet"/>
+      <w:lvlText w:val=""/>
+      <w:lvlJc w:val="left"/>
+      <w:pPr>
+        <w:tabs>
+          <w:tab w:val="num" w:pos="5760"/>
+        </w:tabs>
+        <w:ind w:left="5760" w:hanging="360"/>
+      </w:pPr>
+      <w:rPr>
+        <w:rFonts w:ascii="Wingdings" w:hAnsi="Wingdings" w:hint="default"/>
+        <w:sz w:val="20"/>
+      </w:rPr>
+    </w:lvl>
+    <w:lvl w:ilvl="8" w:tentative="1">
+      <w:start w:val="1"/>
+      <w:numFmt w:val="bullet"/>
+      <w:lvlText w:val=""/>
+      <w:lvlJc w:val="left"/>
+      <w:pPr>
+        <w:tabs>
+          <w:tab w:val="num" w:pos="6480"/>
+        </w:tabs>
+        <w:ind w:left="6480" w:hanging="360"/>
+      </w:pPr>
+      <w:rPr>
+        <w:rFonts w:ascii="Wingdings" w:hAnsi="Wingdings" w:hint="default"/>
+        <w:sz w:val="20"/>
+      </w:rPr>
+    </w:lvl>
+  </w:abstractNum>
+  <w:abstractNum w:abstractNumId="7" w15:restartNumberingAfterBreak="0">
+    <w:nsid w:val="1F554A05"/>
+    <w:multiLevelType w:val="multilevel"/>
+    <w:tmpl w:val="AF40C2F4"/>
+    <w:lvl w:ilvl="0">
+      <w:start w:val="1"/>
+      <w:numFmt w:val="decimal"/>
+      <w:lvlText w:val="%1."/>
+      <w:lvlJc w:val="left"/>
+      <w:pPr>
+        <w:tabs>
+          <w:tab w:val="num" w:pos="720"/>
+        </w:tabs>
+        <w:ind w:left="720" w:hanging="360"/>
+      </w:pPr>
+    </w:lvl>
+    <w:lvl w:ilvl="1" w:tentative="1">
+      <w:start w:val="1"/>
+      <w:numFmt w:val="decimal"/>
+      <w:lvlText w:val="%2."/>
+      <w:lvlJc w:val="left"/>
+      <w:pPr>
+        <w:tabs>
+          <w:tab w:val="num" w:pos="1440"/>
+        </w:tabs>
+        <w:ind w:left="1440" w:hanging="360"/>
+      </w:pPr>
+    </w:lvl>
+    <w:lvl w:ilvl="2" w:tentative="1">
+      <w:start w:val="1"/>
+      <w:numFmt w:val="decimal"/>
+      <w:lvlText w:val="%3."/>
+      <w:lvlJc w:val="left"/>
+      <w:pPr>
+        <w:tabs>
+          <w:tab w:val="num" w:pos="2160"/>
+        </w:tabs>
+        <w:ind w:left="2160" w:hanging="360"/>
+      </w:pPr>
+    </w:lvl>
+    <w:lvl w:ilvl="3" w:tentative="1">
+      <w:start w:val="1"/>
+      <w:numFmt w:val="decimal"/>
+      <w:lvlText w:val="%4."/>
+      <w:lvlJc w:val="left"/>
+      <w:pPr>
+        <w:tabs>
+          <w:tab w:val="num" w:pos="2880"/>
+        </w:tabs>
+        <w:ind w:left="2880" w:hanging="360"/>
+      </w:pPr>
+    </w:lvl>
+    <w:lvl w:ilvl="4" w:tentative="1">
+      <w:start w:val="1"/>
+      <w:numFmt w:val="decimal"/>
+      <w:lvlText w:val="%5."/>
+      <w:lvlJc w:val="left"/>
+      <w:pPr>
+        <w:tabs>
+          <w:tab w:val="num" w:pos="3600"/>
+        </w:tabs>
+        <w:ind w:left="3600" w:hanging="360"/>
+      </w:pPr>
+    </w:lvl>
+    <w:lvl w:ilvl="5" w:tentative="1">
+      <w:start w:val="1"/>
+      <w:numFmt w:val="decimal"/>
+      <w:lvlText w:val="%6."/>
+      <w:lvlJc w:val="left"/>
+      <w:pPr>
+        <w:tabs>
+          <w:tab w:val="num" w:pos="4320"/>
+        </w:tabs>
+        <w:ind w:left="4320" w:hanging="360"/>
+      </w:pPr>
+    </w:lvl>
+    <w:lvl w:ilvl="6" w:tentative="1">
+      <w:start w:val="1"/>
+      <w:numFmt w:val="decimal"/>
+      <w:lvlText w:val="%7."/>
+      <w:lvlJc w:val="left"/>
+      <w:pPr>
+        <w:tabs>
+          <w:tab w:val="num" w:pos="5040"/>
+        </w:tabs>
+        <w:ind w:left="5040" w:hanging="360"/>
+      </w:pPr>
+    </w:lvl>
+    <w:lvl w:ilvl="7" w:tentative="1">
+      <w:start w:val="1"/>
+      <w:numFmt w:val="decimal"/>
+      <w:lvlText w:val="%8."/>
+      <w:lvlJc w:val="left"/>
+      <w:pPr>
+        <w:tabs>
+          <w:tab w:val="num" w:pos="5760"/>
+        </w:tabs>
+        <w:ind w:left="5760" w:hanging="360"/>
+      </w:pPr>
+    </w:lvl>
+    <w:lvl w:ilvl="8" w:tentative="1">
+      <w:start w:val="1"/>
+      <w:numFmt w:val="decimal"/>
+      <w:lvlText w:val="%9."/>
+      <w:lvlJc w:val="left"/>
+      <w:pPr>
+        <w:tabs>
+          <w:tab w:val="num" w:pos="6480"/>
+        </w:tabs>
+        <w:ind w:left="6480" w:hanging="360"/>
+      </w:pPr>
+    </w:lvl>
+  </w:abstractNum>
+  <w:abstractNum w:abstractNumId="8" w15:restartNumberingAfterBreak="0">
+    <w:nsid w:val="21AD278D"/>
+    <w:multiLevelType w:val="multilevel"/>
+    <w:tmpl w:val="0CBA9118"/>
+    <w:lvl w:ilvl="0">
+      <w:start w:val="1"/>
+      <w:numFmt w:val="bullet"/>
+      <w:lvlText w:val=""/>
+      <w:lvlJc w:val="left"/>
+      <w:pPr>
+        <w:tabs>
+          <w:tab w:val="num" w:pos="720"/>
+        </w:tabs>
+        <w:ind w:left="720" w:hanging="360"/>
+      </w:pPr>
+      <w:rPr>
+        <w:rFonts w:ascii="Symbol" w:hAnsi="Symbol" w:hint="default"/>
+        <w:sz w:val="20"/>
+      </w:rPr>
+    </w:lvl>
+    <w:lvl w:ilvl="1" w:tentative="1">
+      <w:start w:val="1"/>
+      <w:numFmt w:val="bullet"/>
+      <w:lvlText w:val="o"/>
+      <w:lvlJc w:val="left"/>
+      <w:pPr>
+        <w:tabs>
+          <w:tab w:val="num" w:pos="1440"/>
+        </w:tabs>
+        <w:ind w:left="1440" w:hanging="360"/>
+      </w:pPr>
+      <w:rPr>
+        <w:rFonts w:ascii="Courier New" w:hAnsi="Courier New" w:hint="default"/>
+        <w:sz w:val="20"/>
+      </w:rPr>
+    </w:lvl>
+    <w:lvl w:ilvl="2" w:tentative="1">
+      <w:start w:val="1"/>
+      <w:numFmt w:val="bullet"/>
+      <w:lvlText w:val=""/>
+      <w:lvlJc w:val="left"/>
+      <w:pPr>
+        <w:tabs>
+          <w:tab w:val="num" w:pos="2160"/>
+        </w:tabs>
+        <w:ind w:left="2160" w:hanging="360"/>
+      </w:pPr>
+      <w:rPr>
+        <w:rFonts w:ascii="Wingdings" w:hAnsi="Wingdings" w:hint="default"/>
+        <w:sz w:val="20"/>
+      </w:rPr>
+    </w:lvl>
+    <w:lvl w:ilvl="3" w:tentative="1">
+      <w:start w:val="1"/>
+      <w:numFmt w:val="bullet"/>
+      <w:lvlText w:val=""/>
+      <w:lvlJc w:val="left"/>
+      <w:pPr>
+        <w:tabs>
+          <w:tab w:val="num" w:pos="2880"/>
+        </w:tabs>
+        <w:ind w:left="2880" w:hanging="360"/>
+      </w:pPr>
+      <w:rPr>
+        <w:rFonts w:ascii="Wingdings" w:hAnsi="Wingdings" w:hint="default"/>
+        <w:sz w:val="20"/>
+      </w:rPr>
+    </w:lvl>
+    <w:lvl w:ilvl="4" w:tentative="1">
+      <w:start w:val="1"/>
+      <w:numFmt w:val="bullet"/>
+      <w:lvlText w:val=""/>
+      <w:lvlJc w:val="left"/>
+      <w:pPr>
+        <w:tabs>
+          <w:tab w:val="num" w:pos="3600"/>
+        </w:tabs>
+        <w:ind w:left="3600" w:hanging="360"/>
+      </w:pPr>
+      <w:rPr>
+        <w:rFonts w:ascii="Wingdings" w:hAnsi="Wingdings" w:hint="default"/>
+        <w:sz w:val="20"/>
+      </w:rPr>
+    </w:lvl>
+    <w:lvl w:ilvl="5" w:tentative="1">
+      <w:start w:val="1"/>
+      <w:numFmt w:val="bullet"/>
+      <w:lvlText w:val=""/>
+      <w:lvlJc w:val="left"/>
+      <w:pPr>
+        <w:tabs>
+          <w:tab w:val="num" w:pos="4320"/>
+        </w:tabs>
+        <w:ind w:left="4320" w:hanging="360"/>
+      </w:pPr>
+      <w:rPr>
+        <w:rFonts w:ascii="Wingdings" w:hAnsi="Wingdings" w:hint="default"/>
+        <w:sz w:val="20"/>
+      </w:rPr>
+    </w:lvl>
+    <w:lvl w:ilvl="6" w:tentative="1">
+      <w:start w:val="1"/>
+      <w:numFmt w:val="bullet"/>
+      <w:lvlText w:val=""/>
+      <w:lvlJc w:val="left"/>
+      <w:pPr>
+        <w:tabs>
+          <w:tab w:val="num" w:pos="5040"/>
+        </w:tabs>
+        <w:ind w:left="5040" w:hanging="360"/>
+      </w:pPr>
+      <w:rPr>
+        <w:rFonts w:ascii="Wingdings" w:hAnsi="Wingdings" w:hint="default"/>
+        <w:sz w:val="20"/>
+      </w:rPr>
+    </w:lvl>
+    <w:lvl w:ilvl="7" w:tentative="1">
+      <w:start w:val="1"/>
+      <w:numFmt w:val="bullet"/>
+      <w:lvlText w:val=""/>
+      <w:lvlJc w:val="left"/>
+      <w:pPr>
+        <w:tabs>
+          <w:tab w:val="num" w:pos="5760"/>
+        </w:tabs>
+        <w:ind w:left="5760" w:hanging="360"/>
+      </w:pPr>
+      <w:rPr>
+        <w:rFonts w:ascii="Wingdings" w:hAnsi="Wingdings" w:hint="default"/>
+        <w:sz w:val="20"/>
+      </w:rPr>
+    </w:lvl>
+    <w:lvl w:ilvl="8" w:tentative="1">
+      <w:start w:val="1"/>
+      <w:numFmt w:val="bullet"/>
+      <w:lvlText w:val=""/>
+      <w:lvlJc w:val="left"/>
+      <w:pPr>
+        <w:tabs>
+          <w:tab w:val="num" w:pos="6480"/>
+        </w:tabs>
+        <w:ind w:left="6480" w:hanging="360"/>
+      </w:pPr>
+      <w:rPr>
+        <w:rFonts w:ascii="Wingdings" w:hAnsi="Wingdings" w:hint="default"/>
+        <w:sz w:val="20"/>
+      </w:rPr>
+    </w:lvl>
+  </w:abstractNum>
+  <w:abstractNum w:abstractNumId="9" w15:restartNumberingAfterBreak="0">
+    <w:nsid w:val="33284D4C"/>
+    <w:multiLevelType w:val="multilevel"/>
+    <w:tmpl w:val="51B03754"/>
+    <w:lvl w:ilvl="0">
+      <w:start w:val="1"/>
+      <w:numFmt w:val="bullet"/>
+      <w:lvlText w:val=""/>
+      <w:lvlJc w:val="left"/>
+      <w:pPr>
+        <w:tabs>
+          <w:tab w:val="num" w:pos="720"/>
+        </w:tabs>
+        <w:ind w:left="720" w:hanging="360"/>
+      </w:pPr>
+      <w:rPr>
+        <w:rFonts w:ascii="Symbol" w:hAnsi="Symbol" w:hint="default"/>
+        <w:sz w:val="20"/>
+      </w:rPr>
+    </w:lvl>
+    <w:lvl w:ilvl="1" w:tentative="1">
+      <w:start w:val="1"/>
+      <w:numFmt w:val="bullet"/>
+      <w:lvlText w:val="o"/>
+      <w:lvlJc w:val="left"/>
+      <w:pPr>
+        <w:tabs>
+          <w:tab w:val="num" w:pos="1440"/>
+        </w:tabs>
+        <w:ind w:left="1440" w:hanging="360"/>
+      </w:pPr>
+      <w:rPr>
+        <w:rFonts w:ascii="Courier New" w:hAnsi="Courier New" w:hint="default"/>
+        <w:sz w:val="20"/>
+      </w:rPr>
+    </w:lvl>
+    <w:lvl w:ilvl="2" w:tentative="1">
+      <w:start w:val="1"/>
+      <w:numFmt w:val="bullet"/>
+      <w:lvlText w:val=""/>
+      <w:lvlJc w:val="left"/>
+      <w:pPr>
+        <w:tabs>
+          <w:tab w:val="num" w:pos="2160"/>
+        </w:tabs>
+        <w:ind w:left="2160" w:hanging="360"/>
+      </w:pPr>
+      <w:rPr>
+        <w:rFonts w:ascii="Wingdings" w:hAnsi="Wingdings" w:hint="default"/>
+        <w:sz w:val="20"/>
+      </w:rPr>
+    </w:lvl>
+    <w:lvl w:ilvl="3" w:tentative="1">
+      <w:start w:val="1"/>
+      <w:numFmt w:val="bullet"/>
+      <w:lvlText w:val=""/>
+      <w:lvlJc w:val="left"/>
+      <w:pPr>
+        <w:tabs>
+          <w:tab w:val="num" w:pos="2880"/>
+        </w:tabs>
+        <w:ind w:left="2880" w:hanging="360"/>
+      </w:pPr>
+      <w:rPr>
+        <w:rFonts w:ascii="Wingdings" w:hAnsi="Wingdings" w:hint="default"/>
+        <w:sz w:val="20"/>
+      </w:rPr>
+    </w:lvl>
+    <w:lvl w:ilvl="4" w:tentative="1">
+      <w:start w:val="1"/>
+      <w:numFmt w:val="bullet"/>
+      <w:lvlText w:val=""/>
+      <w:lvlJc w:val="left"/>
+      <w:pPr>
+        <w:tabs>
+          <w:tab w:val="num" w:pos="3600"/>
+        </w:tabs>
+        <w:ind w:left="3600" w:hanging="360"/>
+      </w:pPr>
+      <w:rPr>
+        <w:rFonts w:ascii="Wingdings" w:hAnsi="Wingdings" w:hint="default"/>
+        <w:sz w:val="20"/>
+      </w:rPr>
+    </w:lvl>
+    <w:lvl w:ilvl="5" w:tentative="1">
+      <w:start w:val="1"/>
+      <w:numFmt w:val="bullet"/>
+      <w:lvlText w:val=""/>
+      <w:lvlJc w:val="left"/>
+      <w:pPr>
+        <w:tabs>
+          <w:tab w:val="num" w:pos="4320"/>
+        </w:tabs>
+        <w:ind w:left="4320" w:hanging="360"/>
+      </w:pPr>
+      <w:rPr>
+        <w:rFonts w:ascii="Wingdings" w:hAnsi="Wingdings" w:hint="default"/>
+        <w:sz w:val="20"/>
+      </w:rPr>
+    </w:lvl>
+    <w:lvl w:ilvl="6" w:tentative="1">
+      <w:start w:val="1"/>
+      <w:numFmt w:val="bullet"/>
+      <w:lvlText w:val=""/>
+      <w:lvlJc w:val="left"/>
+      <w:pPr>
+        <w:tabs>
+          <w:tab w:val="num" w:pos="5040"/>
+        </w:tabs>
+        <w:ind w:left="5040" w:hanging="360"/>
+      </w:pPr>
+      <w:rPr>
+        <w:rFonts w:ascii="Wingdings" w:hAnsi="Wingdings" w:hint="default"/>
+        <w:sz w:val="20"/>
+      </w:rPr>
+    </w:lvl>
+    <w:lvl w:ilvl="7" w:tentative="1">
+      <w:start w:val="1"/>
+      <w:numFmt w:val="bullet"/>
+      <w:lvlText w:val=""/>
+      <w:lvlJc w:val="left"/>
+      <w:pPr>
+        <w:tabs>
+          <w:tab w:val="num" w:pos="5760"/>
+        </w:tabs>
+        <w:ind w:left="5760" w:hanging="360"/>
+      </w:pPr>
+      <w:rPr>
+        <w:rFonts w:ascii="Wingdings" w:hAnsi="Wingdings" w:hint="default"/>
+        <w:sz w:val="20"/>
+      </w:rPr>
+    </w:lvl>
+    <w:lvl w:ilvl="8" w:tentative="1">
+      <w:start w:val="1"/>
+      <w:numFmt w:val="bullet"/>
+      <w:lvlText w:val=""/>
+      <w:lvlJc w:val="left"/>
+      <w:pPr>
+        <w:tabs>
+          <w:tab w:val="num" w:pos="6480"/>
+        </w:tabs>
+        <w:ind w:left="6480" w:hanging="360"/>
+      </w:pPr>
+      <w:rPr>
+        <w:rFonts w:ascii="Wingdings" w:hAnsi="Wingdings" w:hint="default"/>
+        <w:sz w:val="20"/>
+      </w:rPr>
+    </w:lvl>
+  </w:abstractNum>
+  <w:abstractNum w:abstractNumId="10" w15:restartNumberingAfterBreak="0">
+    <w:nsid w:val="336E4DE4"/>
+    <w:multiLevelType w:val="multilevel"/>
+    <w:tmpl w:val="E6EA62DA"/>
+    <w:lvl w:ilvl="0">
+      <w:start w:val="1"/>
+      <w:numFmt w:val="decimal"/>
+      <w:lvlText w:val="%1."/>
+      <w:lvlJc w:val="left"/>
+      <w:pPr>
+        <w:tabs>
+          <w:tab w:val="num" w:pos="720"/>
+        </w:tabs>
+        <w:ind w:left="720" w:hanging="360"/>
+      </w:pPr>
+    </w:lvl>
+    <w:lvl w:ilvl="1" w:tentative="1">
+      <w:start w:val="1"/>
+      <w:numFmt w:val="decimal"/>
+      <w:lvlText w:val="%2."/>
+      <w:lvlJc w:val="left"/>
+      <w:pPr>
+        <w:tabs>
+          <w:tab w:val="num" w:pos="1440"/>
+        </w:tabs>
+        <w:ind w:left="1440" w:hanging="360"/>
+      </w:pPr>
+    </w:lvl>
+    <w:lvl w:ilvl="2" w:tentative="1">
+      <w:start w:val="1"/>
+      <w:numFmt w:val="decimal"/>
+      <w:lvlText w:val="%3."/>
+      <w:lvlJc w:val="left"/>
+      <w:pPr>
+        <w:tabs>
+          <w:tab w:val="num" w:pos="2160"/>
+        </w:tabs>
+        <w:ind w:left="2160" w:hanging="360"/>
+      </w:pPr>
+    </w:lvl>
+    <w:lvl w:ilvl="3" w:tentative="1">
+      <w:start w:val="1"/>
+      <w:numFmt w:val="decimal"/>
+      <w:lvlText w:val="%4."/>
+      <w:lvlJc w:val="left"/>
+      <w:pPr>
+        <w:tabs>
+          <w:tab w:val="num" w:pos="2880"/>
+        </w:tabs>
+        <w:ind w:left="2880" w:hanging="360"/>
+      </w:pPr>
+    </w:lvl>
+    <w:lvl w:ilvl="4" w:tentative="1">
+      <w:start w:val="1"/>
+      <w:numFmt w:val="decimal"/>
+      <w:lvlText w:val="%5."/>
+      <w:lvlJc w:val="left"/>
+      <w:pPr>
+        <w:tabs>
+          <w:tab w:val="num" w:pos="3600"/>
+        </w:tabs>
+        <w:ind w:left="3600" w:hanging="360"/>
+      </w:pPr>
+    </w:lvl>
+    <w:lvl w:ilvl="5" w:tentative="1">
+      <w:start w:val="1"/>
+      <w:numFmt w:val="decimal"/>
+      <w:lvlText w:val="%6."/>
+      <w:lvlJc w:val="left"/>
+      <w:pPr>
+        <w:tabs>
+          <w:tab w:val="num" w:pos="4320"/>
+        </w:tabs>
+        <w:ind w:left="4320" w:hanging="360"/>
+      </w:pPr>
+    </w:lvl>
+    <w:lvl w:ilvl="6" w:tentative="1">
+      <w:start w:val="1"/>
+      <w:numFmt w:val="decimal"/>
+      <w:lvlText w:val="%7."/>
+      <w:lvlJc w:val="left"/>
+      <w:pPr>
+        <w:tabs>
+          <w:tab w:val="num" w:pos="5040"/>
+        </w:tabs>
+        <w:ind w:left="5040" w:hanging="360"/>
+      </w:pPr>
+    </w:lvl>
+    <w:lvl w:ilvl="7" w:tentative="1">
+      <w:start w:val="1"/>
+      <w:numFmt w:val="decimal"/>
+      <w:lvlText w:val="%8."/>
+      <w:lvlJc w:val="left"/>
+      <w:pPr>
+        <w:tabs>
+          <w:tab w:val="num" w:pos="5760"/>
+        </w:tabs>
+        <w:ind w:left="5760" w:hanging="360"/>
+      </w:pPr>
+    </w:lvl>
+    <w:lvl w:ilvl="8" w:tentative="1">
+      <w:start w:val="1"/>
+      <w:numFmt w:val="decimal"/>
+      <w:lvlText w:val="%9."/>
+      <w:lvlJc w:val="left"/>
+      <w:pPr>
+        <w:tabs>
+          <w:tab w:val="num" w:pos="6480"/>
+        </w:tabs>
+        <w:ind w:left="6480" w:hanging="360"/>
+      </w:pPr>
+    </w:lvl>
+  </w:abstractNum>
+  <w:abstractNum w:abstractNumId="11" w15:restartNumberingAfterBreak="0">
+    <w:nsid w:val="34084A6F"/>
+    <w:multiLevelType w:val="multilevel"/>
+    <w:tmpl w:val="7A00F6D2"/>
+    <w:lvl w:ilvl="0">
+      <w:start w:val="1"/>
+      <w:numFmt w:val="bullet"/>
+      <w:lvlText w:val=""/>
+      <w:lvlJc w:val="left"/>
+      <w:pPr>
+        <w:tabs>
+          <w:tab w:val="num" w:pos="720"/>
+        </w:tabs>
+        <w:ind w:left="720" w:hanging="360"/>
+      </w:pPr>
+      <w:rPr>
+        <w:rFonts w:ascii="Symbol" w:hAnsi="Symbol" w:hint="default"/>
+        <w:sz w:val="20"/>
+      </w:rPr>
+    </w:lvl>
+    <w:lvl w:ilvl="1" w:tentative="1">
+      <w:start w:val="1"/>
+      <w:numFmt w:val="bullet"/>
+      <w:lvlText w:val="o"/>
+      <w:lvlJc w:val="left"/>
+      <w:pPr>
+        <w:tabs>
+          <w:tab w:val="num" w:pos="1440"/>
+        </w:tabs>
+        <w:ind w:left="1440" w:hanging="360"/>
+      </w:pPr>
+      <w:rPr>
+        <w:rFonts w:ascii="Courier New" w:hAnsi="Courier New" w:hint="default"/>
+        <w:sz w:val="20"/>
+      </w:rPr>
+    </w:lvl>
+    <w:lvl w:ilvl="2" w:tentative="1">
+      <w:start w:val="1"/>
+      <w:numFmt w:val="bullet"/>
+      <w:lvlText w:val=""/>
+      <w:lvlJc w:val="left"/>
+      <w:pPr>
+        <w:tabs>
+          <w:tab w:val="num" w:pos="2160"/>
+        </w:tabs>
+        <w:ind w:left="2160" w:hanging="360"/>
+      </w:pPr>
+      <w:rPr>
+        <w:rFonts w:ascii="Wingdings" w:hAnsi="Wingdings" w:hint="default"/>
+        <w:sz w:val="20"/>
+      </w:rPr>
+    </w:lvl>
+    <w:lvl w:ilvl="3" w:tentative="1">
+      <w:start w:val="1"/>
+      <w:numFmt w:val="bullet"/>
+      <w:lvlText w:val=""/>
+      <w:lvlJc w:val="left"/>
+      <w:pPr>
+        <w:tabs>
+          <w:tab w:val="num" w:pos="2880"/>
+        </w:tabs>
+        <w:ind w:left="2880" w:hanging="360"/>
+      </w:pPr>
+      <w:rPr>
+        <w:rFonts w:ascii="Wingdings" w:hAnsi="Wingdings" w:hint="default"/>
+        <w:sz w:val="20"/>
+      </w:rPr>
+    </w:lvl>
+    <w:lvl w:ilvl="4" w:tentative="1">
+      <w:start w:val="1"/>
+      <w:numFmt w:val="bullet"/>
+      <w:lvlText w:val=""/>
+      <w:lvlJc w:val="left"/>
+      <w:pPr>
+        <w:tabs>
+          <w:tab w:val="num" w:pos="3600"/>
+        </w:tabs>
+        <w:ind w:left="3600" w:hanging="360"/>
+      </w:pPr>
+      <w:rPr>
+        <w:rFonts w:ascii="Wingdings" w:hAnsi="Wingdings" w:hint="default"/>
+        <w:sz w:val="20"/>
+      </w:rPr>
+    </w:lvl>
+    <w:lvl w:ilvl="5" w:tentative="1">
+      <w:start w:val="1"/>
+      <w:numFmt w:val="bullet"/>
+      <w:lvlText w:val=""/>
+      <w:lvlJc w:val="left"/>
+      <w:pPr>
+        <w:tabs>
+          <w:tab w:val="num" w:pos="4320"/>
+        </w:tabs>
+        <w:ind w:left="4320" w:hanging="360"/>
+      </w:pPr>
+      <w:rPr>
+        <w:rFonts w:ascii="Wingdings" w:hAnsi="Wingdings" w:hint="default"/>
+        <w:sz w:val="20"/>
+      </w:rPr>
+    </w:lvl>
+    <w:lvl w:ilvl="6" w:tentative="1">
+      <w:start w:val="1"/>
+      <w:numFmt w:val="bullet"/>
+      <w:lvlText w:val=""/>
+      <w:lvlJc w:val="left"/>
+      <w:pPr>
+        <w:tabs>
+          <w:tab w:val="num" w:pos="5040"/>
+        </w:tabs>
+        <w:ind w:left="5040" w:hanging="360"/>
+      </w:pPr>
+      <w:rPr>
+        <w:rFonts w:ascii="Wingdings" w:hAnsi="Wingdings" w:hint="default"/>
+        <w:sz w:val="20"/>
+      </w:rPr>
+    </w:lvl>
+    <w:lvl w:ilvl="7" w:tentative="1">
+      <w:start w:val="1"/>
+      <w:numFmt w:val="bullet"/>
+      <w:lvlText w:val=""/>
+      <w:lvlJc w:val="left"/>
+      <w:pPr>
+        <w:tabs>
+          <w:tab w:val="num" w:pos="5760"/>
+        </w:tabs>
+        <w:ind w:left="5760" w:hanging="360"/>
+      </w:pPr>
+      <w:rPr>
+        <w:rFonts w:ascii="Wingdings" w:hAnsi="Wingdings" w:hint="default"/>
+        <w:sz w:val="20"/>
+      </w:rPr>
+    </w:lvl>
+    <w:lvl w:ilvl="8" w:tentative="1">
+      <w:start w:val="1"/>
+      <w:numFmt w:val="bullet"/>
+      <w:lvlText w:val=""/>
+      <w:lvlJc w:val="left"/>
+      <w:pPr>
+        <w:tabs>
+          <w:tab w:val="num" w:pos="6480"/>
+        </w:tabs>
+        <w:ind w:left="6480" w:hanging="360"/>
+      </w:pPr>
+      <w:rPr>
+        <w:rFonts w:ascii="Wingdings" w:hAnsi="Wingdings" w:hint="default"/>
+        <w:sz w:val="20"/>
+      </w:rPr>
+    </w:lvl>
+  </w:abstractNum>
+  <w:abstractNum w:abstractNumId="12" w15:restartNumberingAfterBreak="0">
+    <w:nsid w:val="380F698E"/>
+    <w:multiLevelType w:val="multilevel"/>
+    <w:tmpl w:val="88966B82"/>
+    <w:lvl w:ilvl="0">
+      <w:start w:val="1"/>
+      <w:numFmt w:val="bullet"/>
+      <w:lvlText w:val=""/>
+      <w:lvlJc w:val="left"/>
+      <w:pPr>
+        <w:tabs>
+          <w:tab w:val="num" w:pos="720"/>
+        </w:tabs>
+        <w:ind w:left="720" w:hanging="360"/>
+      </w:pPr>
+      <w:rPr>
+        <w:rFonts w:ascii="Symbol" w:hAnsi="Symbol" w:hint="default"/>
+        <w:sz w:val="20"/>
+      </w:rPr>
+    </w:lvl>
+    <w:lvl w:ilvl="1" w:tentative="1">
+      <w:start w:val="1"/>
+      <w:numFmt w:val="bullet"/>
+      <w:lvlText w:val="o"/>
+      <w:lvlJc w:val="left"/>
+      <w:pPr>
+        <w:tabs>
+          <w:tab w:val="num" w:pos="1440"/>
+        </w:tabs>
+        <w:ind w:left="1440" w:hanging="360"/>
+      </w:pPr>
+      <w:rPr>
+        <w:rFonts w:ascii="Courier New" w:hAnsi="Courier New" w:hint="default"/>
+        <w:sz w:val="20"/>
+      </w:rPr>
+    </w:lvl>
+    <w:lvl w:ilvl="2" w:tentative="1">
+      <w:start w:val="1"/>
+      <w:numFmt w:val="bullet"/>
+      <w:lvlText w:val=""/>
+      <w:lvlJc w:val="left"/>
+      <w:pPr>
+        <w:tabs>
+          <w:tab w:val="num" w:pos="2160"/>
+        </w:tabs>
+        <w:ind w:left="2160" w:hanging="360"/>
+      </w:pPr>
+      <w:rPr>
+        <w:rFonts w:ascii="Wingdings" w:hAnsi="Wingdings" w:hint="default"/>
+        <w:sz w:val="20"/>
+      </w:rPr>
+    </w:lvl>
+    <w:lvl w:ilvl="3" w:tentative="1">
+      <w:start w:val="1"/>
+      <w:numFmt w:val="bullet"/>
+      <w:lvlText w:val=""/>
+      <w:lvlJc w:val="left"/>
+      <w:pPr>
+        <w:tabs>
+          <w:tab w:val="num" w:pos="2880"/>
+        </w:tabs>
+        <w:ind w:left="2880" w:hanging="360"/>
+      </w:pPr>
+      <w:rPr>
+        <w:rFonts w:ascii="Wingdings" w:hAnsi="Wingdings" w:hint="default"/>
+        <w:sz w:val="20"/>
+      </w:rPr>
+    </w:lvl>
+    <w:lvl w:ilvl="4" w:tentative="1">
+      <w:start w:val="1"/>
+      <w:numFmt w:val="bullet"/>
+      <w:lvlText w:val=""/>
+      <w:lvlJc w:val="left"/>
+      <w:pPr>
+        <w:tabs>
+          <w:tab w:val="num" w:pos="3600"/>
+        </w:tabs>
+        <w:ind w:left="3600" w:hanging="360"/>
+      </w:pPr>
+      <w:rPr>
+        <w:rFonts w:ascii="Wingdings" w:hAnsi="Wingdings" w:hint="default"/>
+        <w:sz w:val="20"/>
+      </w:rPr>
+    </w:lvl>
+    <w:lvl w:ilvl="5" w:tentative="1">
+      <w:start w:val="1"/>
+      <w:numFmt w:val="bullet"/>
+      <w:lvlText w:val=""/>
+      <w:lvlJc w:val="left"/>
+      <w:pPr>
+        <w:tabs>
+          <w:tab w:val="num" w:pos="4320"/>
+        </w:tabs>
+        <w:ind w:left="4320" w:hanging="360"/>
+      </w:pPr>
+      <w:rPr>
+        <w:rFonts w:ascii="Wingdings" w:hAnsi="Wingdings" w:hint="default"/>
+        <w:sz w:val="20"/>
+      </w:rPr>
+    </w:lvl>
+    <w:lvl w:ilvl="6" w:tentative="1">
+      <w:start w:val="1"/>
+      <w:numFmt w:val="bullet"/>
+      <w:lvlText w:val=""/>
+      <w:lvlJc w:val="left"/>
+      <w:pPr>
+        <w:tabs>
+          <w:tab w:val="num" w:pos="5040"/>
+        </w:tabs>
+        <w:ind w:left="5040" w:hanging="360"/>
+      </w:pPr>
+      <w:rPr>
+        <w:rFonts w:ascii="Wingdings" w:hAnsi="Wingdings" w:hint="default"/>
+        <w:sz w:val="20"/>
+      </w:rPr>
+    </w:lvl>
+    <w:lvl w:ilvl="7" w:tentative="1">
+      <w:start w:val="1"/>
+      <w:numFmt w:val="bullet"/>
+      <w:lvlText w:val=""/>
+      <w:lvlJc w:val="left"/>
+      <w:pPr>
+        <w:tabs>
+          <w:tab w:val="num" w:pos="5760"/>
+        </w:tabs>
+        <w:ind w:left="5760" w:hanging="360"/>
+      </w:pPr>
+      <w:rPr>
+        <w:rFonts w:ascii="Wingdings" w:hAnsi="Wingdings" w:hint="default"/>
+        <w:sz w:val="20"/>
+      </w:rPr>
+    </w:lvl>
+    <w:lvl w:ilvl="8" w:tentative="1">
+      <w:start w:val="1"/>
+      <w:numFmt w:val="bullet"/>
+      <w:lvlText w:val=""/>
+      <w:lvlJc w:val="left"/>
+      <w:pPr>
+        <w:tabs>
+          <w:tab w:val="num" w:pos="6480"/>
+        </w:tabs>
+        <w:ind w:left="6480" w:hanging="360"/>
+      </w:pPr>
+      <w:rPr>
+        <w:rFonts w:ascii="Wingdings" w:hAnsi="Wingdings" w:hint="default"/>
+        <w:sz w:val="20"/>
+      </w:rPr>
+    </w:lvl>
+  </w:abstractNum>
+  <w:abstractNum w:abstractNumId="13" w15:restartNumberingAfterBreak="0">
+    <w:nsid w:val="3E0E5862"/>
+    <w:multiLevelType w:val="multilevel"/>
+    <w:tmpl w:val="F2204E28"/>
+    <w:lvl w:ilvl="0">
+      <w:start w:val="1"/>
+      <w:numFmt w:val="decimal"/>
+      <w:lvlText w:val="%1."/>
+      <w:lvlJc w:val="left"/>
+      <w:pPr>
+        <w:tabs>
+          <w:tab w:val="num" w:pos="720"/>
+        </w:tabs>
+        <w:ind w:left="720" w:hanging="360"/>
+      </w:pPr>
+    </w:lvl>
+    <w:lvl w:ilvl="1" w:tentative="1">
+      <w:start w:val="1"/>
+      <w:numFmt w:val="decimal"/>
+      <w:lvlText w:val="%2."/>
+      <w:lvlJc w:val="left"/>
+      <w:pPr>
+        <w:tabs>
+          <w:tab w:val="num" w:pos="1440"/>
+        </w:tabs>
+        <w:ind w:left="1440" w:hanging="360"/>
+      </w:pPr>
+    </w:lvl>
+    <w:lvl w:ilvl="2" w:tentative="1">
+      <w:start w:val="1"/>
+      <w:numFmt w:val="decimal"/>
+      <w:lvlText w:val="%3."/>
+      <w:lvlJc w:val="left"/>
+      <w:pPr>
+        <w:tabs>
+          <w:tab w:val="num" w:pos="2160"/>
+        </w:tabs>
+        <w:ind w:left="2160" w:hanging="360"/>
+      </w:pPr>
+    </w:lvl>
+    <w:lvl w:ilvl="3" w:tentative="1">
+      <w:start w:val="1"/>
+      <w:numFmt w:val="decimal"/>
+      <w:lvlText w:val="%4."/>
+      <w:lvlJc w:val="left"/>
+      <w:pPr>
+        <w:tabs>
+          <w:tab w:val="num" w:pos="2880"/>
+        </w:tabs>
+        <w:ind w:left="2880" w:hanging="360"/>
+      </w:pPr>
+    </w:lvl>
+    <w:lvl w:ilvl="4" w:tentative="1">
+      <w:start w:val="1"/>
+      <w:numFmt w:val="decimal"/>
+      <w:lvlText w:val="%5."/>
+      <w:lvlJc w:val="left"/>
+      <w:pPr>
+        <w:tabs>
+          <w:tab w:val="num" w:pos="3600"/>
+        </w:tabs>
+        <w:ind w:left="3600" w:hanging="360"/>
+      </w:pPr>
+    </w:lvl>
+    <w:lvl w:ilvl="5" w:tentative="1">
+      <w:start w:val="1"/>
+      <w:numFmt w:val="decimal"/>
+      <w:lvlText w:val="%6."/>
+      <w:lvlJc w:val="left"/>
+      <w:pPr>
+        <w:tabs>
+          <w:tab w:val="num" w:pos="4320"/>
+        </w:tabs>
+        <w:ind w:left="4320" w:hanging="360"/>
+      </w:pPr>
+    </w:lvl>
+    <w:lvl w:ilvl="6" w:tentative="1">
+      <w:start w:val="1"/>
+      <w:numFmt w:val="decimal"/>
+      <w:lvlText w:val="%7."/>
+      <w:lvlJc w:val="left"/>
+      <w:pPr>
+        <w:tabs>
+          <w:tab w:val="num" w:pos="5040"/>
+        </w:tabs>
+        <w:ind w:left="5040" w:hanging="360"/>
+      </w:pPr>
+    </w:lvl>
+    <w:lvl w:ilvl="7" w:tentative="1">
+      <w:start w:val="1"/>
+      <w:numFmt w:val="decimal"/>
+      <w:lvlText w:val="%8."/>
+      <w:lvlJc w:val="left"/>
+      <w:pPr>
+        <w:tabs>
+          <w:tab w:val="num" w:pos="5760"/>
+        </w:tabs>
+        <w:ind w:left="5760" w:hanging="360"/>
+      </w:pPr>
+    </w:lvl>
+    <w:lvl w:ilvl="8" w:tentative="1">
+      <w:start w:val="1"/>
+      <w:numFmt w:val="decimal"/>
+      <w:lvlText w:val="%9."/>
+      <w:lvlJc w:val="left"/>
+      <w:pPr>
+        <w:tabs>
+          <w:tab w:val="num" w:pos="6480"/>
+        </w:tabs>
+        <w:ind w:left="6480" w:hanging="360"/>
+      </w:pPr>
+    </w:lvl>
+  </w:abstractNum>
+  <w:abstractNum w:abstractNumId="14" w15:restartNumberingAfterBreak="0">
+    <w:nsid w:val="3FBE2C53"/>
+    <w:multiLevelType w:val="multilevel"/>
+    <w:tmpl w:val="370A0526"/>
+    <w:lvl w:ilvl="0">
+      <w:start w:val="1"/>
+      <w:numFmt w:val="bullet"/>
+      <w:lvlText w:val=""/>
+      <w:lvlJc w:val="left"/>
+      <w:pPr>
+        <w:tabs>
+          <w:tab w:val="num" w:pos="720"/>
+        </w:tabs>
+        <w:ind w:left="720" w:hanging="360"/>
+      </w:pPr>
+      <w:rPr>
+        <w:rFonts w:ascii="Symbol" w:hAnsi="Symbol" w:hint="default"/>
+        <w:sz w:val="20"/>
+      </w:rPr>
+    </w:lvl>
+    <w:lvl w:ilvl="1" w:tentative="1">
+      <w:start w:val="1"/>
+      <w:numFmt w:val="bullet"/>
+      <w:lvlText w:val="o"/>
+      <w:lvlJc w:val="left"/>
+      <w:pPr>
+        <w:tabs>
+          <w:tab w:val="num" w:pos="1440"/>
+        </w:tabs>
+        <w:ind w:left="1440" w:hanging="360"/>
+      </w:pPr>
+      <w:rPr>
+        <w:rFonts w:ascii="Courier New" w:hAnsi="Courier New" w:hint="default"/>
+        <w:sz w:val="20"/>
+      </w:rPr>
+    </w:lvl>
+    <w:lvl w:ilvl="2" w:tentative="1">
+      <w:start w:val="1"/>
+      <w:numFmt w:val="bullet"/>
+      <w:lvlText w:val=""/>
+      <w:lvlJc w:val="left"/>
+      <w:pPr>
+        <w:tabs>
+          <w:tab w:val="num" w:pos="2160"/>
+        </w:tabs>
+        <w:ind w:left="2160" w:hanging="360"/>
+      </w:pPr>
+      <w:rPr>
+        <w:rFonts w:ascii="Wingdings" w:hAnsi="Wingdings" w:hint="default"/>
+        <w:sz w:val="20"/>
+      </w:rPr>
+    </w:lvl>
+    <w:lvl w:ilvl="3" w:tentative="1">
+      <w:start w:val="1"/>
+      <w:numFmt w:val="bullet"/>
+      <w:lvlText w:val=""/>
+      <w:lvlJc w:val="left"/>
+      <w:pPr>
+        <w:tabs>
+          <w:tab w:val="num" w:pos="2880"/>
+        </w:tabs>
+        <w:ind w:left="2880" w:hanging="360"/>
+      </w:pPr>
+      <w:rPr>
+        <w:rFonts w:ascii="Wingdings" w:hAnsi="Wingdings" w:hint="default"/>
+        <w:sz w:val="20"/>
+      </w:rPr>
+    </w:lvl>
+    <w:lvl w:ilvl="4" w:tentative="1">
+      <w:start w:val="1"/>
+      <w:numFmt w:val="bullet"/>
+      <w:lvlText w:val=""/>
+      <w:lvlJc w:val="left"/>
+      <w:pPr>
+        <w:tabs>
+          <w:tab w:val="num" w:pos="3600"/>
+        </w:tabs>
+        <w:ind w:left="3600" w:hanging="360"/>
+      </w:pPr>
+      <w:rPr>
+        <w:rFonts w:ascii="Wingdings" w:hAnsi="Wingdings" w:hint="default"/>
+        <w:sz w:val="20"/>
+      </w:rPr>
+    </w:lvl>
+    <w:lvl w:ilvl="5" w:tentative="1">
+      <w:start w:val="1"/>
+      <w:numFmt w:val="bullet"/>
+      <w:lvlText w:val=""/>
+      <w:lvlJc w:val="left"/>
+      <w:pPr>
+        <w:tabs>
+          <w:tab w:val="num" w:pos="4320"/>
+        </w:tabs>
+        <w:ind w:left="4320" w:hanging="360"/>
+      </w:pPr>
+      <w:rPr>
+        <w:rFonts w:ascii="Wingdings" w:hAnsi="Wingdings" w:hint="default"/>
+        <w:sz w:val="20"/>
+      </w:rPr>
+    </w:lvl>
+    <w:lvl w:ilvl="6" w:tentative="1">
+      <w:start w:val="1"/>
+      <w:numFmt w:val="bullet"/>
+      <w:lvlText w:val=""/>
+      <w:lvlJc w:val="left"/>
+      <w:pPr>
+        <w:tabs>
+          <w:tab w:val="num" w:pos="5040"/>
+        </w:tabs>
+        <w:ind w:left="5040" w:hanging="360"/>
+      </w:pPr>
+      <w:rPr>
+        <w:rFonts w:ascii="Wingdings" w:hAnsi="Wingdings" w:hint="default"/>
+        <w:sz w:val="20"/>
+      </w:rPr>
+    </w:lvl>
+    <w:lvl w:ilvl="7" w:tentative="1">
+      <w:start w:val="1"/>
+      <w:numFmt w:val="bullet"/>
+      <w:lvlText w:val=""/>
+      <w:lvlJc w:val="left"/>
+      <w:pPr>
+        <w:tabs>
+          <w:tab w:val="num" w:pos="5760"/>
+        </w:tabs>
+        <w:ind w:left="5760" w:hanging="360"/>
+      </w:pPr>
+      <w:rPr>
+        <w:rFonts w:ascii="Wingdings" w:hAnsi="Wingdings" w:hint="default"/>
+        <w:sz w:val="20"/>
+      </w:rPr>
+    </w:lvl>
+    <w:lvl w:ilvl="8" w:tentative="1">
+      <w:start w:val="1"/>
+      <w:numFmt w:val="bullet"/>
+      <w:lvlText w:val=""/>
+      <w:lvlJc w:val="left"/>
+      <w:pPr>
+        <w:tabs>
+          <w:tab w:val="num" w:pos="6480"/>
+        </w:tabs>
+        <w:ind w:left="6480" w:hanging="360"/>
+      </w:pPr>
+      <w:rPr>
+        <w:rFonts w:ascii="Wingdings" w:hAnsi="Wingdings" w:hint="default"/>
+        <w:sz w:val="20"/>
+      </w:rPr>
+    </w:lvl>
+  </w:abstractNum>
+  <w:abstractNum w:abstractNumId="15" w15:restartNumberingAfterBreak="0">
+    <w:nsid w:val="40A77839"/>
+    <w:multiLevelType w:val="multilevel"/>
+    <w:tmpl w:val="F97EDEF2"/>
+    <w:lvl w:ilvl="0">
+      <w:start w:val="1"/>
+      <w:numFmt w:val="bullet"/>
+      <w:lvlText w:val=""/>
+      <w:lvlJc w:val="left"/>
+      <w:pPr>
+        <w:tabs>
+          <w:tab w:val="num" w:pos="720"/>
+        </w:tabs>
+        <w:ind w:left="720" w:hanging="360"/>
+      </w:pPr>
+      <w:rPr>
+        <w:rFonts w:ascii="Symbol" w:hAnsi="Symbol" w:hint="default"/>
+        <w:sz w:val="20"/>
+      </w:rPr>
+    </w:lvl>
+    <w:lvl w:ilvl="1" w:tentative="1">
+      <w:start w:val="1"/>
+      <w:numFmt w:val="bullet"/>
+      <w:lvlText w:val="o"/>
+      <w:lvlJc w:val="left"/>
+      <w:pPr>
+        <w:tabs>
+          <w:tab w:val="num" w:pos="1440"/>
+        </w:tabs>
+        <w:ind w:left="1440" w:hanging="360"/>
+      </w:pPr>
+      <w:rPr>
+        <w:rFonts w:ascii="Courier New" w:hAnsi="Courier New" w:hint="default"/>
+        <w:sz w:val="20"/>
+      </w:rPr>
+    </w:lvl>
+    <w:lvl w:ilvl="2" w:tentative="1">
+      <w:start w:val="1"/>
+      <w:numFmt w:val="bullet"/>
+      <w:lvlText w:val=""/>
+      <w:lvlJc w:val="left"/>
+      <w:pPr>
+        <w:tabs>
+          <w:tab w:val="num" w:pos="2160"/>
+        </w:tabs>
+        <w:ind w:left="2160" w:hanging="360"/>
+      </w:pPr>
+      <w:rPr>
+        <w:rFonts w:ascii="Wingdings" w:hAnsi="Wingdings" w:hint="default"/>
+        <w:sz w:val="20"/>
+      </w:rPr>
+    </w:lvl>
+    <w:lvl w:ilvl="3" w:tentative="1">
+      <w:start w:val="1"/>
+      <w:numFmt w:val="bullet"/>
+      <w:lvlText w:val=""/>
+      <w:lvlJc w:val="left"/>
+      <w:pPr>
+        <w:tabs>
+          <w:tab w:val="num" w:pos="2880"/>
+        </w:tabs>
+        <w:ind w:left="2880" w:hanging="360"/>
+      </w:pPr>
+      <w:rPr>
+        <w:rFonts w:ascii="Wingdings" w:hAnsi="Wingdings" w:hint="default"/>
+        <w:sz w:val="20"/>
+      </w:rPr>
+    </w:lvl>
+    <w:lvl w:ilvl="4" w:tentative="1">
+      <w:start w:val="1"/>
+      <w:numFmt w:val="bullet"/>
+      <w:lvlText w:val=""/>
+      <w:lvlJc w:val="left"/>
+      <w:pPr>
+        <w:tabs>
+          <w:tab w:val="num" w:pos="3600"/>
+        </w:tabs>
+        <w:ind w:left="3600" w:hanging="360"/>
+      </w:pPr>
+      <w:rPr>
+        <w:rFonts w:ascii="Wingdings" w:hAnsi="Wingdings" w:hint="default"/>
+        <w:sz w:val="20"/>
+      </w:rPr>
+    </w:lvl>
+    <w:lvl w:ilvl="5" w:tentative="1">
+      <w:start w:val="1"/>
+      <w:numFmt w:val="bullet"/>
+      <w:lvlText w:val=""/>
+      <w:lvlJc w:val="left"/>
+      <w:pPr>
+        <w:tabs>
+          <w:tab w:val="num" w:pos="4320"/>
+        </w:tabs>
+        <w:ind w:left="4320" w:hanging="360"/>
+      </w:pPr>
+      <w:rPr>
+        <w:rFonts w:ascii="Wingdings" w:hAnsi="Wingdings" w:hint="default"/>
+        <w:sz w:val="20"/>
+      </w:rPr>
+    </w:lvl>
+    <w:lvl w:ilvl="6" w:tentative="1">
+      <w:start w:val="1"/>
+      <w:numFmt w:val="bullet"/>
+      <w:lvlText w:val=""/>
+      <w:lvlJc w:val="left"/>
+      <w:pPr>
+        <w:tabs>
+          <w:tab w:val="num" w:pos="5040"/>
+        </w:tabs>
+        <w:ind w:left="5040" w:hanging="360"/>
+      </w:pPr>
+      <w:rPr>
+        <w:rFonts w:ascii="Wingdings" w:hAnsi="Wingdings" w:hint="default"/>
+        <w:sz w:val="20"/>
+      </w:rPr>
+    </w:lvl>
+    <w:lvl w:ilvl="7" w:tentative="1">
+      <w:start w:val="1"/>
+      <w:numFmt w:val="bullet"/>
+      <w:lvlText w:val=""/>
+      <w:lvlJc w:val="left"/>
+      <w:pPr>
+        <w:tabs>
+          <w:tab w:val="num" w:pos="5760"/>
+        </w:tabs>
+        <w:ind w:left="5760" w:hanging="360"/>
+      </w:pPr>
+      <w:rPr>
+        <w:rFonts w:ascii="Wingdings" w:hAnsi="Wingdings" w:hint="default"/>
+        <w:sz w:val="20"/>
+      </w:rPr>
+    </w:lvl>
+    <w:lvl w:ilvl="8" w:tentative="1">
+      <w:start w:val="1"/>
+      <w:numFmt w:val="bullet"/>
+      <w:lvlText w:val=""/>
+      <w:lvlJc w:val="left"/>
+      <w:pPr>
+        <w:tabs>
+          <w:tab w:val="num" w:pos="6480"/>
+        </w:tabs>
+        <w:ind w:left="6480" w:hanging="360"/>
+      </w:pPr>
+      <w:rPr>
+        <w:rFonts w:ascii="Wingdings" w:hAnsi="Wingdings" w:hint="default"/>
+        <w:sz w:val="20"/>
+      </w:rPr>
+    </w:lvl>
+  </w:abstractNum>
+  <w:abstractNum w:abstractNumId="16" w15:restartNumberingAfterBreak="0">
+    <w:nsid w:val="4A4D3B3B"/>
+    <w:multiLevelType w:val="multilevel"/>
+    <w:tmpl w:val="0B9231A4"/>
+    <w:lvl w:ilvl="0">
+      <w:start w:val="1"/>
+      <w:numFmt w:val="bullet"/>
+      <w:lvlText w:val=""/>
+      <w:lvlJc w:val="left"/>
+      <w:pPr>
+        <w:tabs>
+          <w:tab w:val="num" w:pos="720"/>
+        </w:tabs>
+        <w:ind w:left="720" w:hanging="360"/>
+      </w:pPr>
+      <w:rPr>
+        <w:rFonts w:ascii="Symbol" w:hAnsi="Symbol" w:hint="default"/>
+        <w:sz w:val="20"/>
+      </w:rPr>
+    </w:lvl>
+    <w:lvl w:ilvl="1" w:tentative="1">
+      <w:start w:val="1"/>
+      <w:numFmt w:val="bullet"/>
+      <w:lvlText w:val="o"/>
+      <w:lvlJc w:val="left"/>
+      <w:pPr>
+        <w:tabs>
+          <w:tab w:val="num" w:pos="1440"/>
+        </w:tabs>
+        <w:ind w:left="1440" w:hanging="360"/>
+      </w:pPr>
+      <w:rPr>
+        <w:rFonts w:ascii="Courier New" w:hAnsi="Courier New" w:hint="default"/>
+        <w:sz w:val="20"/>
+      </w:rPr>
+    </w:lvl>
+    <w:lvl w:ilvl="2" w:tentative="1">
+      <w:start w:val="1"/>
+      <w:numFmt w:val="bullet"/>
+      <w:lvlText w:val=""/>
+      <w:lvlJc w:val="left"/>
+      <w:pPr>
+        <w:tabs>
+          <w:tab w:val="num" w:pos="2160"/>
+        </w:tabs>
+        <w:ind w:left="2160" w:hanging="360"/>
+      </w:pPr>
+      <w:rPr>
+        <w:rFonts w:ascii="Wingdings" w:hAnsi="Wingdings" w:hint="default"/>
+        <w:sz w:val="20"/>
+      </w:rPr>
+    </w:lvl>
+    <w:lvl w:ilvl="3" w:tentative="1">
+      <w:start w:val="1"/>
+      <w:numFmt w:val="bullet"/>
+      <w:lvlText w:val=""/>
+      <w:lvlJc w:val="left"/>
+      <w:pPr>
+        <w:tabs>
+          <w:tab w:val="num" w:pos="2880"/>
+        </w:tabs>
+        <w:ind w:left="2880" w:hanging="360"/>
+      </w:pPr>
+      <w:rPr>
+        <w:rFonts w:ascii="Wingdings" w:hAnsi="Wingdings" w:hint="default"/>
+        <w:sz w:val="20"/>
+      </w:rPr>
+    </w:lvl>
+    <w:lvl w:ilvl="4" w:tentative="1">
+      <w:start w:val="1"/>
+      <w:numFmt w:val="bullet"/>
+      <w:lvlText w:val=""/>
+      <w:lvlJc w:val="left"/>
+      <w:pPr>
+        <w:tabs>
+          <w:tab w:val="num" w:pos="3600"/>
+        </w:tabs>
+        <w:ind w:left="3600" w:hanging="360"/>
+      </w:pPr>
+      <w:rPr>
+        <w:rFonts w:ascii="Wingdings" w:hAnsi="Wingdings" w:hint="default"/>
+        <w:sz w:val="20"/>
+      </w:rPr>
+    </w:lvl>
+    <w:lvl w:ilvl="5" w:tentative="1">
+      <w:start w:val="1"/>
+      <w:numFmt w:val="bullet"/>
+      <w:lvlText w:val=""/>
+      <w:lvlJc w:val="left"/>
+      <w:pPr>
+        <w:tabs>
+          <w:tab w:val="num" w:pos="4320"/>
+        </w:tabs>
+        <w:ind w:left="4320" w:hanging="360"/>
+      </w:pPr>
+      <w:rPr>
+        <w:rFonts w:ascii="Wingdings" w:hAnsi="Wingdings" w:hint="default"/>
+        <w:sz w:val="20"/>
+      </w:rPr>
+    </w:lvl>
+    <w:lvl w:ilvl="6" w:tentative="1">
+      <w:start w:val="1"/>
+      <w:numFmt w:val="bullet"/>
+      <w:lvlText w:val=""/>
+      <w:lvlJc w:val="left"/>
+      <w:pPr>
+        <w:tabs>
+          <w:tab w:val="num" w:pos="5040"/>
+        </w:tabs>
+        <w:ind w:left="5040" w:hanging="360"/>
+      </w:pPr>
+      <w:rPr>
+        <w:rFonts w:ascii="Wingdings" w:hAnsi="Wingdings" w:hint="default"/>
+        <w:sz w:val="20"/>
+      </w:rPr>
+    </w:lvl>
+    <w:lvl w:ilvl="7" w:tentative="1">
+      <w:start w:val="1"/>
+      <w:numFmt w:val="bullet"/>
+      <w:lvlText w:val=""/>
+      <w:lvlJc w:val="left"/>
+      <w:pPr>
+        <w:tabs>
+          <w:tab w:val="num" w:pos="5760"/>
+        </w:tabs>
+        <w:ind w:left="5760" w:hanging="360"/>
+      </w:pPr>
+      <w:rPr>
+        <w:rFonts w:ascii="Wingdings" w:hAnsi="Wingdings" w:hint="default"/>
+        <w:sz w:val="20"/>
+      </w:rPr>
+    </w:lvl>
+    <w:lvl w:ilvl="8" w:tentative="1">
+      <w:start w:val="1"/>
+      <w:numFmt w:val="bullet"/>
+      <w:lvlText w:val=""/>
+      <w:lvlJc w:val="left"/>
+      <w:pPr>
+        <w:tabs>
+          <w:tab w:val="num" w:pos="6480"/>
+        </w:tabs>
+        <w:ind w:left="6480" w:hanging="360"/>
+      </w:pPr>
+      <w:rPr>
+        <w:rFonts w:ascii="Wingdings" w:hAnsi="Wingdings" w:hint="default"/>
+        <w:sz w:val="20"/>
+      </w:rPr>
+    </w:lvl>
+  </w:abstractNum>
+  <w:abstractNum w:abstractNumId="17" w15:restartNumberingAfterBreak="0">
+    <w:nsid w:val="4B9E2A5F"/>
+    <w:multiLevelType w:val="multilevel"/>
+    <w:tmpl w:val="5F5A59D6"/>
+    <w:lvl w:ilvl="0">
+      <w:start w:val="1"/>
+      <w:numFmt w:val="decimal"/>
+      <w:lvlText w:val="%1."/>
+      <w:lvlJc w:val="left"/>
+      <w:pPr>
+        <w:tabs>
+          <w:tab w:val="num" w:pos="720"/>
+        </w:tabs>
+        <w:ind w:left="720" w:hanging="360"/>
+      </w:pPr>
+    </w:lvl>
+    <w:lvl w:ilvl="1" w:tentative="1">
+      <w:start w:val="1"/>
+      <w:numFmt w:val="decimal"/>
+      <w:lvlText w:val="%2."/>
+      <w:lvlJc w:val="left"/>
+      <w:pPr>
+        <w:tabs>
+          <w:tab w:val="num" w:pos="1440"/>
+        </w:tabs>
+        <w:ind w:left="1440" w:hanging="360"/>
+      </w:pPr>
+    </w:lvl>
+    <w:lvl w:ilvl="2" w:tentative="1">
+      <w:start w:val="1"/>
+      <w:numFmt w:val="decimal"/>
+      <w:lvlText w:val="%3."/>
+      <w:lvlJc w:val="left"/>
+      <w:pPr>
+        <w:tabs>
+          <w:tab w:val="num" w:pos="2160"/>
+        </w:tabs>
+        <w:ind w:left="2160" w:hanging="360"/>
+      </w:pPr>
+    </w:lvl>
+    <w:lvl w:ilvl="3" w:tentative="1">
+      <w:start w:val="1"/>
+      <w:numFmt w:val="decimal"/>
+      <w:lvlText w:val="%4."/>
+      <w:lvlJc w:val="left"/>
+      <w:pPr>
+        <w:tabs>
+          <w:tab w:val="num" w:pos="2880"/>
+        </w:tabs>
+        <w:ind w:left="2880" w:hanging="360"/>
+      </w:pPr>
+    </w:lvl>
+    <w:lvl w:ilvl="4" w:tentative="1">
+      <w:start w:val="1"/>
+      <w:numFmt w:val="decimal"/>
+      <w:lvlText w:val="%5."/>
+      <w:lvlJc w:val="left"/>
+      <w:pPr>
+        <w:tabs>
+          <w:tab w:val="num" w:pos="3600"/>
+        </w:tabs>
+        <w:ind w:left="3600" w:hanging="360"/>
+      </w:pPr>
+    </w:lvl>
+    <w:lvl w:ilvl="5" w:tentative="1">
+      <w:start w:val="1"/>
+      <w:numFmt w:val="decimal"/>
+      <w:lvlText w:val="%6."/>
+      <w:lvlJc w:val="left"/>
+      <w:pPr>
+        <w:tabs>
+          <w:tab w:val="num" w:pos="4320"/>
+        </w:tabs>
+        <w:ind w:left="4320" w:hanging="360"/>
+      </w:pPr>
+    </w:lvl>
+    <w:lvl w:ilvl="6" w:tentative="1">
+      <w:start w:val="1"/>
+      <w:numFmt w:val="decimal"/>
+      <w:lvlText w:val="%7."/>
+      <w:lvlJc w:val="left"/>
+      <w:pPr>
+        <w:tabs>
+          <w:tab w:val="num" w:pos="5040"/>
+        </w:tabs>
+        <w:ind w:left="5040" w:hanging="360"/>
+      </w:pPr>
+    </w:lvl>
+    <w:lvl w:ilvl="7" w:tentative="1">
+      <w:start w:val="1"/>
+      <w:numFmt w:val="decimal"/>
+      <w:lvlText w:val="%8."/>
+      <w:lvlJc w:val="left"/>
+      <w:pPr>
+        <w:tabs>
+          <w:tab w:val="num" w:pos="5760"/>
+        </w:tabs>
+        <w:ind w:left="5760" w:hanging="360"/>
+      </w:pPr>
+    </w:lvl>
+    <w:lvl w:ilvl="8" w:tentative="1">
+      <w:start w:val="1"/>
+      <w:numFmt w:val="decimal"/>
+      <w:lvlText w:val="%9."/>
+      <w:lvlJc w:val="left"/>
+      <w:pPr>
+        <w:tabs>
+          <w:tab w:val="num" w:pos="6480"/>
+        </w:tabs>
+        <w:ind w:left="6480" w:hanging="360"/>
+      </w:pPr>
+    </w:lvl>
+  </w:abstractNum>
+  <w:abstractNum w:abstractNumId="18" w15:restartNumberingAfterBreak="0">
+    <w:nsid w:val="4F6A541D"/>
+    <w:multiLevelType w:val="multilevel"/>
+    <w:tmpl w:val="268E671E"/>
+    <w:lvl w:ilvl="0">
+      <w:start w:val="1"/>
+      <w:numFmt w:val="decimal"/>
+      <w:lvlText w:val="%1."/>
+      <w:lvlJc w:val="left"/>
+      <w:pPr>
+        <w:tabs>
+          <w:tab w:val="num" w:pos="720"/>
+        </w:tabs>
+        <w:ind w:left="720" w:hanging="360"/>
+      </w:pPr>
+    </w:lvl>
+    <w:lvl w:ilvl="1" w:tentative="1">
+      <w:start w:val="1"/>
+      <w:numFmt w:val="decimal"/>
+      <w:lvlText w:val="%2."/>
+      <w:lvlJc w:val="left"/>
+      <w:pPr>
+        <w:tabs>
+          <w:tab w:val="num" w:pos="1440"/>
+        </w:tabs>
+        <w:ind w:left="1440" w:hanging="360"/>
+      </w:pPr>
+    </w:lvl>
+    <w:lvl w:ilvl="2" w:tentative="1">
+      <w:start w:val="1"/>
+      <w:numFmt w:val="decimal"/>
+      <w:lvlText w:val="%3."/>
+      <w:lvlJc w:val="left"/>
+      <w:pPr>
+        <w:tabs>
+          <w:tab w:val="num" w:pos="2160"/>
+        </w:tabs>
+        <w:ind w:left="2160" w:hanging="360"/>
+      </w:pPr>
+    </w:lvl>
+    <w:lvl w:ilvl="3" w:tentative="1">
+      <w:start w:val="1"/>
+      <w:numFmt w:val="decimal"/>
+      <w:lvlText w:val="%4."/>
+      <w:lvlJc w:val="left"/>
+      <w:pPr>
+        <w:tabs>
+          <w:tab w:val="num" w:pos="2880"/>
+        </w:tabs>
+        <w:ind w:left="2880" w:hanging="360"/>
+      </w:pPr>
+    </w:lvl>
+    <w:lvl w:ilvl="4" w:tentative="1">
+      <w:start w:val="1"/>
+      <w:numFmt w:val="decimal"/>
+      <w:lvlText w:val="%5."/>
+      <w:lvlJc w:val="left"/>
+      <w:pPr>
+        <w:tabs>
+          <w:tab w:val="num" w:pos="3600"/>
+        </w:tabs>
+        <w:ind w:left="3600" w:hanging="360"/>
+      </w:pPr>
+    </w:lvl>
+    <w:lvl w:ilvl="5" w:tentative="1">
+      <w:start w:val="1"/>
+      <w:numFmt w:val="decimal"/>
+      <w:lvlText w:val="%6."/>
+      <w:lvlJc w:val="left"/>
+      <w:pPr>
+        <w:tabs>
+          <w:tab w:val="num" w:pos="4320"/>
+        </w:tabs>
+        <w:ind w:left="4320" w:hanging="360"/>
+      </w:pPr>
+    </w:lvl>
+    <w:lvl w:ilvl="6" w:tentative="1">
+      <w:start w:val="1"/>
+      <w:numFmt w:val="decimal"/>
+      <w:lvlText w:val="%7."/>
+      <w:lvlJc w:val="left"/>
+      <w:pPr>
+        <w:tabs>
+          <w:tab w:val="num" w:pos="5040"/>
+        </w:tabs>
+        <w:ind w:left="5040" w:hanging="360"/>
+      </w:pPr>
+    </w:lvl>
+    <w:lvl w:ilvl="7" w:tentative="1">
+      <w:start w:val="1"/>
+      <w:numFmt w:val="decimal"/>
+      <w:lvlText w:val="%8."/>
+      <w:lvlJc w:val="left"/>
+      <w:pPr>
+        <w:tabs>
+          <w:tab w:val="num" w:pos="5760"/>
+        </w:tabs>
+        <w:ind w:left="5760" w:hanging="360"/>
+      </w:pPr>
+    </w:lvl>
+    <w:lvl w:ilvl="8" w:tentative="1">
+      <w:start w:val="1"/>
+      <w:numFmt w:val="decimal"/>
+      <w:lvlText w:val="%9."/>
+      <w:lvlJc w:val="left"/>
+      <w:pPr>
+        <w:tabs>
+          <w:tab w:val="num" w:pos="6480"/>
+        </w:tabs>
+        <w:ind w:left="6480" w:hanging="360"/>
+      </w:pPr>
+    </w:lvl>
+  </w:abstractNum>
+  <w:abstractNum w:abstractNumId="19" w15:restartNumberingAfterBreak="0">
+    <w:nsid w:val="54576209"/>
+    <w:multiLevelType w:val="multilevel"/>
+    <w:tmpl w:val="57C47DFC"/>
+    <w:lvl w:ilvl="0">
+      <w:start w:val="1"/>
+      <w:numFmt w:val="bullet"/>
+      <w:lvlText w:val=""/>
+      <w:lvlJc w:val="left"/>
+      <w:pPr>
+        <w:tabs>
+          <w:tab w:val="num" w:pos="720"/>
+        </w:tabs>
+        <w:ind w:left="720" w:hanging="360"/>
+      </w:pPr>
+      <w:rPr>
+        <w:rFonts w:ascii="Symbol" w:hAnsi="Symbol" w:hint="default"/>
+        <w:sz w:val="20"/>
+      </w:rPr>
+    </w:lvl>
+    <w:lvl w:ilvl="1" w:tentative="1">
+      <w:start w:val="1"/>
+      <w:numFmt w:val="bullet"/>
+      <w:lvlText w:val="o"/>
+      <w:lvlJc w:val="left"/>
+      <w:pPr>
+        <w:tabs>
+          <w:tab w:val="num" w:pos="1440"/>
+        </w:tabs>
+        <w:ind w:left="1440" w:hanging="360"/>
+      </w:pPr>
+      <w:rPr>
+        <w:rFonts w:ascii="Courier New" w:hAnsi="Courier New" w:hint="default"/>
+        <w:sz w:val="20"/>
+      </w:rPr>
+    </w:lvl>
+    <w:lvl w:ilvl="2" w:tentative="1">
+      <w:start w:val="1"/>
+      <w:numFmt w:val="bullet"/>
+      <w:lvlText w:val=""/>
+      <w:lvlJc w:val="left"/>
+      <w:pPr>
+        <w:tabs>
+          <w:tab w:val="num" w:pos="2160"/>
+        </w:tabs>
+        <w:ind w:left="2160" w:hanging="360"/>
+      </w:pPr>
+      <w:rPr>
+        <w:rFonts w:ascii="Wingdings" w:hAnsi="Wingdings" w:hint="default"/>
+        <w:sz w:val="20"/>
+      </w:rPr>
+    </w:lvl>
+    <w:lvl w:ilvl="3" w:tentative="1">
+      <w:start w:val="1"/>
+      <w:numFmt w:val="bullet"/>
+      <w:lvlText w:val=""/>
+      <w:lvlJc w:val="left"/>
+      <w:pPr>
+        <w:tabs>
+          <w:tab w:val="num" w:pos="2880"/>
+        </w:tabs>
+        <w:ind w:left="2880" w:hanging="360"/>
+      </w:pPr>
+      <w:rPr>
+        <w:rFonts w:ascii="Wingdings" w:hAnsi="Wingdings" w:hint="default"/>
+        <w:sz w:val="20"/>
+      </w:rPr>
+    </w:lvl>
+    <w:lvl w:ilvl="4" w:tentative="1">
+      <w:start w:val="1"/>
+      <w:numFmt w:val="bullet"/>
+      <w:lvlText w:val=""/>
+      <w:lvlJc w:val="left"/>
+      <w:pPr>
+        <w:tabs>
+          <w:tab w:val="num" w:pos="3600"/>
+        </w:tabs>
+        <w:ind w:left="3600" w:hanging="360"/>
+      </w:pPr>
+      <w:rPr>
+        <w:rFonts w:ascii="Wingdings" w:hAnsi="Wingdings" w:hint="default"/>
+        <w:sz w:val="20"/>
+      </w:rPr>
+    </w:lvl>
+    <w:lvl w:ilvl="5" w:tentative="1">
+      <w:start w:val="1"/>
+      <w:numFmt w:val="bullet"/>
+      <w:lvlText w:val=""/>
+      <w:lvlJc w:val="left"/>
+      <w:pPr>
+        <w:tabs>
+          <w:tab w:val="num" w:pos="4320"/>
+        </w:tabs>
+        <w:ind w:left="4320" w:hanging="360"/>
+      </w:pPr>
+      <w:rPr>
+        <w:rFonts w:ascii="Wingdings" w:hAnsi="Wingdings" w:hint="default"/>
+        <w:sz w:val="20"/>
+      </w:rPr>
+    </w:lvl>
+    <w:lvl w:ilvl="6" w:tentative="1">
+      <w:start w:val="1"/>
+      <w:numFmt w:val="bullet"/>
+      <w:lvlText w:val=""/>
+      <w:lvlJc w:val="left"/>
+      <w:pPr>
+        <w:tabs>
+          <w:tab w:val="num" w:pos="5040"/>
+        </w:tabs>
+        <w:ind w:left="5040" w:hanging="360"/>
+      </w:pPr>
+      <w:rPr>
+        <w:rFonts w:ascii="Wingdings" w:hAnsi="Wingdings" w:hint="default"/>
+        <w:sz w:val="20"/>
+      </w:rPr>
+    </w:lvl>
+    <w:lvl w:ilvl="7" w:tentative="1">
+      <w:start w:val="1"/>
+      <w:numFmt w:val="bullet"/>
+      <w:lvlText w:val=""/>
+      <w:lvlJc w:val="left"/>
+      <w:pPr>
+        <w:tabs>
+          <w:tab w:val="num" w:pos="5760"/>
+        </w:tabs>
+        <w:ind w:left="5760" w:hanging="360"/>
+      </w:pPr>
+      <w:rPr>
+        <w:rFonts w:ascii="Wingdings" w:hAnsi="Wingdings" w:hint="default"/>
+        <w:sz w:val="20"/>
+      </w:rPr>
+    </w:lvl>
+    <w:lvl w:ilvl="8" w:tentative="1">
+      <w:start w:val="1"/>
+      <w:numFmt w:val="bullet"/>
+      <w:lvlText w:val=""/>
+      <w:lvlJc w:val="left"/>
+      <w:pPr>
+        <w:tabs>
+          <w:tab w:val="num" w:pos="6480"/>
+        </w:tabs>
+        <w:ind w:left="6480" w:hanging="360"/>
+      </w:pPr>
+      <w:rPr>
+        <w:rFonts w:ascii="Wingdings" w:hAnsi="Wingdings" w:hint="default"/>
+        <w:sz w:val="20"/>
+      </w:rPr>
+    </w:lvl>
+  </w:abstractNum>
+  <w:abstractNum w:abstractNumId="20" w15:restartNumberingAfterBreak="0">
     <w:nsid w:val="577F5E9B"/>
     <w:multiLevelType w:val="multilevel"/>
     <w:tmpl w:val="4A389EEA"/>
@@ -460,8 +5712,604 @@
       </w:pPr>
     </w:lvl>
   </w:abstractNum>
+  <w:abstractNum w:abstractNumId="21" w15:restartNumberingAfterBreak="0">
+    <w:nsid w:val="5B3C4574"/>
+    <w:multiLevelType w:val="multilevel"/>
+    <w:tmpl w:val="64D00572"/>
+    <w:lvl w:ilvl="0">
+      <w:start w:val="1"/>
+      <w:numFmt w:val="bullet"/>
+      <w:lvlText w:val=""/>
+      <w:lvlJc w:val="left"/>
+      <w:pPr>
+        <w:tabs>
+          <w:tab w:val="num" w:pos="720"/>
+        </w:tabs>
+        <w:ind w:left="720" w:hanging="360"/>
+      </w:pPr>
+      <w:rPr>
+        <w:rFonts w:ascii="Symbol" w:hAnsi="Symbol" w:hint="default"/>
+        <w:sz w:val="20"/>
+      </w:rPr>
+    </w:lvl>
+    <w:lvl w:ilvl="1" w:tentative="1">
+      <w:start w:val="1"/>
+      <w:numFmt w:val="bullet"/>
+      <w:lvlText w:val="o"/>
+      <w:lvlJc w:val="left"/>
+      <w:pPr>
+        <w:tabs>
+          <w:tab w:val="num" w:pos="1440"/>
+        </w:tabs>
+        <w:ind w:left="1440" w:hanging="360"/>
+      </w:pPr>
+      <w:rPr>
+        <w:rFonts w:ascii="Courier New" w:hAnsi="Courier New" w:hint="default"/>
+        <w:sz w:val="20"/>
+      </w:rPr>
+    </w:lvl>
+    <w:lvl w:ilvl="2" w:tentative="1">
+      <w:start w:val="1"/>
+      <w:numFmt w:val="bullet"/>
+      <w:lvlText w:val=""/>
+      <w:lvlJc w:val="left"/>
+      <w:pPr>
+        <w:tabs>
+          <w:tab w:val="num" w:pos="2160"/>
+        </w:tabs>
+        <w:ind w:left="2160" w:hanging="360"/>
+      </w:pPr>
+      <w:rPr>
+        <w:rFonts w:ascii="Wingdings" w:hAnsi="Wingdings" w:hint="default"/>
+        <w:sz w:val="20"/>
+      </w:rPr>
+    </w:lvl>
+    <w:lvl w:ilvl="3" w:tentative="1">
+      <w:start w:val="1"/>
+      <w:numFmt w:val="bullet"/>
+      <w:lvlText w:val=""/>
+      <w:lvlJc w:val="left"/>
+      <w:pPr>
+        <w:tabs>
+          <w:tab w:val="num" w:pos="2880"/>
+        </w:tabs>
+        <w:ind w:left="2880" w:hanging="360"/>
+      </w:pPr>
+      <w:rPr>
+        <w:rFonts w:ascii="Wingdings" w:hAnsi="Wingdings" w:hint="default"/>
+        <w:sz w:val="20"/>
+      </w:rPr>
+    </w:lvl>
+    <w:lvl w:ilvl="4" w:tentative="1">
+      <w:start w:val="1"/>
+      <w:numFmt w:val="bullet"/>
+      <w:lvlText w:val=""/>
+      <w:lvlJc w:val="left"/>
+      <w:pPr>
+        <w:tabs>
+          <w:tab w:val="num" w:pos="3600"/>
+        </w:tabs>
+        <w:ind w:left="3600" w:hanging="360"/>
+      </w:pPr>
+      <w:rPr>
+        <w:rFonts w:ascii="Wingdings" w:hAnsi="Wingdings" w:hint="default"/>
+        <w:sz w:val="20"/>
+      </w:rPr>
+    </w:lvl>
+    <w:lvl w:ilvl="5" w:tentative="1">
+      <w:start w:val="1"/>
+      <w:numFmt w:val="bullet"/>
+      <w:lvlText w:val=""/>
+      <w:lvlJc w:val="left"/>
+      <w:pPr>
+        <w:tabs>
+          <w:tab w:val="num" w:pos="4320"/>
+        </w:tabs>
+        <w:ind w:left="4320" w:hanging="360"/>
+      </w:pPr>
+      <w:rPr>
+        <w:rFonts w:ascii="Wingdings" w:hAnsi="Wingdings" w:hint="default"/>
+        <w:sz w:val="20"/>
+      </w:rPr>
+    </w:lvl>
+    <w:lvl w:ilvl="6" w:tentative="1">
+      <w:start w:val="1"/>
+      <w:numFmt w:val="bullet"/>
+      <w:lvlText w:val=""/>
+      <w:lvlJc w:val="left"/>
+      <w:pPr>
+        <w:tabs>
+          <w:tab w:val="num" w:pos="5040"/>
+        </w:tabs>
+        <w:ind w:left="5040" w:hanging="360"/>
+      </w:pPr>
+      <w:rPr>
+        <w:rFonts w:ascii="Wingdings" w:hAnsi="Wingdings" w:hint="default"/>
+        <w:sz w:val="20"/>
+      </w:rPr>
+    </w:lvl>
+    <w:lvl w:ilvl="7" w:tentative="1">
+      <w:start w:val="1"/>
+      <w:numFmt w:val="bullet"/>
+      <w:lvlText w:val=""/>
+      <w:lvlJc w:val="left"/>
+      <w:pPr>
+        <w:tabs>
+          <w:tab w:val="num" w:pos="5760"/>
+        </w:tabs>
+        <w:ind w:left="5760" w:hanging="360"/>
+      </w:pPr>
+      <w:rPr>
+        <w:rFonts w:ascii="Wingdings" w:hAnsi="Wingdings" w:hint="default"/>
+        <w:sz w:val="20"/>
+      </w:rPr>
+    </w:lvl>
+    <w:lvl w:ilvl="8" w:tentative="1">
+      <w:start w:val="1"/>
+      <w:numFmt w:val="bullet"/>
+      <w:lvlText w:val=""/>
+      <w:lvlJc w:val="left"/>
+      <w:pPr>
+        <w:tabs>
+          <w:tab w:val="num" w:pos="6480"/>
+        </w:tabs>
+        <w:ind w:left="6480" w:hanging="360"/>
+      </w:pPr>
+      <w:rPr>
+        <w:rFonts w:ascii="Wingdings" w:hAnsi="Wingdings" w:hint="default"/>
+        <w:sz w:val="20"/>
+      </w:rPr>
+    </w:lvl>
+  </w:abstractNum>
+  <w:abstractNum w:abstractNumId="22" w15:restartNumberingAfterBreak="0">
+    <w:nsid w:val="5E331EDC"/>
+    <w:multiLevelType w:val="multilevel"/>
+    <w:tmpl w:val="45E869A4"/>
+    <w:lvl w:ilvl="0">
+      <w:start w:val="1"/>
+      <w:numFmt w:val="bullet"/>
+      <w:lvlText w:val=""/>
+      <w:lvlJc w:val="left"/>
+      <w:pPr>
+        <w:tabs>
+          <w:tab w:val="num" w:pos="720"/>
+        </w:tabs>
+        <w:ind w:left="720" w:hanging="360"/>
+      </w:pPr>
+      <w:rPr>
+        <w:rFonts w:ascii="Symbol" w:hAnsi="Symbol" w:hint="default"/>
+        <w:sz w:val="20"/>
+      </w:rPr>
+    </w:lvl>
+    <w:lvl w:ilvl="1" w:tentative="1">
+      <w:start w:val="1"/>
+      <w:numFmt w:val="bullet"/>
+      <w:lvlText w:val="o"/>
+      <w:lvlJc w:val="left"/>
+      <w:pPr>
+        <w:tabs>
+          <w:tab w:val="num" w:pos="1440"/>
+        </w:tabs>
+        <w:ind w:left="1440" w:hanging="360"/>
+      </w:pPr>
+      <w:rPr>
+        <w:rFonts w:ascii="Courier New" w:hAnsi="Courier New" w:hint="default"/>
+        <w:sz w:val="20"/>
+      </w:rPr>
+    </w:lvl>
+    <w:lvl w:ilvl="2" w:tentative="1">
+      <w:start w:val="1"/>
+      <w:numFmt w:val="bullet"/>
+      <w:lvlText w:val=""/>
+      <w:lvlJc w:val="left"/>
+      <w:pPr>
+        <w:tabs>
+          <w:tab w:val="num" w:pos="2160"/>
+        </w:tabs>
+        <w:ind w:left="2160" w:hanging="360"/>
+      </w:pPr>
+      <w:rPr>
+        <w:rFonts w:ascii="Wingdings" w:hAnsi="Wingdings" w:hint="default"/>
+        <w:sz w:val="20"/>
+      </w:rPr>
+    </w:lvl>
+    <w:lvl w:ilvl="3" w:tentative="1">
+      <w:start w:val="1"/>
+      <w:numFmt w:val="bullet"/>
+      <w:lvlText w:val=""/>
+      <w:lvlJc w:val="left"/>
+      <w:pPr>
+        <w:tabs>
+          <w:tab w:val="num" w:pos="2880"/>
+        </w:tabs>
+        <w:ind w:left="2880" w:hanging="360"/>
+      </w:pPr>
+      <w:rPr>
+        <w:rFonts w:ascii="Wingdings" w:hAnsi="Wingdings" w:hint="default"/>
+        <w:sz w:val="20"/>
+      </w:rPr>
+    </w:lvl>
+    <w:lvl w:ilvl="4" w:tentative="1">
+      <w:start w:val="1"/>
+      <w:numFmt w:val="bullet"/>
+      <w:lvlText w:val=""/>
+      <w:lvlJc w:val="left"/>
+      <w:pPr>
+        <w:tabs>
+          <w:tab w:val="num" w:pos="3600"/>
+        </w:tabs>
+        <w:ind w:left="3600" w:hanging="360"/>
+      </w:pPr>
+      <w:rPr>
+        <w:rFonts w:ascii="Wingdings" w:hAnsi="Wingdings" w:hint="default"/>
+        <w:sz w:val="20"/>
+      </w:rPr>
+    </w:lvl>
+    <w:lvl w:ilvl="5" w:tentative="1">
+      <w:start w:val="1"/>
+      <w:numFmt w:val="bullet"/>
+      <w:lvlText w:val=""/>
+      <w:lvlJc w:val="left"/>
+      <w:pPr>
+        <w:tabs>
+          <w:tab w:val="num" w:pos="4320"/>
+        </w:tabs>
+        <w:ind w:left="4320" w:hanging="360"/>
+      </w:pPr>
+      <w:rPr>
+        <w:rFonts w:ascii="Wingdings" w:hAnsi="Wingdings" w:hint="default"/>
+        <w:sz w:val="20"/>
+      </w:rPr>
+    </w:lvl>
+    <w:lvl w:ilvl="6" w:tentative="1">
+      <w:start w:val="1"/>
+      <w:numFmt w:val="bullet"/>
+      <w:lvlText w:val=""/>
+      <w:lvlJc w:val="left"/>
+      <w:pPr>
+        <w:tabs>
+          <w:tab w:val="num" w:pos="5040"/>
+        </w:tabs>
+        <w:ind w:left="5040" w:hanging="360"/>
+      </w:pPr>
+      <w:rPr>
+        <w:rFonts w:ascii="Wingdings" w:hAnsi="Wingdings" w:hint="default"/>
+        <w:sz w:val="20"/>
+      </w:rPr>
+    </w:lvl>
+    <w:lvl w:ilvl="7" w:tentative="1">
+      <w:start w:val="1"/>
+      <w:numFmt w:val="bullet"/>
+      <w:lvlText w:val=""/>
+      <w:lvlJc w:val="left"/>
+      <w:pPr>
+        <w:tabs>
+          <w:tab w:val="num" w:pos="5760"/>
+        </w:tabs>
+        <w:ind w:left="5760" w:hanging="360"/>
+      </w:pPr>
+      <w:rPr>
+        <w:rFonts w:ascii="Wingdings" w:hAnsi="Wingdings" w:hint="default"/>
+        <w:sz w:val="20"/>
+      </w:rPr>
+    </w:lvl>
+    <w:lvl w:ilvl="8" w:tentative="1">
+      <w:start w:val="1"/>
+      <w:numFmt w:val="bullet"/>
+      <w:lvlText w:val=""/>
+      <w:lvlJc w:val="left"/>
+      <w:pPr>
+        <w:tabs>
+          <w:tab w:val="num" w:pos="6480"/>
+        </w:tabs>
+        <w:ind w:left="6480" w:hanging="360"/>
+      </w:pPr>
+      <w:rPr>
+        <w:rFonts w:ascii="Wingdings" w:hAnsi="Wingdings" w:hint="default"/>
+        <w:sz w:val="20"/>
+      </w:rPr>
+    </w:lvl>
+  </w:abstractNum>
+  <w:abstractNum w:abstractNumId="23" w15:restartNumberingAfterBreak="0">
+    <w:nsid w:val="60A3213E"/>
+    <w:multiLevelType w:val="multilevel"/>
+    <w:tmpl w:val="DA404DA2"/>
+    <w:lvl w:ilvl="0">
+      <w:start w:val="1"/>
+      <w:numFmt w:val="decimal"/>
+      <w:lvlText w:val="%1."/>
+      <w:lvlJc w:val="left"/>
+      <w:pPr>
+        <w:tabs>
+          <w:tab w:val="num" w:pos="720"/>
+        </w:tabs>
+        <w:ind w:left="720" w:hanging="360"/>
+      </w:pPr>
+    </w:lvl>
+    <w:lvl w:ilvl="1" w:tentative="1">
+      <w:start w:val="1"/>
+      <w:numFmt w:val="decimal"/>
+      <w:lvlText w:val="%2."/>
+      <w:lvlJc w:val="left"/>
+      <w:pPr>
+        <w:tabs>
+          <w:tab w:val="num" w:pos="1440"/>
+        </w:tabs>
+        <w:ind w:left="1440" w:hanging="360"/>
+      </w:pPr>
+    </w:lvl>
+    <w:lvl w:ilvl="2" w:tentative="1">
+      <w:start w:val="1"/>
+      <w:numFmt w:val="decimal"/>
+      <w:lvlText w:val="%3."/>
+      <w:lvlJc w:val="left"/>
+      <w:pPr>
+        <w:tabs>
+          <w:tab w:val="num" w:pos="2160"/>
+        </w:tabs>
+        <w:ind w:left="2160" w:hanging="360"/>
+      </w:pPr>
+    </w:lvl>
+    <w:lvl w:ilvl="3" w:tentative="1">
+      <w:start w:val="1"/>
+      <w:numFmt w:val="decimal"/>
+      <w:lvlText w:val="%4."/>
+      <w:lvlJc w:val="left"/>
+      <w:pPr>
+        <w:tabs>
+          <w:tab w:val="num" w:pos="2880"/>
+        </w:tabs>
+        <w:ind w:left="2880" w:hanging="360"/>
+      </w:pPr>
+    </w:lvl>
+    <w:lvl w:ilvl="4" w:tentative="1">
+      <w:start w:val="1"/>
+      <w:numFmt w:val="decimal"/>
+      <w:lvlText w:val="%5."/>
+      <w:lvlJc w:val="left"/>
+      <w:pPr>
+        <w:tabs>
+          <w:tab w:val="num" w:pos="3600"/>
+        </w:tabs>
+        <w:ind w:left="3600" w:hanging="360"/>
+      </w:pPr>
+    </w:lvl>
+    <w:lvl w:ilvl="5" w:tentative="1">
+      <w:start w:val="1"/>
+      <w:numFmt w:val="decimal"/>
+      <w:lvlText w:val="%6."/>
+      <w:lvlJc w:val="left"/>
+      <w:pPr>
+        <w:tabs>
+          <w:tab w:val="num" w:pos="4320"/>
+        </w:tabs>
+        <w:ind w:left="4320" w:hanging="360"/>
+      </w:pPr>
+    </w:lvl>
+    <w:lvl w:ilvl="6" w:tentative="1">
+      <w:start w:val="1"/>
+      <w:numFmt w:val="decimal"/>
+      <w:lvlText w:val="%7."/>
+      <w:lvlJc w:val="left"/>
+      <w:pPr>
+        <w:tabs>
+          <w:tab w:val="num" w:pos="5040"/>
+        </w:tabs>
+        <w:ind w:left="5040" w:hanging="360"/>
+      </w:pPr>
+    </w:lvl>
+    <w:lvl w:ilvl="7" w:tentative="1">
+      <w:start w:val="1"/>
+      <w:numFmt w:val="decimal"/>
+      <w:lvlText w:val="%8."/>
+      <w:lvlJc w:val="left"/>
+      <w:pPr>
+        <w:tabs>
+          <w:tab w:val="num" w:pos="5760"/>
+        </w:tabs>
+        <w:ind w:left="5760" w:hanging="360"/>
+      </w:pPr>
+    </w:lvl>
+    <w:lvl w:ilvl="8" w:tentative="1">
+      <w:start w:val="1"/>
+      <w:numFmt w:val="decimal"/>
+      <w:lvlText w:val="%9."/>
+      <w:lvlJc w:val="left"/>
+      <w:pPr>
+        <w:tabs>
+          <w:tab w:val="num" w:pos="6480"/>
+        </w:tabs>
+        <w:ind w:left="6480" w:hanging="360"/>
+      </w:pPr>
+    </w:lvl>
+  </w:abstractNum>
+  <w:abstractNum w:abstractNumId="24" w15:restartNumberingAfterBreak="0">
+    <w:nsid w:val="77C502AF"/>
+    <w:multiLevelType w:val="multilevel"/>
+    <w:tmpl w:val="2E9ECCC8"/>
+    <w:lvl w:ilvl="0">
+      <w:start w:val="1"/>
+      <w:numFmt w:val="decimal"/>
+      <w:lvlText w:val="%1."/>
+      <w:lvlJc w:val="left"/>
+      <w:pPr>
+        <w:tabs>
+          <w:tab w:val="num" w:pos="720"/>
+        </w:tabs>
+        <w:ind w:left="720" w:hanging="360"/>
+      </w:pPr>
+    </w:lvl>
+    <w:lvl w:ilvl="1" w:tentative="1">
+      <w:start w:val="1"/>
+      <w:numFmt w:val="decimal"/>
+      <w:lvlText w:val="%2."/>
+      <w:lvlJc w:val="left"/>
+      <w:pPr>
+        <w:tabs>
+          <w:tab w:val="num" w:pos="1440"/>
+        </w:tabs>
+        <w:ind w:left="1440" w:hanging="360"/>
+      </w:pPr>
+    </w:lvl>
+    <w:lvl w:ilvl="2" w:tentative="1">
+      <w:start w:val="1"/>
+      <w:numFmt w:val="decimal"/>
+      <w:lvlText w:val="%3."/>
+      <w:lvlJc w:val="left"/>
+      <w:pPr>
+        <w:tabs>
+          <w:tab w:val="num" w:pos="2160"/>
+        </w:tabs>
+        <w:ind w:left="2160" w:hanging="360"/>
+      </w:pPr>
+    </w:lvl>
+    <w:lvl w:ilvl="3" w:tentative="1">
+      <w:start w:val="1"/>
+      <w:numFmt w:val="decimal"/>
+      <w:lvlText w:val="%4."/>
+      <w:lvlJc w:val="left"/>
+      <w:pPr>
+        <w:tabs>
+          <w:tab w:val="num" w:pos="2880"/>
+        </w:tabs>
+        <w:ind w:left="2880" w:hanging="360"/>
+      </w:pPr>
+    </w:lvl>
+    <w:lvl w:ilvl="4" w:tentative="1">
+      <w:start w:val="1"/>
+      <w:numFmt w:val="decimal"/>
+      <w:lvlText w:val="%5."/>
+      <w:lvlJc w:val="left"/>
+      <w:pPr>
+        <w:tabs>
+          <w:tab w:val="num" w:pos="3600"/>
+        </w:tabs>
+        <w:ind w:left="3600" w:hanging="360"/>
+      </w:pPr>
+    </w:lvl>
+    <w:lvl w:ilvl="5" w:tentative="1">
+      <w:start w:val="1"/>
+      <w:numFmt w:val="decimal"/>
+      <w:lvlText w:val="%6."/>
+      <w:lvlJc w:val="left"/>
+      <w:pPr>
+        <w:tabs>
+          <w:tab w:val="num" w:pos="4320"/>
+        </w:tabs>
+        <w:ind w:left="4320" w:hanging="360"/>
+      </w:pPr>
+    </w:lvl>
+    <w:lvl w:ilvl="6" w:tentative="1">
+      <w:start w:val="1"/>
+      <w:numFmt w:val="decimal"/>
+      <w:lvlText w:val="%7."/>
+      <w:lvlJc w:val="left"/>
+      <w:pPr>
+        <w:tabs>
+          <w:tab w:val="num" w:pos="5040"/>
+        </w:tabs>
+        <w:ind w:left="5040" w:hanging="360"/>
+      </w:pPr>
+    </w:lvl>
+    <w:lvl w:ilvl="7" w:tentative="1">
+      <w:start w:val="1"/>
+      <w:numFmt w:val="decimal"/>
+      <w:lvlText w:val="%8."/>
+      <w:lvlJc w:val="left"/>
+      <w:pPr>
+        <w:tabs>
+          <w:tab w:val="num" w:pos="5760"/>
+        </w:tabs>
+        <w:ind w:left="5760" w:hanging="360"/>
+      </w:pPr>
+    </w:lvl>
+    <w:lvl w:ilvl="8" w:tentative="1">
+      <w:start w:val="1"/>
+      <w:numFmt w:val="decimal"/>
+      <w:lvlText w:val="%9."/>
+      <w:lvlJc w:val="left"/>
+      <w:pPr>
+        <w:tabs>
+          <w:tab w:val="num" w:pos="6480"/>
+        </w:tabs>
+        <w:ind w:left="6480" w:hanging="360"/>
+      </w:pPr>
+    </w:lvl>
+  </w:abstractNum>
   <w:num w:numId="1" w16cid:durableId="1950507945">
+    <w:abstractNumId w:val="20"/>
+  </w:num>
+  <w:num w:numId="2" w16cid:durableId="1638488267">
+    <w:abstractNumId w:val="24"/>
+  </w:num>
+  <w:num w:numId="3" w16cid:durableId="778764335">
+    <w:abstractNumId w:val="11"/>
+  </w:num>
+  <w:num w:numId="4" w16cid:durableId="1389299689">
+    <w:abstractNumId w:val="16"/>
+  </w:num>
+  <w:num w:numId="5" w16cid:durableId="1893225298">
+    <w:abstractNumId w:val="13"/>
+  </w:num>
+  <w:num w:numId="6" w16cid:durableId="1534463779">
+    <w:abstractNumId w:val="10"/>
+  </w:num>
+  <w:num w:numId="7" w16cid:durableId="635334610">
+    <w:abstractNumId w:val="21"/>
+  </w:num>
+  <w:num w:numId="8" w16cid:durableId="1575510200">
+    <w:abstractNumId w:val="8"/>
+  </w:num>
+  <w:num w:numId="9" w16cid:durableId="1212691349">
+    <w:abstractNumId w:val="15"/>
+  </w:num>
+  <w:num w:numId="10" w16cid:durableId="1543903077">
+    <w:abstractNumId w:val="2"/>
+  </w:num>
+  <w:num w:numId="11" w16cid:durableId="1849321958">
+    <w:abstractNumId w:val="12"/>
+  </w:num>
+  <w:num w:numId="12" w16cid:durableId="1638221639">
+    <w:abstractNumId w:val="7"/>
+  </w:num>
+  <w:num w:numId="13" w16cid:durableId="1512984063">
+    <w:abstractNumId w:val="23"/>
+  </w:num>
+  <w:num w:numId="14" w16cid:durableId="704796112">
+    <w:abstractNumId w:val="1"/>
+  </w:num>
+  <w:num w:numId="15" w16cid:durableId="937711574">
+    <w:abstractNumId w:val="18"/>
+  </w:num>
+  <w:num w:numId="16" w16cid:durableId="388071402">
+    <w:abstractNumId w:val="5"/>
+  </w:num>
+  <w:num w:numId="17" w16cid:durableId="327558171">
+    <w:abstractNumId w:val="6"/>
+  </w:num>
+  <w:num w:numId="18" w16cid:durableId="720783878">
+    <w:abstractNumId w:val="22"/>
+  </w:num>
+  <w:num w:numId="19" w16cid:durableId="401762111">
     <w:abstractNumId w:val="0"/>
+  </w:num>
+  <w:num w:numId="20" w16cid:durableId="44764579">
+    <w:abstractNumId w:val="9"/>
+  </w:num>
+  <w:num w:numId="21" w16cid:durableId="529802269">
+    <w:abstractNumId w:val="3"/>
+  </w:num>
+  <w:num w:numId="22" w16cid:durableId="1841846830">
+    <w:abstractNumId w:val="17"/>
+  </w:num>
+  <w:num w:numId="23" w16cid:durableId="1170407818">
+    <w:abstractNumId w:val="19"/>
+  </w:num>
+  <w:num w:numId="24" w16cid:durableId="6761392">
+    <w:abstractNumId w:val="14"/>
+  </w:num>
+  <w:num w:numId="25" w16cid:durableId="51542031">
+    <w:abstractNumId w:val="4"/>
   </w:num>
 </w:numbering>
 </file>
@@ -866,6 +6714,7 @@
   <w:style w:type="paragraph" w:default="1" w:styleId="Normal">
     <w:name w:val="Normal"/>
     <w:qFormat/>
+    <w:rsid w:val="006D6E72"/>
   </w:style>
   <w:style w:type="paragraph" w:styleId="Heading1">
     <w:name w:val="heading 1"/>
